--- a/sprawozdanie3.docx
+++ b/sprawozdanie3.docx
@@ -17,36 +17,21 @@
         <w:jc w:val="center"/>
       </w:pPr>
       <w:r>
-        <w:t xml:space="preserve">Maria </w:t>
-      </w:r>
-      <w:proofErr w:type="spellStart"/>
-      <w:r>
-        <w:t>Linkowska</w:t>
-      </w:r>
-      <w:proofErr w:type="spellEnd"/>
-      <w:r>
-        <w:t xml:space="preserve"> 1</w:t>
+        <w:t>Maria Linkowska 1</w:t>
       </w:r>
       <w:r>
-        <w:t xml:space="preserve">67906, Sara </w:t>
-      </w:r>
-      <w:proofErr w:type="spellStart"/>
-      <w:r>
-        <w:t>Rachmańczuk</w:t>
-      </w:r>
-      <w:proofErr w:type="spellEnd"/>
-      <w:r>
-        <w:t xml:space="preserve"> 167898</w:t>
+        <w:t>67906, Sara Rachmańczuk 167898</w:t>
       </w:r>
     </w:p>
     <w:p>
-      <w:r>
-        <w:rPr>
-          <w:b/>
-          <w:bCs/>
-        </w:rPr>
-        <w:t xml:space="preserve">1. </w:t>
-      </w:r>
+      <w:pPr>
+        <w:pStyle w:val="Akapitzlist"/>
+        <w:numPr>
+          <w:ilvl w:val="0"/>
+          <w:numId w:val="7"/>
+        </w:numPr>
+        <w:jc w:val="both"/>
+      </w:pPr>
       <w:r>
         <w:rPr>
           <w:b/>
@@ -55,21 +40,18 @@
         <w:t>Celem</w:t>
       </w:r>
       <w:r>
-        <w:t xml:space="preserve"> zadania była implementacja dwóch metod sortowania topologicznego skierowanych grafów acyklicznych (DAG) – algorytmu </w:t>
-      </w:r>
-      <w:proofErr w:type="spellStart"/>
-      <w:r>
-        <w:t>Tarjana</w:t>
-      </w:r>
-      <w:proofErr w:type="spellEnd"/>
-      <w:r>
-        <w:t xml:space="preserve"> (opartego na przeszukiwaniu w głąb, DFS) oraz algorytmu Kahna (opartego na metodzie usuwania wierzchołków o zerowym stopniu wejściowym). Badania koncentrowały się na przeprowadzeniu analizy porównawczej czasów wykonania obu algorytmów w zależności od rozmiaru danych (liczby wierzchołków n), nasycenia grafu (gęstości s) oraz zastosowanej reprezentacji maszynowej grafu w pamięci.</w:t>
+        <w:t xml:space="preserve"> zadania była implementacja dwóch metod sortowania topologicznego skierowanych grafów acyklicznych (DAG) – algorytmu Tarjana (opartego na przeszukiwaniu w głąb, DFS) oraz algorytmu Kahna (opartego na metodzie usuwania wierzchołków o zerowym stopniu wejściowym). Badania koncentrowały się na przeprowadzeniu analizy porównawczej czasów wykonania obu algorytmów w zależności od rozmiaru danych (liczby wierzchołków n), nasycenia grafu (gęstości s) oraz zastosowanej reprezentacji maszynowej grafu w pamięci.</w:t>
       </w:r>
     </w:p>
     <w:p>
-      <w:r>
-        <w:t xml:space="preserve">2. </w:t>
-      </w:r>
+      <w:pPr>
+        <w:pStyle w:val="Akapitzlist"/>
+        <w:numPr>
+          <w:ilvl w:val="0"/>
+          <w:numId w:val="7"/>
+        </w:numPr>
+        <w:jc w:val="both"/>
+      </w:pPr>
       <w:r>
         <w:rPr>
           <w:b/>
@@ -79,6 +61,10 @@
       </w:r>
     </w:p>
     <w:p>
+      <w:pPr>
+        <w:pStyle w:val="Akapitzlist"/>
+        <w:jc w:val="both"/>
+      </w:pPr>
       <w:r>
         <w:t>W ramach eksperymentów zaimplementowano generatory spójnych grafów DAG oraz trzy podstawowe reprezentacje grafów w pamięci:</w:t>
       </w:r>
@@ -89,6 +75,7 @@
           <w:ilvl w:val="0"/>
           <w:numId w:val="2"/>
         </w:numPr>
+        <w:jc w:val="both"/>
       </w:pPr>
       <w:r>
         <w:rPr>
@@ -113,6 +100,7 @@
           <w:ilvl w:val="0"/>
           <w:numId w:val="2"/>
         </w:numPr>
+        <w:jc w:val="both"/>
       </w:pPr>
       <w:r>
         <w:rPr>
@@ -131,6 +119,7 @@
           <w:ilvl w:val="0"/>
           <w:numId w:val="2"/>
         </w:numPr>
+        <w:jc w:val="both"/>
       </w:pPr>
       <w:r>
         <w:rPr>
@@ -144,13 +133,40 @@
       </w:r>
     </w:p>
     <w:p>
+      <w:pPr>
+        <w:pStyle w:val="Akapitzlist"/>
+        <w:numPr>
+          <w:ilvl w:val="0"/>
+          <w:numId w:val="7"/>
+        </w:numPr>
+        <w:jc w:val="both"/>
+        <w:rPr>
+          <w:b/>
+          <w:bCs/>
+        </w:rPr>
+      </w:pPr>
       <w:r>
-        <w:t>3. Metodologia testów i pomiarów</w:t>
+        <w:rPr>
+          <w:b/>
+          <w:bCs/>
+        </w:rPr>
+        <w:t>Metodologia testów i pomiarów</w:t>
       </w:r>
     </w:p>
     <w:p>
+      <w:pPr>
+        <w:pStyle w:val="Akapitzlist"/>
+        <w:jc w:val="both"/>
+        <w:rPr>
+          <w:b/>
+          <w:bCs/>
+        </w:rPr>
+      </w:pPr>
       <w:r>
-        <w:t>W celu przeprowadzenia rzetelnej analizy porównawczej, opracowano rygorystyczną procedurę pomiarową. Zaprojektowano dwa niezależne eksperymenty badające czas sortowania topologicznego w milisekundach [ms]:</w:t>
+        <w:t>W</w:t>
+      </w:r>
+      <w:r>
+        <w:t xml:space="preserve"> celu przeprowadzenia rzetelnej analizy porównawczej, opracowano rygorystyczną procedurę pomiarową. Zaprojektowano dwa niezależne eksperymenty badające czas sortowania topologicznego w milisekundach [ms]:</w:t>
       </w:r>
     </w:p>
     <w:p>
@@ -159,9 +175,10 @@
           <w:ilvl w:val="0"/>
           <w:numId w:val="3"/>
         </w:numPr>
+        <w:jc w:val="both"/>
       </w:pPr>
       <w:r>
-        <w:t>Eksperyment 1 (Liniowy wzrost n): Badanie wpływu rosnącej liczby wierzchołków na czas obliczeń przy stałych poziomach nasycenia grafu. Wybrano zakres od n=100 do n=1000 (krok co 100), badając grafy rzadkie (s=10\%), średnio gęste (s=50\%) oraz bardzo gęste (s=90\%).</w:t>
+        <w:t>Eksperyment 1 (Liniowy wzrost n): Badanie wpływu rosnącej liczby wierzchołków na czas obliczeń przy stałych poziomach nasycenia grafu. Wybrano zakres od n=100 do n=1000 (krok co 100), badając grafy rzadkie (s=10%), średnio gęste (s=50%) oraz bardzo gęste (s=90%).</w:t>
       </w:r>
     </w:p>
     <w:p>
@@ -170,30 +187,43 @@
           <w:ilvl w:val="0"/>
           <w:numId w:val="3"/>
         </w:numPr>
+        <w:jc w:val="both"/>
       </w:pPr>
       <w:r>
-        <w:t>Eksperyment 2 (Liniowy wzrost s): Badanie wpływu rosnącej gęstości grafu na czas obliczeń przy stałym rozmiarze danych. Ustalono stałą liczbę wierzchołków n=500, testując nasycenia rosnące liniowo od s=10\% do s=90\% (krok co 10%).</w:t>
-      </w:r>
-    </w:p>
-    <w:p>
-      <w:r>
-        <w:t xml:space="preserve">Dla każdego unikalnego punktu pomiarowego (kombinacja algorytmu, reprezentacji, n oraz s) wygenerowano 10 niezależnych instancji grafów losowych. Wynikiem punktowym </w:t>
-      </w:r>
-      <w:r>
-        <w:lastRenderedPageBreak/>
-        <w:t>zaprezentowanym na wykresach w kolejnych sekcjach sprawozdania jest średnia arytmetyczna czasów tych iteracji. W celu weryfikacji stabilności pomiarowej algorytmów, dla każdego punktu wyliczono oraz naniesiono na wykresy odchylenie standardowe w postaci słupków błędów.</w:t>
+        <w:t>Eksperyment 2 (Liniowy wzrost s): Badanie wpływu rosnącej gęstości grafu na czas obliczeń przy stałym rozmiarze danych. Ustalono stałą liczbę wierzchołków n=500, testując nasycenia rosnące liniowo od s=10% do s=90% (krok co 10%).</w:t>
       </w:r>
     </w:p>
     <w:p>
       <w:pPr>
+        <w:ind w:left="708"/>
+        <w:jc w:val="both"/>
+      </w:pPr>
+      <w:r>
+        <w:t xml:space="preserve">Dla każdego unikalnego punktu pomiarowego (kombinacja algorytmu, reprezentacji, n oraz s) wygenerowano 10 niezależnych instancji grafów losowych. Wynikiem punktowym zaprezentowanym na wykresach w kolejnych sekcjach sprawozdania jest średnia </w:t>
+      </w:r>
+      <w:r>
+        <w:lastRenderedPageBreak/>
+        <w:t>arytmetyczna</w:t>
+      </w:r>
+      <w:r>
+        <w:t xml:space="preserve"> </w:t>
+      </w:r>
+      <w:r>
+        <w:t>czasów tych iteracji. W celu weryfikacji stabilności pomiarowej algorytmów, dla każdego punktu wyliczono oraz naniesiono na wykresy odchylenie standardowe w postaci słupków błędów.</w:t>
+      </w:r>
+    </w:p>
+    <w:p>
+      <w:pPr>
+        <w:pStyle w:val="Akapitzlist"/>
+        <w:numPr>
+          <w:ilvl w:val="0"/>
+          <w:numId w:val="7"/>
+        </w:numPr>
         <w:rPr>
           <w:b/>
           <w:bCs/>
         </w:rPr>
       </w:pPr>
-      <w:r>
-        <w:t xml:space="preserve">4. </w:t>
-      </w:r>
       <w:r>
         <w:rPr>
           <w:b/>
@@ -203,6 +233,10 @@
       </w:r>
     </w:p>
     <w:p>
+      <w:pPr>
+        <w:ind w:left="360"/>
+        <w:jc w:val="both"/>
+      </w:pPr>
       <w:r>
         <w:t>Pierwszy eksperyment skupiał się na zbadaniu, jak algorytmy radzą sobie ze stałym procentowym nasyceniem krawędzi, podczas gdy całkowity rozmiar grafu (liczba wierzchołków n) rośnie liniowo od 100 do 1000.</w:t>
       </w:r>
@@ -212,38 +246,30 @@
         <w:pStyle w:val="Akapitzlist"/>
         <w:numPr>
           <w:ilvl w:val="0"/>
-          <w:numId w:val="4"/>
+          <w:numId w:val="8"/>
         </w:numPr>
-      </w:pPr>
-      <w:r>
-        <w:t>Macierz sąsiedztwa</w:t>
-      </w:r>
-    </w:p>
-    <w:p>
-      <w:pPr>
-        <w:pStyle w:val="Akapitzlist"/>
       </w:pPr>
       <w:r>
         <w:rPr>
           <w:noProof/>
         </w:rPr>
         <w:drawing>
-          <wp:anchor distT="0" distB="0" distL="114300" distR="114300" simplePos="0" relativeHeight="251658240" behindDoc="1" locked="0" layoutInCell="1" allowOverlap="1" wp14:anchorId="551B7465" wp14:editId="493E48F8">
+          <wp:anchor distT="0" distB="0" distL="114300" distR="114300" simplePos="0" relativeHeight="251658240" behindDoc="1" locked="0" layoutInCell="1" allowOverlap="1" wp14:anchorId="551B7465" wp14:editId="41E263D1">
             <wp:simplePos x="0" y="0"/>
-            <wp:positionH relativeFrom="column">
-              <wp:posOffset>14605</wp:posOffset>
+            <wp:positionH relativeFrom="margin">
+              <wp:align>right</wp:align>
             </wp:positionH>
             <wp:positionV relativeFrom="paragraph">
-              <wp:posOffset>180340</wp:posOffset>
+              <wp:posOffset>257175</wp:posOffset>
             </wp:positionV>
-            <wp:extent cx="5760720" cy="3790315"/>
-            <wp:effectExtent l="0" t="0" r="11430" b="635"/>
+            <wp:extent cx="5753100" cy="4732020"/>
+            <wp:effectExtent l="0" t="0" r="0" b="11430"/>
             <wp:wrapTight wrapText="bothSides">
               <wp:wrapPolygon edited="0">
                 <wp:start x="0" y="0"/>
-                <wp:lineTo x="0" y="21495"/>
-                <wp:lineTo x="21571" y="21495"/>
-                <wp:lineTo x="21571" y="0"/>
+                <wp:lineTo x="0" y="21565"/>
+                <wp:lineTo x="21528" y="21565"/>
+                <wp:lineTo x="21528" y="0"/>
                 <wp:lineTo x="0" y="0"/>
               </wp:wrapPolygon>
             </wp:wrapTight>
@@ -257,26 +283,43 @@
             <wp:cNvGraphicFramePr/>
             <a:graphic xmlns:a="http://schemas.openxmlformats.org/drawingml/2006/main">
               <a:graphicData uri="http://schemas.openxmlformats.org/drawingml/2006/chart">
-                <c:chart xmlns:c="http://schemas.openxmlformats.org/drawingml/2006/chart" xmlns:r="http://schemas.openxmlformats.org/officeDocument/2006/relationships" r:id="rId5"/>
+                <c:chart xmlns:c="http://schemas.openxmlformats.org/drawingml/2006/chart" xmlns:r="http://schemas.openxmlformats.org/officeDocument/2006/relationships" r:id="rId7"/>
               </a:graphicData>
             </a:graphic>
+            <wp14:sizeRelH relativeFrom="margin">
+              <wp14:pctWidth>0</wp14:pctWidth>
+            </wp14:sizeRelH>
+            <wp14:sizeRelV relativeFrom="margin">
+              <wp14:pctHeight>0</wp14:pctHeight>
+            </wp14:sizeRelV>
           </wp:anchor>
         </w:drawing>
       </w:r>
+      <w:r>
+        <w:t>Macierz sąsiedztwa</w:t>
+      </w:r>
     </w:p>
+    <w:p/>
     <w:p>
       <w:pPr>
         <w:pStyle w:val="Akapitzlist"/>
+        <w:numPr>
+          <w:ilvl w:val="0"/>
+          <w:numId w:val="10"/>
+        </w:numPr>
+        <w:jc w:val="both"/>
       </w:pPr>
-    </w:p>
-    <w:p>
-      <w:pPr>
-        <w:pStyle w:val="Akapitzlist"/>
-      </w:pPr>
-    </w:p>
-    <w:p>
       <w:r>
-        <w:br w:type="page"/>
+        <w:t>Charakterystyka – wykres przedstawia kwadratowy wzrost czasu obliczeń względem liczby wierzchołków, co jest zgodne z teoretyczną reprezentacją O(n</w:t>
+      </w:r>
+      <w:r>
+        <w:rPr>
+          <w:vertAlign w:val="superscript"/>
+        </w:rPr>
+        <w:t>2</w:t>
+      </w:r>
+      <w:r>
+        <w:t>) dla tej reprezentacji.</w:t>
       </w:r>
     </w:p>
     <w:p>
@@ -284,39 +327,57 @@
         <w:pStyle w:val="Akapitzlist"/>
         <w:numPr>
           <w:ilvl w:val="0"/>
-          <w:numId w:val="4"/>
+          <w:numId w:val="10"/>
         </w:numPr>
+        <w:jc w:val="both"/>
       </w:pPr>
       <w:r>
-        <w:lastRenderedPageBreak/>
-        <w:t>Lista następników</w:t>
+        <w:t xml:space="preserve">Zależność od nasycenia – algorytmy pracują nieco szybciej dla nasycenia 90% niż dla nasycenia 50%. Wynika to z faktu, że w gęstych grafach warunki stopu w pętlach wyszukujących krawędzie są spełniane szybciej. </w:t>
       </w:r>
     </w:p>
     <w:p>
       <w:pPr>
         <w:pStyle w:val="Akapitzlist"/>
+        <w:numPr>
+          <w:ilvl w:val="0"/>
+          <w:numId w:val="10"/>
+        </w:numPr>
+        <w:jc w:val="both"/>
+      </w:pPr>
+      <w:r>
+        <w:t xml:space="preserve">Porównanie algorytmów – Algorytm Tarjana (DFS) konsekwentnie osiąga lepsze wyniki niż algorytm Kahna, ze względu na mniejszy narzut operacyjny przy przeszukiwaniu macierzy. </w:t>
+      </w:r>
+    </w:p>
+    <w:p>
+      <w:pPr>
+        <w:pStyle w:val="Akapitzlist"/>
+        <w:numPr>
+          <w:ilvl w:val="0"/>
+          <w:numId w:val="8"/>
+        </w:numPr>
       </w:pPr>
       <w:r>
         <w:rPr>
           <w:noProof/>
         </w:rPr>
+        <w:lastRenderedPageBreak/>
         <w:drawing>
-          <wp:anchor distT="0" distB="0" distL="114300" distR="114300" simplePos="0" relativeHeight="251659264" behindDoc="1" locked="0" layoutInCell="1" allowOverlap="1" wp14:anchorId="6F6361EE" wp14:editId="6724DFF0">
+          <wp:anchor distT="0" distB="0" distL="114300" distR="114300" simplePos="0" relativeHeight="251659264" behindDoc="1" locked="0" layoutInCell="1" allowOverlap="1" wp14:anchorId="6F6361EE" wp14:editId="17EC95CC">
             <wp:simplePos x="0" y="0"/>
-            <wp:positionH relativeFrom="column">
-              <wp:posOffset>24130</wp:posOffset>
+            <wp:positionH relativeFrom="margin">
+              <wp:align>right</wp:align>
             </wp:positionH>
             <wp:positionV relativeFrom="paragraph">
-              <wp:posOffset>230505</wp:posOffset>
+              <wp:posOffset>315595</wp:posOffset>
             </wp:positionV>
-            <wp:extent cx="5760720" cy="3962400"/>
-            <wp:effectExtent l="0" t="0" r="11430" b="0"/>
+            <wp:extent cx="5745480" cy="5433060"/>
+            <wp:effectExtent l="0" t="0" r="7620" b="15240"/>
             <wp:wrapTight wrapText="bothSides">
               <wp:wrapPolygon edited="0">
                 <wp:start x="0" y="0"/>
-                <wp:lineTo x="0" y="21496"/>
-                <wp:lineTo x="21571" y="21496"/>
-                <wp:lineTo x="21571" y="0"/>
+                <wp:lineTo x="0" y="21585"/>
+                <wp:lineTo x="21557" y="21585"/>
+                <wp:lineTo x="21557" y="0"/>
                 <wp:lineTo x="0" y="0"/>
               </wp:wrapPolygon>
             </wp:wrapTight>
@@ -330,23 +391,92 @@
             <wp:cNvGraphicFramePr/>
             <a:graphic xmlns:a="http://schemas.openxmlformats.org/drawingml/2006/main">
               <a:graphicData uri="http://schemas.openxmlformats.org/drawingml/2006/chart">
-                <c:chart xmlns:c="http://schemas.openxmlformats.org/drawingml/2006/chart" xmlns:r="http://schemas.openxmlformats.org/officeDocument/2006/relationships" r:id="rId6"/>
+                <c:chart xmlns:c="http://schemas.openxmlformats.org/drawingml/2006/chart" xmlns:r="http://schemas.openxmlformats.org/officeDocument/2006/relationships" r:id="rId8"/>
               </a:graphicData>
             </a:graphic>
+            <wp14:sizeRelH relativeFrom="margin">
+              <wp14:pctWidth>0</wp14:pctWidth>
+            </wp14:sizeRelH>
+            <wp14:sizeRelV relativeFrom="margin">
+              <wp14:pctHeight>0</wp14:pctHeight>
+            </wp14:sizeRelV>
           </wp:anchor>
         </w:drawing>
       </w:r>
+      <w:r>
+        <w:t>Lista następników</w:t>
+      </w:r>
     </w:p>
+    <w:p>
+      <w:pPr>
+        <w:rPr>
+          <w:b/>
+          <w:bCs/>
+        </w:rPr>
+      </w:pPr>
+    </w:p>
+    <w:p>
+      <w:pPr>
+        <w:pStyle w:val="Akapitzlist"/>
+        <w:numPr>
+          <w:ilvl w:val="2"/>
+          <w:numId w:val="3"/>
+        </w:numPr>
+        <w:jc w:val="both"/>
+      </w:pPr>
+      <w:r>
+        <w:t xml:space="preserve">Charakterystyka </w:t>
+      </w:r>
+      <w:r>
+        <w:t>–</w:t>
+      </w:r>
+      <w:r>
+        <w:t xml:space="preserve"> </w:t>
+      </w:r>
+      <w:r>
+        <w:t>jest to najbardziej efektywna reprezentacja, gdzie czasy dla n = 1000 nie przekraczają 10 ms.</w:t>
+      </w:r>
+    </w:p>
+    <w:p>
+      <w:pPr>
+        <w:pStyle w:val="Akapitzlist"/>
+        <w:numPr>
+          <w:ilvl w:val="2"/>
+          <w:numId w:val="3"/>
+        </w:numPr>
+        <w:jc w:val="both"/>
+      </w:pPr>
+      <w:r>
+        <w:t>Zależność od nasycenia – w przeciwieństwie do macierzy, tutaj czas rośnie wraz z nasyceniem. Im więcej krawędzi (m), tym dłuższe są listy następników, które algorytm musi przejrzeć (O(n+m)).</w:t>
+      </w:r>
+    </w:p>
+    <w:p>
+      <w:pPr>
+        <w:pStyle w:val="Akapitzlist"/>
+        <w:numPr>
+          <w:ilvl w:val="2"/>
+          <w:numId w:val="3"/>
+        </w:numPr>
+        <w:jc w:val="both"/>
+      </w:pPr>
+      <w:r>
+        <w:t xml:space="preserve">Stabilność – Słupki błędów są minimalne, coświadczy o wysokiej stabilności algorytmów na tej strukturze danych. </w:t>
+      </w:r>
+    </w:p>
+    <w:p/>
+    <w:p/>
+    <w:p/>
     <w:p/>
     <w:p>
       <w:pPr>
         <w:pStyle w:val="Akapitzlist"/>
         <w:numPr>
           <w:ilvl w:val="0"/>
-          <w:numId w:val="4"/>
+          <w:numId w:val="8"/>
         </w:numPr>
       </w:pPr>
       <w:r>
+        <w:lastRenderedPageBreak/>
         <w:t>Lista krawędzi</w:t>
       </w:r>
     </w:p>
@@ -356,9 +486,9 @@
           <w:noProof/>
         </w:rPr>
         <w:drawing>
-          <wp:inline distT="0" distB="0" distL="0" distR="0" wp14:anchorId="5930BDA2" wp14:editId="12E15C02">
-            <wp:extent cx="5760720" cy="3858895"/>
-            <wp:effectExtent l="0" t="0" r="11430" b="8255"/>
+          <wp:inline distT="0" distB="0" distL="0" distR="0" wp14:anchorId="5930BDA2" wp14:editId="16824400">
+            <wp:extent cx="5760720" cy="4770120"/>
+            <wp:effectExtent l="0" t="0" r="11430" b="11430"/>
             <wp:docPr id="1986289635" name="Wykres 1">
               <a:extLst xmlns:a="http://schemas.openxmlformats.org/drawingml/2006/main">
                 <a:ext uri="{FF2B5EF4-FFF2-40B4-BE49-F238E27FC236}">
@@ -369,23 +499,84 @@
             <wp:cNvGraphicFramePr/>
             <a:graphic xmlns:a="http://schemas.openxmlformats.org/drawingml/2006/main">
               <a:graphicData uri="http://schemas.openxmlformats.org/drawingml/2006/chart">
-                <c:chart xmlns:c="http://schemas.openxmlformats.org/drawingml/2006/chart" xmlns:r="http://schemas.openxmlformats.org/officeDocument/2006/relationships" r:id="rId7"/>
+                <c:chart xmlns:c="http://schemas.openxmlformats.org/drawingml/2006/chart" xmlns:r="http://schemas.openxmlformats.org/officeDocument/2006/relationships" r:id="rId9"/>
               </a:graphicData>
             </a:graphic>
           </wp:inline>
         </w:drawing>
       </w:r>
     </w:p>
+    <w:p/>
     <w:p>
+      <w:pPr>
+        <w:pStyle w:val="Akapitzlist"/>
+        <w:numPr>
+          <w:ilvl w:val="2"/>
+          <w:numId w:val="11"/>
+        </w:numPr>
+        <w:jc w:val="both"/>
+      </w:pPr>
       <w:r>
-        <w:lastRenderedPageBreak/>
-        <w:t xml:space="preserve">5. </w:t>
+        <w:t xml:space="preserve">Charakterystyka </w:t>
       </w:r>
+      <w:r>
+        <w:t>–</w:t>
+      </w:r>
+      <w:r>
+        <w:t xml:space="preserve"> </w:t>
+      </w:r>
+      <w:r>
+        <w:t>Wykres wykazuje drastyczny, nieliniowy wzrost czasu, osiągając blisko 2500 ms dla algorytmu Tarjana.</w:t>
+      </w:r>
+    </w:p>
+    <w:p>
+      <w:pPr>
+        <w:pStyle w:val="Akapitzlist"/>
+        <w:numPr>
+          <w:ilvl w:val="2"/>
+          <w:numId w:val="11"/>
+        </w:numPr>
+        <w:jc w:val="both"/>
+      </w:pPr>
+      <w:r>
+        <w:t xml:space="preserve">Zależność od nasycenia – </w:t>
+      </w:r>
+      <w:r>
+        <w:t>To najmniej wydajna reprezentacja. Koniecznośc wielokrotnego przeszukiwania całej listy krawędzi dla każdego wierzchołka powoduje, że czasy są o dwa rzędy wielkości gorsze niż w przypadku listy następników.</w:t>
+      </w:r>
+    </w:p>
+    <w:p>
+      <w:pPr>
+        <w:pStyle w:val="Akapitzlist"/>
+        <w:numPr>
+          <w:ilvl w:val="2"/>
+          <w:numId w:val="11"/>
+        </w:numPr>
+        <w:jc w:val="both"/>
+      </w:pPr>
+      <w:r>
+        <w:t xml:space="preserve">Algorytmy – W tej reprezentacji algorytm Kahna (ok. 850 ms) radzi sobie zauważalnie lepiej niż algorytm Tarjana (ok. 2500 ms), ponieważ operuje na strukturze w sposób bardziej uporządkowany przy aktualizacji stopni wejściowych. </w:t>
+      </w:r>
+    </w:p>
+    <w:p/>
+    <w:p/>
+    <w:p/>
+    <w:p/>
+    <w:p/>
+    <w:p>
+      <w:pPr>
+        <w:pStyle w:val="Akapitzlist"/>
+        <w:numPr>
+          <w:ilvl w:val="0"/>
+          <w:numId w:val="7"/>
+        </w:numPr>
+      </w:pPr>
       <w:r>
         <w:rPr>
           <w:b/>
           <w:bCs/>
         </w:rPr>
+        <w:lastRenderedPageBreak/>
         <w:t>Analiza wyników</w:t>
       </w:r>
       <w:r>
@@ -396,19 +587,37 @@
       </w:r>
     </w:p>
     <w:p>
-      <w:r>
-        <w:t>a)  Algorytm Kahna</w:t>
-      </w:r>
-    </w:p>
-    <w:p>
+      <w:pPr>
+        <w:pStyle w:val="Akapitzlist"/>
+        <w:numPr>
+          <w:ilvl w:val="0"/>
+          <w:numId w:val="14"/>
+        </w:numPr>
+      </w:pPr>
       <w:r>
         <w:rPr>
           <w:noProof/>
         </w:rPr>
         <w:drawing>
-          <wp:inline distT="0" distB="0" distL="0" distR="0" wp14:anchorId="50F51CAA" wp14:editId="4555B63F">
-            <wp:extent cx="6046470" cy="3914775"/>
-            <wp:effectExtent l="0" t="0" r="11430" b="9525"/>
+          <wp:anchor distT="0" distB="0" distL="114300" distR="114300" simplePos="0" relativeHeight="251661312" behindDoc="1" locked="0" layoutInCell="1" allowOverlap="1" wp14:anchorId="50F51CAA" wp14:editId="64472513">
+            <wp:simplePos x="0" y="0"/>
+            <wp:positionH relativeFrom="margin">
+              <wp:posOffset>-635</wp:posOffset>
+            </wp:positionH>
+            <wp:positionV relativeFrom="paragraph">
+              <wp:posOffset>321945</wp:posOffset>
+            </wp:positionV>
+            <wp:extent cx="6046470" cy="4815840"/>
+            <wp:effectExtent l="0" t="0" r="11430" b="3810"/>
+            <wp:wrapTight wrapText="bothSides">
+              <wp:wrapPolygon edited="0">
+                <wp:start x="0" y="0"/>
+                <wp:lineTo x="0" y="21532"/>
+                <wp:lineTo x="21573" y="21532"/>
+                <wp:lineTo x="21573" y="0"/>
+                <wp:lineTo x="0" y="0"/>
+              </wp:wrapPolygon>
+            </wp:wrapTight>
             <wp:docPr id="1095192080" name="Wykres 1">
               <a:extLst xmlns:a="http://schemas.openxmlformats.org/drawingml/2006/main">
                 <a:ext uri="{FF2B5EF4-FFF2-40B4-BE49-F238E27FC236}">
@@ -419,35 +628,120 @@
             <wp:cNvGraphicFramePr/>
             <a:graphic xmlns:a="http://schemas.openxmlformats.org/drawingml/2006/main">
               <a:graphicData uri="http://schemas.openxmlformats.org/drawingml/2006/chart">
-                <c:chart xmlns:c="http://schemas.openxmlformats.org/drawingml/2006/chart" xmlns:r="http://schemas.openxmlformats.org/officeDocument/2006/relationships" r:id="rId8"/>
+                <c:chart xmlns:c="http://schemas.openxmlformats.org/drawingml/2006/chart" xmlns:r="http://schemas.openxmlformats.org/officeDocument/2006/relationships" r:id="rId10"/>
               </a:graphicData>
             </a:graphic>
-          </wp:inline>
+            <wp14:sizeRelV relativeFrom="margin">
+              <wp14:pctHeight>0</wp14:pctHeight>
+            </wp14:sizeRelV>
+          </wp:anchor>
         </w:drawing>
+      </w:r>
+      <w:r>
+        <w:t>Algorytm Kahna</w:t>
+      </w:r>
+    </w:p>
+    <w:p/>
+    <w:p>
+      <w:pPr>
+        <w:pStyle w:val="Akapitzlist"/>
+        <w:numPr>
+          <w:ilvl w:val="2"/>
+          <w:numId w:val="12"/>
+        </w:numPr>
+        <w:jc w:val="both"/>
+      </w:pPr>
+      <w:r>
+        <w:t xml:space="preserve">Lista następników </w:t>
+      </w:r>
+      <w:r>
+        <w:t>–</w:t>
+      </w:r>
+      <w:r>
+        <w:t xml:space="preserve"> </w:t>
+      </w:r>
+      <w:r>
+        <w:t>lista nsatępników jest bezkonkurencyj</w:t>
+      </w:r>
+      <w:r>
+        <w:t>na</w:t>
+      </w:r>
+      <w:r>
+        <w:t xml:space="preserve"> przy niskim nasyceniu, ale wraz ze wzrostem gęstości jej czas delikatnie rośnie, zbliżając się do wyników Macierzy Sąsiedztwa. </w:t>
       </w:r>
     </w:p>
     <w:p>
+      <w:pPr>
+        <w:pStyle w:val="Akapitzlist"/>
+        <w:numPr>
+          <w:ilvl w:val="2"/>
+          <w:numId w:val="12"/>
+        </w:numPr>
+        <w:jc w:val="both"/>
+      </w:pPr>
+      <w:r>
+        <w:t xml:space="preserve">Lista Krawędzi </w:t>
+      </w:r>
+      <w:r>
+        <w:t xml:space="preserve">– </w:t>
+      </w:r>
+      <w:r>
+        <w:t>na wykresie widoczny jest liniowy wzrost czasu wraz z gęstością. Wynika to z faktu, że dla Kahna liczba operacji przy wyznaczaniu stopni wejściowych jest wprost proporcjonalna do liczby krawędzi m.</w:t>
+      </w:r>
+    </w:p>
+    <w:p>
+      <w:pPr>
+        <w:pStyle w:val="Akapitzlist"/>
+        <w:numPr>
+          <w:ilvl w:val="2"/>
+          <w:numId w:val="12"/>
+        </w:numPr>
+        <w:jc w:val="both"/>
+      </w:pPr>
+      <w:r>
+        <w:t>Macierz Sąsiedztwa</w:t>
+      </w:r>
+      <w:r>
+        <w:t xml:space="preserve"> – </w:t>
+      </w:r>
+      <w:r>
+        <w:t xml:space="preserve">wykazuje dużą odporność na nasycenie – czas pozostaje niemal stały (ok. 5 ms) dla całego zakresu gęstości, co potwierdza, że Macierz Sąsiedztwa zawsze wykonuje tę samą liczbę sprawdzeń. </w:t>
+      </w:r>
+    </w:p>
+    <w:p/>
+    <w:p/>
+    <w:p/>
+    <w:p/>
+    <w:p>
+      <w:pPr>
+        <w:pStyle w:val="Akapitzlist"/>
+        <w:numPr>
+          <w:ilvl w:val="0"/>
+          <w:numId w:val="14"/>
+        </w:numPr>
+      </w:pPr>
       <w:r>
         <w:rPr>
           <w:noProof/>
         </w:rPr>
+        <w:lastRenderedPageBreak/>
         <w:drawing>
-          <wp:anchor distT="0" distB="0" distL="114300" distR="114300" simplePos="0" relativeHeight="251660288" behindDoc="1" locked="0" layoutInCell="1" allowOverlap="1" wp14:anchorId="671CF45A" wp14:editId="7FF35157">
+          <wp:anchor distT="0" distB="0" distL="114300" distR="114300" simplePos="0" relativeHeight="251663360" behindDoc="1" locked="0" layoutInCell="1" allowOverlap="1" wp14:anchorId="1E19D1C0" wp14:editId="6D4ED9FC">
             <wp:simplePos x="0" y="0"/>
-            <wp:positionH relativeFrom="column">
-              <wp:posOffset>-271145</wp:posOffset>
+            <wp:positionH relativeFrom="margin">
+              <wp:align>right</wp:align>
             </wp:positionH>
             <wp:positionV relativeFrom="paragraph">
-              <wp:posOffset>430530</wp:posOffset>
+              <wp:posOffset>277495</wp:posOffset>
             </wp:positionV>
-            <wp:extent cx="6094095" cy="3831590"/>
-            <wp:effectExtent l="0" t="0" r="1905" b="16510"/>
+            <wp:extent cx="5745480" cy="5486400"/>
+            <wp:effectExtent l="0" t="0" r="7620" b="0"/>
             <wp:wrapTight wrapText="bothSides">
               <wp:wrapPolygon edited="0">
                 <wp:start x="0" y="0"/>
-                <wp:lineTo x="0" y="21586"/>
-                <wp:lineTo x="21539" y="21586"/>
-                <wp:lineTo x="21539" y="0"/>
+                <wp:lineTo x="0" y="21525"/>
+                <wp:lineTo x="21557" y="21525"/>
+                <wp:lineTo x="21557" y="0"/>
                 <wp:lineTo x="0" y="0"/>
               </wp:wrapPolygon>
             </wp:wrapTight>
@@ -461,65 +755,691 @@
             <wp:cNvGraphicFramePr/>
             <a:graphic xmlns:a="http://schemas.openxmlformats.org/drawingml/2006/main">
               <a:graphicData uri="http://schemas.openxmlformats.org/drawingml/2006/chart">
-                <c:chart xmlns:c="http://schemas.openxmlformats.org/drawingml/2006/chart" xmlns:r="http://schemas.openxmlformats.org/officeDocument/2006/relationships" r:id="rId9"/>
+                <c:chart xmlns:c="http://schemas.openxmlformats.org/drawingml/2006/chart" xmlns:r="http://schemas.openxmlformats.org/officeDocument/2006/relationships" r:id="rId11"/>
               </a:graphicData>
             </a:graphic>
+            <wp14:sizeRelH relativeFrom="margin">
+              <wp14:pctWidth>0</wp14:pctWidth>
+            </wp14:sizeRelH>
+            <wp14:sizeRelV relativeFrom="margin">
+              <wp14:pctHeight>0</wp14:pctHeight>
+            </wp14:sizeRelV>
           </wp:anchor>
         </w:drawing>
       </w:r>
       <w:r>
-        <w:t xml:space="preserve">b) Algorytm </w:t>
-      </w:r>
-      <w:proofErr w:type="spellStart"/>
-      <w:r>
-        <w:t>Tarjana</w:t>
-      </w:r>
-      <w:proofErr w:type="spellEnd"/>
-    </w:p>
-    <w:p>
-      <w:r>
-        <w:lastRenderedPageBreak/>
-        <w:t xml:space="preserve">komentarze trzeba dodać do </w:t>
-      </w:r>
-      <w:proofErr w:type="spellStart"/>
-      <w:r>
-        <w:t>wyykresow</w:t>
-      </w:r>
-      <w:proofErr w:type="spellEnd"/>
-      <w:r>
-        <w:t xml:space="preserve"> i </w:t>
-      </w:r>
-      <w:proofErr w:type="spellStart"/>
-      <w:r>
-        <w:t>ogl</w:t>
-      </w:r>
-      <w:proofErr w:type="spellEnd"/>
-      <w:r>
-        <w:t xml:space="preserve"> poprawić tekst pkt 3</w:t>
+        <w:t>Algorytm Tarjana</w:t>
       </w:r>
     </w:p>
     <w:p/>
     <w:p>
+      <w:pPr>
+        <w:pStyle w:val="Akapitzlist"/>
+        <w:numPr>
+          <w:ilvl w:val="2"/>
+          <w:numId w:val="13"/>
+        </w:numPr>
+        <w:jc w:val="both"/>
+      </w:pPr>
       <w:r>
-        <w:t>6. Analiza wyników obu eksperymentów</w:t>
+        <w:t>Lista Krawędzi</w:t>
+      </w:r>
+      <w:r>
+        <w:t xml:space="preserve"> –</w:t>
+      </w:r>
+      <w:r>
+        <w:t xml:space="preserve"> </w:t>
+      </w:r>
+      <w:r>
+        <w:t xml:space="preserve">na wykresie doskonale widoczna jest linia listy krawędzi, która gwałtownie idzie do góry wraz ze wzrostem nasycenia. Dla algorytmu Tarjana znalezienie sąsiadów w nieuporządkowanej liście krawędzi jest operacją krytycznie kosztowną. </w:t>
+      </w:r>
+    </w:p>
+    <w:p>
+      <w:pPr>
+        <w:pStyle w:val="Akapitzlist"/>
+        <w:numPr>
+          <w:ilvl w:val="2"/>
+          <w:numId w:val="13"/>
+        </w:numPr>
+        <w:jc w:val="both"/>
+      </w:pPr>
+      <w:r>
+        <w:t xml:space="preserve">Lista </w:t>
+      </w:r>
+      <w:r>
+        <w:t>Następników a Macierz Sąsiedztwa</w:t>
+      </w:r>
+      <w:r>
+        <w:t xml:space="preserve"> –</w:t>
+      </w:r>
+      <w:r>
+        <w:t xml:space="preserve"> obie te reprezentacje znajdują się blisko osi OX co oznacza bardzo niskie czasy. Przy n = 500 różnice między nimi są marginalne w porównaniu do ogromnych opóźnień generowanych przez Listę Krawędzi. </w:t>
+      </w:r>
+    </w:p>
+    <w:p>
+      <w:pPr>
+        <w:pStyle w:val="Akapitzlist"/>
+        <w:numPr>
+          <w:ilvl w:val="2"/>
+          <w:numId w:val="13"/>
+        </w:numPr>
+        <w:jc w:val="both"/>
+      </w:pPr>
+      <w:r>
+        <w:t xml:space="preserve">Wnioski – wykres ten idealnie pokazuje, że dla algorytmu opartego na DFS, lista krawędzi jest najgorszym możliwym wyborem projektowym. </w:t>
+      </w:r>
+    </w:p>
+    <w:p>
+      <w:pPr>
+        <w:jc w:val="both"/>
+      </w:pPr>
+    </w:p>
+    <w:p>
+      <w:pPr>
+        <w:jc w:val="both"/>
+      </w:pPr>
+    </w:p>
+    <w:p>
+      <w:pPr>
+        <w:jc w:val="both"/>
+      </w:pPr>
+    </w:p>
+    <w:p>
+      <w:pPr>
+        <w:pStyle w:val="Akapitzlist"/>
+        <w:numPr>
+          <w:ilvl w:val="0"/>
+          <w:numId w:val="7"/>
+        </w:numPr>
+        <w:jc w:val="both"/>
+        <w:rPr>
+          <w:b/>
+          <w:bCs/>
+        </w:rPr>
+      </w:pPr>
+      <w:r>
+        <w:rPr>
+          <w:b/>
+          <w:bCs/>
+        </w:rPr>
+        <w:lastRenderedPageBreak/>
+        <w:t>Analiza wyników obu eksperymentów</w:t>
+      </w:r>
+    </w:p>
+    <w:p>
+      <w:pPr>
+        <w:pStyle w:val="Akapitzlist"/>
+        <w:jc w:val="both"/>
+      </w:pPr>
+    </w:p>
+    <w:p>
+      <w:pPr>
+        <w:pStyle w:val="Akapitzlist"/>
+        <w:numPr>
+          <w:ilvl w:val="0"/>
+          <w:numId w:val="5"/>
+        </w:numPr>
+        <w:jc w:val="both"/>
+      </w:pPr>
+      <w:r>
+        <w:t>Która reprezentacja maszynowa grafu jest najlepsza dla rzadkich grafów?</w:t>
+      </w:r>
+    </w:p>
+    <w:p>
+      <w:pPr>
+        <w:jc w:val="both"/>
+      </w:pPr>
+      <w:r>
+        <w:t>Z wykorzystanych reprezentacji maszynowych najwyższą efekty</w:t>
+      </w:r>
+      <w:r>
+        <w:t>wność dla grafów rzadkich (s = 10%) wykazuje lista następników. Wynika to z faktu, że algorytmy operujące na tej strukturze przeglądają wyłącznie istniejące krawędzie, co minimalizuje liczbę operacji procesora.</w:t>
+      </w:r>
+    </w:p>
+    <w:p>
+      <w:pPr>
+        <w:pStyle w:val="Akapitzlist"/>
+        <w:numPr>
+          <w:ilvl w:val="0"/>
+          <w:numId w:val="5"/>
+        </w:numPr>
+        <w:jc w:val="both"/>
+      </w:pPr>
+      <w:r>
+        <w:t>Która reprezentacja maszynowa grafu traci efektywność dla gęstych grafów?</w:t>
+      </w:r>
+    </w:p>
+    <w:p>
+      <w:pPr>
+        <w:jc w:val="both"/>
+      </w:pPr>
+      <w:r>
+        <w:t xml:space="preserve">Największy spadek wydajności odnotowano dla listy krawędzi. Przy wzroście nasycenia dl 90% czas wykonania algorytmu Tarjana dla n = 1000 wzrasta drastycznie do poziomu ok. 2500 ms, podczas gdy dla listy następników pozostaje poniżej 10 ms. </w:t>
+      </w:r>
+    </w:p>
+    <w:p>
+      <w:pPr>
+        <w:pStyle w:val="Akapitzlist"/>
+        <w:numPr>
+          <w:ilvl w:val="0"/>
+          <w:numId w:val="5"/>
+        </w:numPr>
+        <w:jc w:val="both"/>
+      </w:pPr>
+      <w:r>
+        <w:t>Czy macierz sąsiedztwa jest efektywna w algorytmie Tarjana (I dlaczego tak lub nie)?</w:t>
+      </w:r>
+    </w:p>
+    <w:p>
+      <w:pPr>
+        <w:jc w:val="both"/>
+      </w:pPr>
+      <w:r>
+        <w:t>Macierz sąsiedztwa wykazuje stabilność przy dużych gęstościach, jednak nie jest optymalna dla algorytmu Tarjana. Powodem jest konieczność każdorazowego przeszukiwania całego wiersza macierzy (</w:t>
+      </w:r>
+      <w:r>
+        <w:t>n</w:t>
+      </w:r>
+      <w:r>
+        <w:t xml:space="preserve"> elementów) w poszukiwaniu sąsiadów, co narzuca złożoność O(n</w:t>
+      </w:r>
+      <w:r>
+        <w:rPr>
+          <w:vertAlign w:val="superscript"/>
+        </w:rPr>
+        <w:t>2</w:t>
+      </w:r>
+      <w:r>
+        <w:t>) niezależnie od liczby faktycznych krawędzi.</w:t>
+      </w:r>
+    </w:p>
+    <w:p>
+      <w:pPr>
+        <w:pStyle w:val="Akapitzlist"/>
+        <w:numPr>
+          <w:ilvl w:val="0"/>
+          <w:numId w:val="5"/>
+        </w:numPr>
+        <w:jc w:val="both"/>
+      </w:pPr>
+      <w:r>
+        <w:t>Czy lista następników jest korzystna dla algorytmu Kahna (i dlaczego tak lub nie)?</w:t>
+      </w:r>
+    </w:p>
+    <w:p>
+      <w:pPr>
+        <w:jc w:val="both"/>
+      </w:pPr>
+      <w:r>
+        <w:t>Tak, jest to najbardziej korzystna struktura dla tego algorytmu. Pozwala na natychmiastowy dostęp do sąsiadów usuwanego wierzchołka i szybką aktualizację ich stopni wejściowych, co potwierdzają najniższe czasy we wszystkich próbach eksperymentu 1</w:t>
+      </w:r>
+      <w:r>
+        <w:t>.</w:t>
+      </w:r>
+    </w:p>
+    <w:p>
+      <w:pPr>
+        <w:pStyle w:val="Akapitzlist"/>
+        <w:numPr>
+          <w:ilvl w:val="0"/>
+          <w:numId w:val="5"/>
+        </w:numPr>
+        <w:jc w:val="both"/>
+      </w:pPr>
+      <w:r>
+        <w:t>Jaki koszt wyznaczania stopni wejściowych wpływa na algorytm Kahna?</w:t>
+      </w:r>
+    </w:p>
+    <w:p>
+      <w:pPr>
+        <w:jc w:val="both"/>
+      </w:pPr>
+      <w:r>
+        <w:t xml:space="preserve">Koszt ten stanowi istotny narzut początkowy. W reprezentacjach </w:t>
+      </w:r>
+      <w:r>
+        <w:t>macierzy sąsiedztwa</w:t>
+      </w:r>
+      <w:r>
+        <w:t xml:space="preserve"> i </w:t>
+      </w:r>
+      <w:r>
+        <w:t>listy krawędzi</w:t>
+      </w:r>
+      <w:r>
+        <w:t xml:space="preserve"> wymaga on pełnego przejścia przez strukturę danych (odpowiednio </w:t>
+      </w:r>
+      <w:r>
+        <w:t>n</w:t>
+      </w:r>
+      <w:r>
+        <w:rPr>
+          <w:vertAlign w:val="superscript"/>
+        </w:rPr>
+        <w:t>2</w:t>
+      </w:r>
+      <w:r>
+        <w:t xml:space="preserve"> komórek lub </w:t>
+      </w:r>
+      <w:r>
+        <w:t>m</w:t>
+      </w:r>
+      <w:r>
+        <w:t xml:space="preserve"> krawędzi), co jest szczególnie widoczne w eksperymencie 2, gdzie czas Kahna dla </w:t>
+      </w:r>
+      <w:r>
+        <w:t>lista krawędzi</w:t>
+      </w:r>
+      <w:r>
+        <w:t xml:space="preserve"> rośnie liniowo wraz z gęstością grafu.</w:t>
+      </w:r>
+    </w:p>
+    <w:p>
+      <w:pPr>
+        <w:pStyle w:val="Akapitzlist"/>
+        <w:numPr>
+          <w:ilvl w:val="0"/>
+          <w:numId w:val="5"/>
+        </w:numPr>
+        <w:jc w:val="both"/>
+      </w:pPr>
+      <w:r>
+        <w:t>Czy różnice między reprezentacjami rosną wraz z liczbą wierzchołków lub gęstością grafu?</w:t>
+      </w:r>
+    </w:p>
+    <w:p>
+      <w:pPr>
+        <w:jc w:val="both"/>
+      </w:pPr>
+      <w:r>
+        <w:t xml:space="preserve">Tak, dysproporcje rosną nieliniowo wraz ze wzrostem n. O ile dla n=100 różnice są rzędu milisekund, o tyle dla n=1000 różnica między </w:t>
+      </w:r>
+      <w:r>
+        <w:t>listą następników</w:t>
+      </w:r>
+      <w:r>
+        <w:t xml:space="preserve"> a </w:t>
+      </w:r>
+      <w:r>
+        <w:t>listą krawędzi</w:t>
+      </w:r>
+      <w:r>
+        <w:t xml:space="preserve"> jest już kilkusetkrotna.</w:t>
+      </w:r>
+    </w:p>
+    <w:p>
+      <w:pPr>
+        <w:jc w:val="both"/>
+      </w:pPr>
+    </w:p>
+    <w:p>
+      <w:pPr>
+        <w:jc w:val="both"/>
+      </w:pPr>
+    </w:p>
+    <w:p>
+      <w:pPr>
+        <w:jc w:val="both"/>
+      </w:pPr>
+    </w:p>
+    <w:p>
+      <w:pPr>
+        <w:jc w:val="both"/>
+      </w:pPr>
+    </w:p>
+    <w:p>
+      <w:pPr>
+        <w:jc w:val="both"/>
+      </w:pPr>
+    </w:p>
+    <w:p>
+      <w:pPr>
+        <w:jc w:val="both"/>
+      </w:pPr>
+    </w:p>
+    <w:p>
+      <w:pPr>
+        <w:jc w:val="both"/>
+      </w:pPr>
+    </w:p>
+    <w:p>
+      <w:pPr>
+        <w:jc w:val="both"/>
+      </w:pPr>
+    </w:p>
+    <w:p>
+      <w:pPr>
+        <w:jc w:val="both"/>
+      </w:pPr>
+    </w:p>
+    <w:p>
+      <w:pPr>
+        <w:pStyle w:val="Akapitzlist"/>
+        <w:numPr>
+          <w:ilvl w:val="0"/>
+          <w:numId w:val="7"/>
+        </w:numPr>
+        <w:rPr>
+          <w:b/>
+          <w:bCs/>
+        </w:rPr>
+      </w:pPr>
+      <w:r>
+        <w:rPr>
+          <w:b/>
+          <w:bCs/>
+        </w:rPr>
+        <w:lastRenderedPageBreak/>
+        <w:t>Analiza złożoności obliczeniowej</w:t>
       </w:r>
     </w:p>
     <w:p>
       <w:r>
-        <w:t>7. Analiza złożoności obliczeniowej</w:t>
+        <w:t>Poniższa tabela przedstawia porównania teoretycznych złożóności czasowych z wynikami zaobserwowanymi w eksperymentach:</w:t>
+      </w:r>
+    </w:p>
+    <w:tbl>
+      <w:tblPr>
+        <w:tblStyle w:val="Tabela-Siatka"/>
+        <w:tblW w:w="0" w:type="auto"/>
+        <w:tblLook w:val="04A0" w:firstRow="1" w:lastRow="0" w:firstColumn="1" w:lastColumn="0" w:noHBand="0" w:noVBand="1"/>
+      </w:tblPr>
+      <w:tblGrid>
+        <w:gridCol w:w="2353"/>
+        <w:gridCol w:w="2223"/>
+        <w:gridCol w:w="2223"/>
+        <w:gridCol w:w="2263"/>
+      </w:tblGrid>
+      <w:tr>
+        <w:tc>
+          <w:tcPr>
+            <w:tcW w:w="2614" w:type="dxa"/>
+          </w:tcPr>
+          <w:p>
+            <w:r>
+              <w:t>Reprezentacja</w:t>
+            </w:r>
+          </w:p>
+        </w:tc>
+        <w:tc>
+          <w:tcPr>
+            <w:tcW w:w="2614" w:type="dxa"/>
+          </w:tcPr>
+          <w:p>
+            <w:r>
+              <w:t>Algorytm Tarjana (DFS)</w:t>
+            </w:r>
+          </w:p>
+        </w:tc>
+        <w:tc>
+          <w:tcPr>
+            <w:tcW w:w="2614" w:type="dxa"/>
+          </w:tcPr>
+          <w:p>
+            <w:r>
+              <w:t>Algorytm Kahna</w:t>
+            </w:r>
+          </w:p>
+        </w:tc>
+        <w:tc>
+          <w:tcPr>
+            <w:tcW w:w="2614" w:type="dxa"/>
+          </w:tcPr>
+          <w:p>
+            <w:r>
+              <w:t>Zgodność z wynikami</w:t>
+            </w:r>
+          </w:p>
+        </w:tc>
+      </w:tr>
+      <w:tr>
+        <w:tc>
+          <w:tcPr>
+            <w:tcW w:w="2614" w:type="dxa"/>
+          </w:tcPr>
+          <w:p>
+            <w:r>
+              <w:t>Macierz sąsiedztwa</w:t>
+            </w:r>
+          </w:p>
+        </w:tc>
+        <w:tc>
+          <w:tcPr>
+            <w:tcW w:w="2614" w:type="dxa"/>
+          </w:tcPr>
+          <w:p>
+            <w:r>
+              <w:t>O(n</w:t>
+            </w:r>
+            <w:r>
+              <w:rPr>
+                <w:vertAlign w:val="superscript"/>
+              </w:rPr>
+              <w:t>2</w:t>
+            </w:r>
+            <w:r>
+              <w:t>)</w:t>
+            </w:r>
+          </w:p>
+        </w:tc>
+        <w:tc>
+          <w:tcPr>
+            <w:tcW w:w="2614" w:type="dxa"/>
+          </w:tcPr>
+          <w:p>
+            <w:r>
+              <w:t>O(n</w:t>
+            </w:r>
+            <w:r>
+              <w:rPr>
+                <w:vertAlign w:val="superscript"/>
+              </w:rPr>
+              <w:t>2</w:t>
+            </w:r>
+            <w:r>
+              <w:t>)</w:t>
+            </w:r>
+          </w:p>
+        </w:tc>
+        <w:tc>
+          <w:tcPr>
+            <w:tcW w:w="2614" w:type="dxa"/>
+          </w:tcPr>
+          <w:p>
+            <w:r>
+              <w:t>Wysoka zgodność – wykresy mają kształt paraboli</w:t>
+            </w:r>
+          </w:p>
+        </w:tc>
+      </w:tr>
+      <w:tr>
+        <w:tc>
+          <w:tcPr>
+            <w:tcW w:w="2614" w:type="dxa"/>
+          </w:tcPr>
+          <w:p>
+            <w:r>
+              <w:t>Lista Następników</w:t>
+            </w:r>
+          </w:p>
+        </w:tc>
+        <w:tc>
+          <w:tcPr>
+            <w:tcW w:w="2614" w:type="dxa"/>
+          </w:tcPr>
+          <w:p>
+            <w:r>
+              <w:t>O(n+m)</w:t>
+            </w:r>
+          </w:p>
+        </w:tc>
+        <w:tc>
+          <w:tcPr>
+            <w:tcW w:w="2614" w:type="dxa"/>
+          </w:tcPr>
+          <w:p>
+            <w:r>
+              <w:t>O(n+m)</w:t>
+            </w:r>
+          </w:p>
+        </w:tc>
+        <w:tc>
+          <w:tcPr>
+            <w:tcW w:w="2614" w:type="dxa"/>
+          </w:tcPr>
+          <w:p>
+            <w:r>
+              <w:t>Wysoka zgodność – najniższe czasy, bliskie liniowości</w:t>
+            </w:r>
+          </w:p>
+        </w:tc>
+      </w:tr>
+      <w:tr>
+        <w:tc>
+          <w:tcPr>
+            <w:tcW w:w="2614" w:type="dxa"/>
+          </w:tcPr>
+          <w:p>
+            <w:r>
+              <w:t>Lista Krawędzi</w:t>
+            </w:r>
+          </w:p>
+        </w:tc>
+        <w:tc>
+          <w:tcPr>
+            <w:tcW w:w="2614" w:type="dxa"/>
+          </w:tcPr>
+          <w:p>
+            <w:r>
+              <w:t>O(n*m)</w:t>
+            </w:r>
+          </w:p>
+        </w:tc>
+        <w:tc>
+          <w:tcPr>
+            <w:tcW w:w="2614" w:type="dxa"/>
+          </w:tcPr>
+          <w:p>
+            <w:r>
+              <w:t>O(n*m)</w:t>
+            </w:r>
+          </w:p>
+        </w:tc>
+        <w:tc>
+          <w:tcPr>
+            <w:tcW w:w="2614" w:type="dxa"/>
+          </w:tcPr>
+          <w:p>
+            <w:r>
+              <w:t>Wysoka zgodność – gwałtowny wzrost czasu przy dużych m</w:t>
+            </w:r>
+          </w:p>
+        </w:tc>
+      </w:tr>
+    </w:tbl>
+    <w:p/>
+    <w:p>
+      <w:pPr>
+        <w:jc w:val="both"/>
+      </w:pPr>
+      <w:r>
+        <w:t xml:space="preserve">W reprezentacji listy krawędzi algorytmy muszą przeszukiwać listę wszystkich krawędzi w poszukiwaniu sąsiadów każdego wierzchołka, co tłumaczy uzyskaną złożoność rzędu O(n*m) i najgorsze wyniki czasowe. </w:t>
       </w:r>
     </w:p>
     <w:p>
+      <w:pPr>
+        <w:jc w:val="both"/>
+      </w:pPr>
+    </w:p>
+    <w:p>
+      <w:pPr>
+        <w:pStyle w:val="Akapitzlist"/>
+        <w:numPr>
+          <w:ilvl w:val="0"/>
+          <w:numId w:val="7"/>
+        </w:numPr>
+        <w:rPr>
+          <w:b/>
+          <w:bCs/>
+        </w:rPr>
+      </w:pPr>
       <w:r>
-        <w:t>8. Wnioski końcowe</w:t>
+        <w:rPr>
+          <w:b/>
+          <w:bCs/>
+        </w:rPr>
+        <w:t>Wnioski końcowe</w:t>
       </w:r>
     </w:p>
     <w:p>
+      <w:pPr>
+        <w:pStyle w:val="Akapitzlist"/>
+        <w:numPr>
+          <w:ilvl w:val="0"/>
+          <w:numId w:val="11"/>
+        </w:numPr>
+        <w:jc w:val="both"/>
+      </w:pPr>
       <w:r>
-        <w:t>9. Tabele wyników</w:t>
+        <w:t>Dominacja Listy Następników – jest to najbardziej uniwersalna i efektywna reprezentacja dla obu badanych algorytmów, zapewniająca najlepszą skalowalność.</w:t>
       </w:r>
     </w:p>
-    <w:p/>
+    <w:p>
+      <w:pPr>
+        <w:pStyle w:val="Akapitzlist"/>
+        <w:numPr>
+          <w:ilvl w:val="0"/>
+          <w:numId w:val="11"/>
+        </w:numPr>
+        <w:jc w:val="both"/>
+      </w:pPr>
+      <w:r>
+        <w:t>Niewydajność listy krawędzi – mimo oszczędności pamięciowej w bardzo rzadkich grafach, struktura ta jest nieakceptowalna pod względem wydajnościowym dla operacji sortowania topologicznego w większych zbiorach danych.</w:t>
+      </w:r>
+    </w:p>
+    <w:p>
+      <w:pPr>
+        <w:pStyle w:val="Akapitzlist"/>
+        <w:numPr>
+          <w:ilvl w:val="0"/>
+          <w:numId w:val="11"/>
+        </w:numPr>
+        <w:jc w:val="both"/>
+      </w:pPr>
+      <w:r>
+        <w:t>Wybór algorytmu – algorytm Tarjana (DFS) w więszkości przypadków osiągał nieco lepsze czasy od algorytmu Kahna, co wynika z braku konieczności wstępnego wyznaczania stopni wejściowych wszystkich wierzchołków.</w:t>
+      </w:r>
+    </w:p>
+    <w:p>
+      <w:pPr>
+        <w:pStyle w:val="Akapitzlist"/>
+        <w:numPr>
+          <w:ilvl w:val="0"/>
+          <w:numId w:val="11"/>
+        </w:numPr>
+        <w:jc w:val="both"/>
+      </w:pPr>
+      <w:r>
+        <w:t xml:space="preserve">Rekomendacje – w praktycznych zastosowaniach inżynierskich, gdzie grafy są zazwyczaj rzadkie, należy stosować listę następników. Macierz sąsiedztwa może być rozważana wyłącznie prz ekstremalnie gęstych grafach, gdzie stały czas dostępu do krawędzi niweluje narzut związany z rozmiarem sturktury. </w:t>
+      </w:r>
+    </w:p>
+    <w:p>
+      <w:pPr>
+        <w:jc w:val="both"/>
+      </w:pPr>
+    </w:p>
+    <w:p>
+      <w:pPr>
+        <w:pStyle w:val="Akapitzlist"/>
+        <w:numPr>
+          <w:ilvl w:val="0"/>
+          <w:numId w:val="7"/>
+        </w:numPr>
+      </w:pPr>
+      <w:r>
+        <w:t>Tabele wyników</w:t>
+      </w:r>
+    </w:p>
     <w:p>
       <w:r>
         <w:t>Eksperyment 1:</w:t>
@@ -614,7 +1534,6 @@
                 <w14:ligatures w14:val="none"/>
               </w:rPr>
             </w:pPr>
-            <w:proofErr w:type="spellStart"/>
             <w:r>
               <w:rPr>
                 <w:rFonts w:ascii="Aptos Narrow" w:eastAsia="Times New Roman" w:hAnsi="Aptos Narrow" w:cs="Times New Roman"/>
@@ -627,7 +1546,6 @@
               </w:rPr>
               <w:t>Gestosc</w:t>
             </w:r>
-            <w:proofErr w:type="spellEnd"/>
           </w:p>
         </w:tc>
         <w:tc>
@@ -656,7 +1574,6 @@
                 <w14:ligatures w14:val="none"/>
               </w:rPr>
             </w:pPr>
-            <w:proofErr w:type="spellStart"/>
             <w:r>
               <w:rPr>
                 <w:rFonts w:ascii="Aptos Narrow" w:eastAsia="Times New Roman" w:hAnsi="Aptos Narrow" w:cs="Times New Roman"/>
@@ -669,7 +1586,6 @@
               </w:rPr>
               <w:t>Kahn_MS_sr</w:t>
             </w:r>
-            <w:proofErr w:type="spellEnd"/>
           </w:p>
         </w:tc>
         <w:tc>
@@ -698,7 +1614,6 @@
                 <w14:ligatures w14:val="none"/>
               </w:rPr>
             </w:pPr>
-            <w:proofErr w:type="spellStart"/>
             <w:r>
               <w:rPr>
                 <w:rFonts w:ascii="Aptos Narrow" w:eastAsia="Times New Roman" w:hAnsi="Aptos Narrow" w:cs="Times New Roman"/>
@@ -711,7 +1626,6 @@
               </w:rPr>
               <w:t>Kahn_MS_odch</w:t>
             </w:r>
-            <w:proofErr w:type="spellEnd"/>
           </w:p>
         </w:tc>
         <w:tc>
@@ -740,7 +1654,6 @@
                 <w14:ligatures w14:val="none"/>
               </w:rPr>
             </w:pPr>
-            <w:proofErr w:type="spellStart"/>
             <w:r>
               <w:rPr>
                 <w:rFonts w:ascii="Aptos Narrow" w:eastAsia="Times New Roman" w:hAnsi="Aptos Narrow" w:cs="Times New Roman"/>
@@ -753,7 +1666,6 @@
               </w:rPr>
               <w:t>Tarjan_MS_sr</w:t>
             </w:r>
-            <w:proofErr w:type="spellEnd"/>
           </w:p>
         </w:tc>
         <w:tc>
@@ -782,7 +1694,6 @@
                 <w14:ligatures w14:val="none"/>
               </w:rPr>
             </w:pPr>
-            <w:proofErr w:type="spellStart"/>
             <w:r>
               <w:rPr>
                 <w:rFonts w:ascii="Aptos Narrow" w:eastAsia="Times New Roman" w:hAnsi="Aptos Narrow" w:cs="Times New Roman"/>
@@ -795,7 +1706,6 @@
               </w:rPr>
               <w:t>Tarjan_MS_odch</w:t>
             </w:r>
-            <w:proofErr w:type="spellEnd"/>
           </w:p>
         </w:tc>
       </w:tr>
@@ -2605,6 +3515,7 @@
                 <w:lang w:eastAsia="pl-PL"/>
                 <w14:ligatures w14:val="none"/>
               </w:rPr>
+              <w:lastRenderedPageBreak/>
               <w:t>800</w:t>
             </w:r>
           </w:p>
@@ -3410,7 +4321,6 @@
                 <w14:ligatures w14:val="none"/>
               </w:rPr>
             </w:pPr>
-            <w:proofErr w:type="spellStart"/>
             <w:r>
               <w:rPr>
                 <w:rFonts w:ascii="Aptos Narrow" w:eastAsia="Times New Roman" w:hAnsi="Aptos Narrow" w:cs="Times New Roman"/>
@@ -3423,7 +4333,6 @@
               </w:rPr>
               <w:t>Gestosc</w:t>
             </w:r>
-            <w:proofErr w:type="spellEnd"/>
           </w:p>
         </w:tc>
         <w:tc>
@@ -3452,7 +4361,6 @@
                 <w14:ligatures w14:val="none"/>
               </w:rPr>
             </w:pPr>
-            <w:proofErr w:type="spellStart"/>
             <w:r>
               <w:rPr>
                 <w:rFonts w:ascii="Aptos Narrow" w:eastAsia="Times New Roman" w:hAnsi="Aptos Narrow" w:cs="Times New Roman"/>
@@ -3465,7 +4373,6 @@
               </w:rPr>
               <w:t>Kahn_MS_sr</w:t>
             </w:r>
-            <w:proofErr w:type="spellEnd"/>
           </w:p>
         </w:tc>
         <w:tc>
@@ -3494,7 +4401,6 @@
                 <w14:ligatures w14:val="none"/>
               </w:rPr>
             </w:pPr>
-            <w:proofErr w:type="spellStart"/>
             <w:r>
               <w:rPr>
                 <w:rFonts w:ascii="Aptos Narrow" w:eastAsia="Times New Roman" w:hAnsi="Aptos Narrow" w:cs="Times New Roman"/>
@@ -3507,7 +4413,6 @@
               </w:rPr>
               <w:t>Kahn_MS_odch</w:t>
             </w:r>
-            <w:proofErr w:type="spellEnd"/>
           </w:p>
         </w:tc>
         <w:tc>
@@ -3536,7 +4441,6 @@
                 <w14:ligatures w14:val="none"/>
               </w:rPr>
             </w:pPr>
-            <w:proofErr w:type="spellStart"/>
             <w:r>
               <w:rPr>
                 <w:rFonts w:ascii="Aptos Narrow" w:eastAsia="Times New Roman" w:hAnsi="Aptos Narrow" w:cs="Times New Roman"/>
@@ -3549,7 +4453,6 @@
               </w:rPr>
               <w:t>Tarjan_MS_sr</w:t>
             </w:r>
-            <w:proofErr w:type="spellEnd"/>
           </w:p>
         </w:tc>
         <w:tc>
@@ -3578,7 +4481,6 @@
                 <w14:ligatures w14:val="none"/>
               </w:rPr>
             </w:pPr>
-            <w:proofErr w:type="spellStart"/>
             <w:r>
               <w:rPr>
                 <w:rFonts w:ascii="Aptos Narrow" w:eastAsia="Times New Roman" w:hAnsi="Aptos Narrow" w:cs="Times New Roman"/>
@@ -3591,7 +4493,6 @@
               </w:rPr>
               <w:t>Tarjan_MS_odch</w:t>
             </w:r>
-            <w:proofErr w:type="spellEnd"/>
           </w:p>
         </w:tc>
       </w:tr>
@@ -6182,7 +7083,6 @@
                 <w:lang w:eastAsia="pl-PL"/>
                 <w14:ligatures w14:val="none"/>
               </w:rPr>
-              <w:lastRenderedPageBreak/>
               <w:t>N</w:t>
             </w:r>
           </w:p>
@@ -6213,7 +7113,6 @@
                 <w14:ligatures w14:val="none"/>
               </w:rPr>
             </w:pPr>
-            <w:proofErr w:type="spellStart"/>
             <w:r>
               <w:rPr>
                 <w:rFonts w:ascii="Aptos Narrow" w:eastAsia="Times New Roman" w:hAnsi="Aptos Narrow" w:cs="Times New Roman"/>
@@ -6226,7 +7125,6 @@
               </w:rPr>
               <w:t>Gestosc</w:t>
             </w:r>
-            <w:proofErr w:type="spellEnd"/>
           </w:p>
         </w:tc>
         <w:tc>
@@ -6255,7 +7153,6 @@
                 <w14:ligatures w14:val="none"/>
               </w:rPr>
             </w:pPr>
-            <w:proofErr w:type="spellStart"/>
             <w:r>
               <w:rPr>
                 <w:rFonts w:ascii="Aptos Narrow" w:eastAsia="Times New Roman" w:hAnsi="Aptos Narrow" w:cs="Times New Roman"/>
@@ -6268,7 +7165,6 @@
               </w:rPr>
               <w:t>Kahn_MS_sr</w:t>
             </w:r>
-            <w:proofErr w:type="spellEnd"/>
           </w:p>
         </w:tc>
         <w:tc>
@@ -6297,7 +7193,6 @@
                 <w14:ligatures w14:val="none"/>
               </w:rPr>
             </w:pPr>
-            <w:proofErr w:type="spellStart"/>
             <w:r>
               <w:rPr>
                 <w:rFonts w:ascii="Aptos Narrow" w:eastAsia="Times New Roman" w:hAnsi="Aptos Narrow" w:cs="Times New Roman"/>
@@ -6310,7 +7205,6 @@
               </w:rPr>
               <w:t>Kahn_MS_odch</w:t>
             </w:r>
-            <w:proofErr w:type="spellEnd"/>
           </w:p>
         </w:tc>
         <w:tc>
@@ -6339,7 +7233,6 @@
                 <w14:ligatures w14:val="none"/>
               </w:rPr>
             </w:pPr>
-            <w:proofErr w:type="spellStart"/>
             <w:r>
               <w:rPr>
                 <w:rFonts w:ascii="Aptos Narrow" w:eastAsia="Times New Roman" w:hAnsi="Aptos Narrow" w:cs="Times New Roman"/>
@@ -6352,7 +7245,6 @@
               </w:rPr>
               <w:t>Tarjan_MS_sr</w:t>
             </w:r>
-            <w:proofErr w:type="spellEnd"/>
           </w:p>
         </w:tc>
         <w:tc>
@@ -6381,7 +7273,6 @@
                 <w14:ligatures w14:val="none"/>
               </w:rPr>
             </w:pPr>
-            <w:proofErr w:type="spellStart"/>
             <w:r>
               <w:rPr>
                 <w:rFonts w:ascii="Aptos Narrow" w:eastAsia="Times New Roman" w:hAnsi="Aptos Narrow" w:cs="Times New Roman"/>
@@ -6394,7 +7285,6 @@
               </w:rPr>
               <w:t>Tarjan_MS_odch</w:t>
             </w:r>
-            <w:proofErr w:type="spellEnd"/>
           </w:p>
         </w:tc>
       </w:tr>
@@ -9011,7 +9901,6 @@
                 <w14:ligatures w14:val="none"/>
               </w:rPr>
             </w:pPr>
-            <w:proofErr w:type="spellStart"/>
             <w:r>
               <w:rPr>
                 <w:rFonts w:ascii="Aptos Narrow" w:eastAsia="Times New Roman" w:hAnsi="Aptos Narrow" w:cs="Times New Roman"/>
@@ -9024,7 +9913,6 @@
               </w:rPr>
               <w:t>Gestosc</w:t>
             </w:r>
-            <w:proofErr w:type="spellEnd"/>
           </w:p>
         </w:tc>
         <w:tc>
@@ -9054,7 +9942,6 @@
                 <w14:ligatures w14:val="none"/>
               </w:rPr>
             </w:pPr>
-            <w:proofErr w:type="spellStart"/>
             <w:r>
               <w:rPr>
                 <w:rFonts w:ascii="Aptos Narrow" w:eastAsia="Times New Roman" w:hAnsi="Aptos Narrow" w:cs="Times New Roman"/>
@@ -9067,7 +9954,6 @@
               </w:rPr>
               <w:t>Kahn_LN_sr</w:t>
             </w:r>
-            <w:proofErr w:type="spellEnd"/>
           </w:p>
         </w:tc>
         <w:tc>
@@ -9097,7 +9983,6 @@
                 <w14:ligatures w14:val="none"/>
               </w:rPr>
             </w:pPr>
-            <w:proofErr w:type="spellStart"/>
             <w:r>
               <w:rPr>
                 <w:rFonts w:ascii="Aptos Narrow" w:eastAsia="Times New Roman" w:hAnsi="Aptos Narrow" w:cs="Times New Roman"/>
@@ -9110,7 +9995,6 @@
               </w:rPr>
               <w:t>Kahn_LN_odch</w:t>
             </w:r>
-            <w:proofErr w:type="spellEnd"/>
           </w:p>
         </w:tc>
         <w:tc>
@@ -9140,7 +10024,6 @@
                 <w14:ligatures w14:val="none"/>
               </w:rPr>
             </w:pPr>
-            <w:proofErr w:type="spellStart"/>
             <w:r>
               <w:rPr>
                 <w:rFonts w:ascii="Aptos Narrow" w:eastAsia="Times New Roman" w:hAnsi="Aptos Narrow" w:cs="Times New Roman"/>
@@ -9153,7 +10036,6 @@
               </w:rPr>
               <w:t>Tarjan_LN_sr</w:t>
             </w:r>
-            <w:proofErr w:type="spellEnd"/>
           </w:p>
         </w:tc>
         <w:tc>
@@ -9183,7 +10065,6 @@
                 <w14:ligatures w14:val="none"/>
               </w:rPr>
             </w:pPr>
-            <w:proofErr w:type="spellStart"/>
             <w:r>
               <w:rPr>
                 <w:rFonts w:ascii="Aptos Narrow" w:eastAsia="Times New Roman" w:hAnsi="Aptos Narrow" w:cs="Times New Roman"/>
@@ -9196,7 +10077,6 @@
               </w:rPr>
               <w:t>Tarjan_LN_odch</w:t>
             </w:r>
-            <w:proofErr w:type="spellEnd"/>
           </w:p>
         </w:tc>
       </w:tr>
@@ -10754,6 +11634,7 @@
                 <w:lang w:eastAsia="pl-PL"/>
                 <w14:ligatures w14:val="none"/>
               </w:rPr>
+              <w:lastRenderedPageBreak/>
               <w:t>700</w:t>
             </w:r>
           </w:p>
@@ -11811,7 +12692,6 @@
                 <w14:ligatures w14:val="none"/>
               </w:rPr>
             </w:pPr>
-            <w:proofErr w:type="spellStart"/>
             <w:r>
               <w:rPr>
                 <w:rFonts w:ascii="Aptos Narrow" w:eastAsia="Times New Roman" w:hAnsi="Aptos Narrow" w:cs="Times New Roman"/>
@@ -11824,7 +12704,6 @@
               </w:rPr>
               <w:t>Gestosc</w:t>
             </w:r>
-            <w:proofErr w:type="spellEnd"/>
           </w:p>
         </w:tc>
         <w:tc>
@@ -11853,7 +12732,6 @@
                 <w14:ligatures w14:val="none"/>
               </w:rPr>
             </w:pPr>
-            <w:proofErr w:type="spellStart"/>
             <w:r>
               <w:rPr>
                 <w:rFonts w:ascii="Aptos Narrow" w:eastAsia="Times New Roman" w:hAnsi="Aptos Narrow" w:cs="Times New Roman"/>
@@ -11866,7 +12744,6 @@
               </w:rPr>
               <w:t>Kahn_LN_sr</w:t>
             </w:r>
-            <w:proofErr w:type="spellEnd"/>
           </w:p>
         </w:tc>
         <w:tc>
@@ -11895,7 +12772,6 @@
                 <w14:ligatures w14:val="none"/>
               </w:rPr>
             </w:pPr>
-            <w:proofErr w:type="spellStart"/>
             <w:r>
               <w:rPr>
                 <w:rFonts w:ascii="Aptos Narrow" w:eastAsia="Times New Roman" w:hAnsi="Aptos Narrow" w:cs="Times New Roman"/>
@@ -11908,7 +12784,6 @@
               </w:rPr>
               <w:t>Kahn_LN_odch</w:t>
             </w:r>
-            <w:proofErr w:type="spellEnd"/>
           </w:p>
         </w:tc>
         <w:tc>
@@ -11937,7 +12812,6 @@
                 <w14:ligatures w14:val="none"/>
               </w:rPr>
             </w:pPr>
-            <w:proofErr w:type="spellStart"/>
             <w:r>
               <w:rPr>
                 <w:rFonts w:ascii="Aptos Narrow" w:eastAsia="Times New Roman" w:hAnsi="Aptos Narrow" w:cs="Times New Roman"/>
@@ -11950,7 +12824,6 @@
               </w:rPr>
               <w:t>Tarjan_LN_sr</w:t>
             </w:r>
-            <w:proofErr w:type="spellEnd"/>
           </w:p>
         </w:tc>
         <w:tc>
@@ -11979,7 +12852,6 @@
                 <w14:ligatures w14:val="none"/>
               </w:rPr>
             </w:pPr>
-            <w:proofErr w:type="spellStart"/>
             <w:r>
               <w:rPr>
                 <w:rFonts w:ascii="Aptos Narrow" w:eastAsia="Times New Roman" w:hAnsi="Aptos Narrow" w:cs="Times New Roman"/>
@@ -11992,7 +12864,6 @@
               </w:rPr>
               <w:t>Tarjan_LN_odch</w:t>
             </w:r>
-            <w:proofErr w:type="spellEnd"/>
           </w:p>
         </w:tc>
       </w:tr>
@@ -14582,7 +15453,6 @@
                 <w:lang w:eastAsia="pl-PL"/>
                 <w14:ligatures w14:val="none"/>
               </w:rPr>
-              <w:lastRenderedPageBreak/>
               <w:t>N</w:t>
             </w:r>
           </w:p>
@@ -14613,7 +15483,6 @@
                 <w14:ligatures w14:val="none"/>
               </w:rPr>
             </w:pPr>
-            <w:proofErr w:type="spellStart"/>
             <w:r>
               <w:rPr>
                 <w:rFonts w:ascii="Aptos Narrow" w:eastAsia="Times New Roman" w:hAnsi="Aptos Narrow" w:cs="Times New Roman"/>
@@ -14626,7 +15495,6 @@
               </w:rPr>
               <w:t>Gestosc</w:t>
             </w:r>
-            <w:proofErr w:type="spellEnd"/>
           </w:p>
         </w:tc>
         <w:tc>
@@ -14655,7 +15523,6 @@
                 <w14:ligatures w14:val="none"/>
               </w:rPr>
             </w:pPr>
-            <w:proofErr w:type="spellStart"/>
             <w:r>
               <w:rPr>
                 <w:rFonts w:ascii="Aptos Narrow" w:eastAsia="Times New Roman" w:hAnsi="Aptos Narrow" w:cs="Times New Roman"/>
@@ -14668,7 +15535,6 @@
               </w:rPr>
               <w:t>Kahn_LN_sr</w:t>
             </w:r>
-            <w:proofErr w:type="spellEnd"/>
           </w:p>
         </w:tc>
         <w:tc>
@@ -14697,7 +15563,6 @@
                 <w14:ligatures w14:val="none"/>
               </w:rPr>
             </w:pPr>
-            <w:proofErr w:type="spellStart"/>
             <w:r>
               <w:rPr>
                 <w:rFonts w:ascii="Aptos Narrow" w:eastAsia="Times New Roman" w:hAnsi="Aptos Narrow" w:cs="Times New Roman"/>
@@ -14710,7 +15575,6 @@
               </w:rPr>
               <w:t>Kahn_LN_odch</w:t>
             </w:r>
-            <w:proofErr w:type="spellEnd"/>
           </w:p>
         </w:tc>
         <w:tc>
@@ -14739,7 +15603,6 @@
                 <w14:ligatures w14:val="none"/>
               </w:rPr>
             </w:pPr>
-            <w:proofErr w:type="spellStart"/>
             <w:r>
               <w:rPr>
                 <w:rFonts w:ascii="Aptos Narrow" w:eastAsia="Times New Roman" w:hAnsi="Aptos Narrow" w:cs="Times New Roman"/>
@@ -14752,7 +15615,6 @@
               </w:rPr>
               <w:t>Tarjan_LN_sr</w:t>
             </w:r>
-            <w:proofErr w:type="spellEnd"/>
           </w:p>
         </w:tc>
         <w:tc>
@@ -14781,7 +15643,6 @@
                 <w14:ligatures w14:val="none"/>
               </w:rPr>
             </w:pPr>
-            <w:proofErr w:type="spellStart"/>
             <w:r>
               <w:rPr>
                 <w:rFonts w:ascii="Aptos Narrow" w:eastAsia="Times New Roman" w:hAnsi="Aptos Narrow" w:cs="Times New Roman"/>
@@ -14794,7 +15655,6 @@
               </w:rPr>
               <w:t>Tarjan_LN_odch</w:t>
             </w:r>
-            <w:proofErr w:type="spellEnd"/>
           </w:p>
         </w:tc>
       </w:tr>
@@ -17415,7 +18275,6 @@
                 <w14:ligatures w14:val="none"/>
               </w:rPr>
             </w:pPr>
-            <w:proofErr w:type="spellStart"/>
             <w:r>
               <w:rPr>
                 <w:rFonts w:ascii="Aptos Narrow" w:eastAsia="Times New Roman" w:hAnsi="Aptos Narrow" w:cs="Times New Roman"/>
@@ -17428,7 +18287,6 @@
               </w:rPr>
               <w:t>Gestosc</w:t>
             </w:r>
-            <w:proofErr w:type="spellEnd"/>
           </w:p>
         </w:tc>
         <w:tc>
@@ -17457,7 +18315,6 @@
                 <w14:ligatures w14:val="none"/>
               </w:rPr>
             </w:pPr>
-            <w:proofErr w:type="spellStart"/>
             <w:r>
               <w:rPr>
                 <w:rFonts w:ascii="Aptos Narrow" w:eastAsia="Times New Roman" w:hAnsi="Aptos Narrow" w:cs="Times New Roman"/>
@@ -17470,7 +18327,6 @@
               </w:rPr>
               <w:t>Kahn_LK_sr</w:t>
             </w:r>
-            <w:proofErr w:type="spellEnd"/>
           </w:p>
         </w:tc>
         <w:tc>
@@ -17499,7 +18355,6 @@
                 <w14:ligatures w14:val="none"/>
               </w:rPr>
             </w:pPr>
-            <w:proofErr w:type="spellStart"/>
             <w:r>
               <w:rPr>
                 <w:rFonts w:ascii="Aptos Narrow" w:eastAsia="Times New Roman" w:hAnsi="Aptos Narrow" w:cs="Times New Roman"/>
@@ -17512,7 +18367,6 @@
               </w:rPr>
               <w:t>Kahn_LK_odch</w:t>
             </w:r>
-            <w:proofErr w:type="spellEnd"/>
           </w:p>
         </w:tc>
         <w:tc>
@@ -17541,7 +18395,6 @@
                 <w14:ligatures w14:val="none"/>
               </w:rPr>
             </w:pPr>
-            <w:proofErr w:type="spellStart"/>
             <w:r>
               <w:rPr>
                 <w:rFonts w:ascii="Aptos Narrow" w:eastAsia="Times New Roman" w:hAnsi="Aptos Narrow" w:cs="Times New Roman"/>
@@ -17554,7 +18407,6 @@
               </w:rPr>
               <w:t>Tarjan_LK_sr</w:t>
             </w:r>
-            <w:proofErr w:type="spellEnd"/>
           </w:p>
         </w:tc>
         <w:tc>
@@ -17583,7 +18435,6 @@
                 <w14:ligatures w14:val="none"/>
               </w:rPr>
             </w:pPr>
-            <w:proofErr w:type="spellStart"/>
             <w:r>
               <w:rPr>
                 <w:rFonts w:ascii="Aptos Narrow" w:eastAsia="Times New Roman" w:hAnsi="Aptos Narrow" w:cs="Times New Roman"/>
@@ -17596,7 +18447,6 @@
               </w:rPr>
               <w:t>Tarjan_LK_odch</w:t>
             </w:r>
-            <w:proofErr w:type="spellEnd"/>
           </w:p>
         </w:tc>
       </w:tr>
@@ -19154,6 +20004,7 @@
                 <w:lang w:eastAsia="pl-PL"/>
                 <w14:ligatures w14:val="none"/>
               </w:rPr>
+              <w:lastRenderedPageBreak/>
               <w:t>700</w:t>
             </w:r>
           </w:p>
@@ -20211,7 +21062,6 @@
                 <w14:ligatures w14:val="none"/>
               </w:rPr>
             </w:pPr>
-            <w:proofErr w:type="spellStart"/>
             <w:r>
               <w:rPr>
                 <w:rFonts w:ascii="Aptos Narrow" w:eastAsia="Times New Roman" w:hAnsi="Aptos Narrow" w:cs="Times New Roman"/>
@@ -20224,7 +21074,6 @@
               </w:rPr>
               <w:t>Gestosc</w:t>
             </w:r>
-            <w:proofErr w:type="spellEnd"/>
           </w:p>
         </w:tc>
         <w:tc>
@@ -20253,7 +21102,6 @@
                 <w14:ligatures w14:val="none"/>
               </w:rPr>
             </w:pPr>
-            <w:proofErr w:type="spellStart"/>
             <w:r>
               <w:rPr>
                 <w:rFonts w:ascii="Aptos Narrow" w:eastAsia="Times New Roman" w:hAnsi="Aptos Narrow" w:cs="Times New Roman"/>
@@ -20266,7 +21114,6 @@
               </w:rPr>
               <w:t>Kahn_LK_sr</w:t>
             </w:r>
-            <w:proofErr w:type="spellEnd"/>
           </w:p>
         </w:tc>
         <w:tc>
@@ -20295,7 +21142,6 @@
                 <w14:ligatures w14:val="none"/>
               </w:rPr>
             </w:pPr>
-            <w:proofErr w:type="spellStart"/>
             <w:r>
               <w:rPr>
                 <w:rFonts w:ascii="Aptos Narrow" w:eastAsia="Times New Roman" w:hAnsi="Aptos Narrow" w:cs="Times New Roman"/>
@@ -20308,7 +21154,6 @@
               </w:rPr>
               <w:t>Kahn_LK_odch</w:t>
             </w:r>
-            <w:proofErr w:type="spellEnd"/>
           </w:p>
         </w:tc>
         <w:tc>
@@ -20337,7 +21182,6 @@
                 <w14:ligatures w14:val="none"/>
               </w:rPr>
             </w:pPr>
-            <w:proofErr w:type="spellStart"/>
             <w:r>
               <w:rPr>
                 <w:rFonts w:ascii="Aptos Narrow" w:eastAsia="Times New Roman" w:hAnsi="Aptos Narrow" w:cs="Times New Roman"/>
@@ -20350,7 +21194,6 @@
               </w:rPr>
               <w:t>Tarjan_LK_sr</w:t>
             </w:r>
-            <w:proofErr w:type="spellEnd"/>
           </w:p>
         </w:tc>
         <w:tc>
@@ -20379,7 +21222,6 @@
                 <w14:ligatures w14:val="none"/>
               </w:rPr>
             </w:pPr>
-            <w:proofErr w:type="spellStart"/>
             <w:r>
               <w:rPr>
                 <w:rFonts w:ascii="Aptos Narrow" w:eastAsia="Times New Roman" w:hAnsi="Aptos Narrow" w:cs="Times New Roman"/>
@@ -20392,7 +21234,6 @@
               </w:rPr>
               <w:t>Tarjan_LK_odch</w:t>
             </w:r>
-            <w:proofErr w:type="spellEnd"/>
           </w:p>
         </w:tc>
       </w:tr>
@@ -22982,7 +23823,6 @@
                 <w:lang w:eastAsia="pl-PL"/>
                 <w14:ligatures w14:val="none"/>
               </w:rPr>
-              <w:lastRenderedPageBreak/>
               <w:t>N</w:t>
             </w:r>
           </w:p>
@@ -23013,7 +23853,6 @@
                 <w14:ligatures w14:val="none"/>
               </w:rPr>
             </w:pPr>
-            <w:proofErr w:type="spellStart"/>
             <w:r>
               <w:rPr>
                 <w:rFonts w:ascii="Aptos Narrow" w:eastAsia="Times New Roman" w:hAnsi="Aptos Narrow" w:cs="Times New Roman"/>
@@ -23026,7 +23865,6 @@
               </w:rPr>
               <w:t>Gestosc</w:t>
             </w:r>
-            <w:proofErr w:type="spellEnd"/>
           </w:p>
         </w:tc>
         <w:tc>
@@ -23055,7 +23893,6 @@
                 <w14:ligatures w14:val="none"/>
               </w:rPr>
             </w:pPr>
-            <w:proofErr w:type="spellStart"/>
             <w:r>
               <w:rPr>
                 <w:rFonts w:ascii="Aptos Narrow" w:eastAsia="Times New Roman" w:hAnsi="Aptos Narrow" w:cs="Times New Roman"/>
@@ -23068,7 +23905,6 @@
               </w:rPr>
               <w:t>Kahn_LK_sr</w:t>
             </w:r>
-            <w:proofErr w:type="spellEnd"/>
           </w:p>
         </w:tc>
         <w:tc>
@@ -23097,7 +23933,6 @@
                 <w14:ligatures w14:val="none"/>
               </w:rPr>
             </w:pPr>
-            <w:proofErr w:type="spellStart"/>
             <w:r>
               <w:rPr>
                 <w:rFonts w:ascii="Aptos Narrow" w:eastAsia="Times New Roman" w:hAnsi="Aptos Narrow" w:cs="Times New Roman"/>
@@ -23110,7 +23945,6 @@
               </w:rPr>
               <w:t>Kahn_LK_odch</w:t>
             </w:r>
-            <w:proofErr w:type="spellEnd"/>
           </w:p>
         </w:tc>
         <w:tc>
@@ -23139,7 +23973,6 @@
                 <w14:ligatures w14:val="none"/>
               </w:rPr>
             </w:pPr>
-            <w:proofErr w:type="spellStart"/>
             <w:r>
               <w:rPr>
                 <w:rFonts w:ascii="Aptos Narrow" w:eastAsia="Times New Roman" w:hAnsi="Aptos Narrow" w:cs="Times New Roman"/>
@@ -23152,7 +23985,6 @@
               </w:rPr>
               <w:t>Tarjan_LK_sr</w:t>
             </w:r>
-            <w:proofErr w:type="spellEnd"/>
           </w:p>
         </w:tc>
         <w:tc>
@@ -23181,7 +24013,6 @@
                 <w14:ligatures w14:val="none"/>
               </w:rPr>
             </w:pPr>
-            <w:proofErr w:type="spellStart"/>
             <w:r>
               <w:rPr>
                 <w:rFonts w:ascii="Aptos Narrow" w:eastAsia="Times New Roman" w:hAnsi="Aptos Narrow" w:cs="Times New Roman"/>
@@ -23194,7 +24025,6 @@
               </w:rPr>
               <w:t>Tarjan_LK_odch</w:t>
             </w:r>
-            <w:proofErr w:type="spellEnd"/>
           </w:p>
         </w:tc>
       </w:tr>
@@ -25810,7 +26640,6 @@
                 <w14:ligatures w14:val="none"/>
               </w:rPr>
             </w:pPr>
-            <w:proofErr w:type="spellStart"/>
             <w:r>
               <w:rPr>
                 <w:rFonts w:ascii="Aptos Narrow" w:eastAsia="Times New Roman" w:hAnsi="Aptos Narrow" w:cs="Times New Roman"/>
@@ -25821,7 +26650,6 @@
               </w:rPr>
               <w:t>Gestosc</w:t>
             </w:r>
-            <w:proofErr w:type="spellEnd"/>
           </w:p>
         </w:tc>
         <w:tc>
@@ -25848,7 +26676,6 @@
                 <w14:ligatures w14:val="none"/>
               </w:rPr>
             </w:pPr>
-            <w:proofErr w:type="spellStart"/>
             <w:r>
               <w:rPr>
                 <w:rFonts w:ascii="Aptos Narrow" w:eastAsia="Times New Roman" w:hAnsi="Aptos Narrow" w:cs="Times New Roman"/>
@@ -25859,7 +26686,6 @@
               </w:rPr>
               <w:t>Kahn_MS_sr</w:t>
             </w:r>
-            <w:proofErr w:type="spellEnd"/>
           </w:p>
         </w:tc>
         <w:tc>
@@ -25886,7 +26712,6 @@
                 <w14:ligatures w14:val="none"/>
               </w:rPr>
             </w:pPr>
-            <w:proofErr w:type="spellStart"/>
             <w:r>
               <w:rPr>
                 <w:rFonts w:ascii="Aptos Narrow" w:eastAsia="Times New Roman" w:hAnsi="Aptos Narrow" w:cs="Times New Roman"/>
@@ -25897,7 +26722,6 @@
               </w:rPr>
               <w:t>Kahn_MS_odch</w:t>
             </w:r>
-            <w:proofErr w:type="spellEnd"/>
           </w:p>
         </w:tc>
         <w:tc>
@@ -25924,7 +26748,6 @@
                 <w14:ligatures w14:val="none"/>
               </w:rPr>
             </w:pPr>
-            <w:proofErr w:type="spellStart"/>
             <w:r>
               <w:rPr>
                 <w:rFonts w:ascii="Aptos Narrow" w:eastAsia="Times New Roman" w:hAnsi="Aptos Narrow" w:cs="Times New Roman"/>
@@ -25935,7 +26758,6 @@
               </w:rPr>
               <w:t>Kahn_LN_sr</w:t>
             </w:r>
-            <w:proofErr w:type="spellEnd"/>
           </w:p>
         </w:tc>
         <w:tc>
@@ -25962,7 +26784,6 @@
                 <w14:ligatures w14:val="none"/>
               </w:rPr>
             </w:pPr>
-            <w:proofErr w:type="spellStart"/>
             <w:r>
               <w:rPr>
                 <w:rFonts w:ascii="Aptos Narrow" w:eastAsia="Times New Roman" w:hAnsi="Aptos Narrow" w:cs="Times New Roman"/>
@@ -25973,7 +26794,6 @@
               </w:rPr>
               <w:t>Kahn_LN_odch</w:t>
             </w:r>
-            <w:proofErr w:type="spellEnd"/>
           </w:p>
         </w:tc>
         <w:tc>
@@ -26000,7 +26820,6 @@
                 <w14:ligatures w14:val="none"/>
               </w:rPr>
             </w:pPr>
-            <w:proofErr w:type="spellStart"/>
             <w:r>
               <w:rPr>
                 <w:rFonts w:ascii="Aptos Narrow" w:eastAsia="Times New Roman" w:hAnsi="Aptos Narrow" w:cs="Times New Roman"/>
@@ -26011,7 +26830,6 @@
               </w:rPr>
               <w:t>Kahn_LK_sr</w:t>
             </w:r>
-            <w:proofErr w:type="spellEnd"/>
           </w:p>
         </w:tc>
         <w:tc>
@@ -26038,7 +26856,6 @@
                 <w14:ligatures w14:val="none"/>
               </w:rPr>
             </w:pPr>
-            <w:proofErr w:type="spellStart"/>
             <w:r>
               <w:rPr>
                 <w:rFonts w:ascii="Aptos Narrow" w:eastAsia="Times New Roman" w:hAnsi="Aptos Narrow" w:cs="Times New Roman"/>
@@ -26049,7 +26866,6 @@
               </w:rPr>
               <w:t>Kahn_LK_odch</w:t>
             </w:r>
-            <w:proofErr w:type="spellEnd"/>
           </w:p>
         </w:tc>
       </w:tr>
@@ -27601,6 +28417,7 @@
                 <w:lang w:eastAsia="pl-PL"/>
                 <w14:ligatures w14:val="none"/>
               </w:rPr>
+              <w:lastRenderedPageBreak/>
               <w:t>500</w:t>
             </w:r>
           </w:p>
@@ -28859,7 +29676,6 @@
                 <w14:ligatures w14:val="none"/>
               </w:rPr>
             </w:pPr>
-            <w:proofErr w:type="spellStart"/>
             <w:r>
               <w:rPr>
                 <w:rFonts w:ascii="Aptos Narrow" w:eastAsia="Times New Roman" w:hAnsi="Aptos Narrow" w:cs="Times New Roman"/>
@@ -28870,7 +29686,6 @@
               </w:rPr>
               <w:t>Gestosc</w:t>
             </w:r>
-            <w:proofErr w:type="spellEnd"/>
           </w:p>
         </w:tc>
         <w:tc>
@@ -28897,7 +29712,6 @@
                 <w14:ligatures w14:val="none"/>
               </w:rPr>
             </w:pPr>
-            <w:proofErr w:type="spellStart"/>
             <w:r>
               <w:rPr>
                 <w:rFonts w:ascii="Aptos Narrow" w:eastAsia="Times New Roman" w:hAnsi="Aptos Narrow" w:cs="Times New Roman"/>
@@ -28908,7 +29722,6 @@
               </w:rPr>
               <w:t>Tarjan_MS_sr</w:t>
             </w:r>
-            <w:proofErr w:type="spellEnd"/>
           </w:p>
         </w:tc>
         <w:tc>
@@ -28935,7 +29748,6 @@
                 <w14:ligatures w14:val="none"/>
               </w:rPr>
             </w:pPr>
-            <w:proofErr w:type="spellStart"/>
             <w:r>
               <w:rPr>
                 <w:rFonts w:ascii="Aptos Narrow" w:eastAsia="Times New Roman" w:hAnsi="Aptos Narrow" w:cs="Times New Roman"/>
@@ -28946,7 +29758,6 @@
               </w:rPr>
               <w:t>Tarjan_MS_odch</w:t>
             </w:r>
-            <w:proofErr w:type="spellEnd"/>
           </w:p>
         </w:tc>
         <w:tc>
@@ -28973,7 +29784,6 @@
                 <w14:ligatures w14:val="none"/>
               </w:rPr>
             </w:pPr>
-            <w:proofErr w:type="spellStart"/>
             <w:r>
               <w:rPr>
                 <w:rFonts w:ascii="Aptos Narrow" w:eastAsia="Times New Roman" w:hAnsi="Aptos Narrow" w:cs="Times New Roman"/>
@@ -28984,7 +29794,6 @@
               </w:rPr>
               <w:t>Tarjan_LN_sr</w:t>
             </w:r>
-            <w:proofErr w:type="spellEnd"/>
           </w:p>
         </w:tc>
         <w:tc>
@@ -29011,7 +29820,6 @@
                 <w14:ligatures w14:val="none"/>
               </w:rPr>
             </w:pPr>
-            <w:proofErr w:type="spellStart"/>
             <w:r>
               <w:rPr>
                 <w:rFonts w:ascii="Aptos Narrow" w:eastAsia="Times New Roman" w:hAnsi="Aptos Narrow" w:cs="Times New Roman"/>
@@ -29022,7 +29830,6 @@
               </w:rPr>
               <w:t>Tarjan_LN_odch</w:t>
             </w:r>
-            <w:proofErr w:type="spellEnd"/>
           </w:p>
         </w:tc>
         <w:tc>
@@ -29049,7 +29856,6 @@
                 <w14:ligatures w14:val="none"/>
               </w:rPr>
             </w:pPr>
-            <w:proofErr w:type="spellStart"/>
             <w:r>
               <w:rPr>
                 <w:rFonts w:ascii="Aptos Narrow" w:eastAsia="Times New Roman" w:hAnsi="Aptos Narrow" w:cs="Times New Roman"/>
@@ -29060,7 +29866,6 @@
               </w:rPr>
               <w:t>Tarjan_LK_sr</w:t>
             </w:r>
-            <w:proofErr w:type="spellEnd"/>
           </w:p>
         </w:tc>
         <w:tc>
@@ -29087,7 +29892,6 @@
                 <w14:ligatures w14:val="none"/>
               </w:rPr>
             </w:pPr>
-            <w:proofErr w:type="spellStart"/>
             <w:r>
               <w:rPr>
                 <w:rFonts w:ascii="Aptos Narrow" w:eastAsia="Times New Roman" w:hAnsi="Aptos Narrow" w:cs="Times New Roman"/>
@@ -29098,7 +29902,6 @@
               </w:rPr>
               <w:t>Tarjan_LK_odch</w:t>
             </w:r>
-            <w:proofErr w:type="spellEnd"/>
           </w:p>
         </w:tc>
       </w:tr>
@@ -31839,15 +32642,7 @@
         <w:tab/>
       </w:r>
       <w:r>
-        <w:t xml:space="preserve">Procesor: AMD </w:t>
-      </w:r>
-      <w:proofErr w:type="spellStart"/>
-      <w:r>
-        <w:t>Ryzen</w:t>
-      </w:r>
-      <w:proofErr w:type="spellEnd"/>
-      <w:r>
-        <w:t xml:space="preserve"> 7 4800H </w:t>
+        <w:t xml:space="preserve">Procesor: AMD Ryzen 7 4800H </w:t>
       </w:r>
     </w:p>
     <w:p>
@@ -31855,7 +32650,6 @@
         <w:ind w:firstLine="720"/>
       </w:pPr>
       <w:r>
-        <w:lastRenderedPageBreak/>
         <w:t xml:space="preserve">RAM: 16GB DDR4 3200MHz </w:t>
       </w:r>
     </w:p>
@@ -31864,15 +32658,7 @@
         <w:ind w:firstLine="720"/>
       </w:pPr>
       <w:r>
-        <w:t xml:space="preserve">Karta Graficzna: NVIDIA </w:t>
-      </w:r>
-      <w:proofErr w:type="spellStart"/>
-      <w:r>
-        <w:t>GeForce</w:t>
-      </w:r>
-      <w:proofErr w:type="spellEnd"/>
-      <w:r>
-        <w:t xml:space="preserve"> 1650 4GB</w:t>
+        <w:t>Karta Graficzna: NVIDIA GeForce 1650 4GB</w:t>
       </w:r>
     </w:p>
     <w:p>
@@ -31886,11 +32672,6 @@
         <w:t>Windows 11</w:t>
       </w:r>
     </w:p>
-    <w:p>
-      <w:r>
-        <w:br w:type="page"/>
-      </w:r>
-    </w:p>
     <w:p/>
     <w:sectPr>
       <w:pgSz w:w="11906" w:h="16838"/>
@@ -31902,12 +32683,62 @@
 </w:document>
 </file>
 
+<file path=word/endnotes.xml><?xml version="1.0" encoding="utf-8"?>
+<w:endnotes xmlns:wpc="http://schemas.microsoft.com/office/word/2010/wordprocessingCanvas" xmlns:cx="http://schemas.microsoft.com/office/drawing/2014/chartex" xmlns:cx1="http://schemas.microsoft.com/office/drawing/2015/9/8/chartex" xmlns:cx2="http://schemas.microsoft.com/office/drawing/2015/10/21/chartex" xmlns:cx3="http://schemas.microsoft.com/office/drawing/2016/5/9/chartex" xmlns:cx4="http://schemas.microsoft.com/office/drawing/2016/5/10/chartex" xmlns:cx5="http://schemas.microsoft.com/office/drawing/2016/5/11/chartex" xmlns:cx6="http://schemas.microsoft.com/office/drawing/2016/5/12/chartex" xmlns:cx7="http://schemas.microsoft.com/office/drawing/2016/5/13/chartex" xmlns:cx8="http://schemas.microsoft.com/office/drawing/2016/5/14/chartex" xmlns:mc="http://schemas.openxmlformats.org/markup-compatibility/2006" xmlns:aink="http://schemas.microsoft.com/office/drawing/2016/ink" xmlns:am3d="http://schemas.microsoft.com/office/drawing/2017/model3d" xmlns:o="urn:schemas-microsoft-com:office:office" xmlns:oel="http://schemas.microsoft.com/office/2019/extlst" xmlns:r="http://schemas.openxmlformats.org/officeDocument/2006/relationships" xmlns:m="http://schemas.openxmlformats.org/officeDocument/2006/math" xmlns:v="urn:schemas-microsoft-com:vml" xmlns:wp14="http://schemas.microsoft.com/office/word/2010/wordprocessingDrawing" xmlns:wp="http://schemas.openxmlformats.org/drawingml/2006/wordprocessingDrawing" xmlns:w10="urn:schemas-microsoft-com:office:word" xmlns:w="http://schemas.openxmlformats.org/wordprocessingml/2006/main" xmlns:w14="http://schemas.microsoft.com/office/word/2010/wordml" xmlns:w15="http://schemas.microsoft.com/office/word/2012/wordml" xmlns:w16cex="http://schemas.microsoft.com/office/word/2018/wordml/cex" xmlns:w16cid="http://schemas.microsoft.com/office/word/2016/wordml/cid" xmlns:w16="http://schemas.microsoft.com/office/word/2018/wordml" xmlns:w16du="http://schemas.microsoft.com/office/word/2023/wordml/word16du" xmlns:w16sdtdh="http://schemas.microsoft.com/office/word/2020/wordml/sdtdatahash" xmlns:w16sdtfl="http://schemas.microsoft.com/office/word/2024/wordml/sdtformatlock" xmlns:w16se="http://schemas.microsoft.com/office/word/2015/wordml/symex" xmlns:wpg="http://schemas.microsoft.com/office/word/2010/wordprocessingGroup" xmlns:wpi="http://schemas.microsoft.com/office/word/2010/wordprocessingInk" xmlns:wne="http://schemas.microsoft.com/office/word/2006/wordml" xmlns:wps="http://schemas.microsoft.com/office/word/2010/wordprocessingShape" mc:Ignorable="w14 w15 w16se w16cid w16 w16cex w16sdtdh w16sdtfl w16du wp14">
+  <w:endnote w:type="separator" w:id="-1">
+    <w:p>
+      <w:pPr>
+        <w:spacing w:after="0" w:line="240" w:lineRule="auto"/>
+      </w:pPr>
+      <w:r>
+        <w:separator/>
+      </w:r>
+    </w:p>
+  </w:endnote>
+  <w:endnote w:type="continuationSeparator" w:id="0">
+    <w:p>
+      <w:pPr>
+        <w:spacing w:after="0" w:line="240" w:lineRule="auto"/>
+      </w:pPr>
+      <w:r>
+        <w:continuationSeparator/>
+      </w:r>
+    </w:p>
+  </w:endnote>
+</w:endnotes>
+</file>
+
+<file path=word/footnotes.xml><?xml version="1.0" encoding="utf-8"?>
+<w:footnotes xmlns:wpc="http://schemas.microsoft.com/office/word/2010/wordprocessingCanvas" xmlns:cx="http://schemas.microsoft.com/office/drawing/2014/chartex" xmlns:cx1="http://schemas.microsoft.com/office/drawing/2015/9/8/chartex" xmlns:cx2="http://schemas.microsoft.com/office/drawing/2015/10/21/chartex" xmlns:cx3="http://schemas.microsoft.com/office/drawing/2016/5/9/chartex" xmlns:cx4="http://schemas.microsoft.com/office/drawing/2016/5/10/chartex" xmlns:cx5="http://schemas.microsoft.com/office/drawing/2016/5/11/chartex" xmlns:cx6="http://schemas.microsoft.com/office/drawing/2016/5/12/chartex" xmlns:cx7="http://schemas.microsoft.com/office/drawing/2016/5/13/chartex" xmlns:cx8="http://schemas.microsoft.com/office/drawing/2016/5/14/chartex" xmlns:mc="http://schemas.openxmlformats.org/markup-compatibility/2006" xmlns:aink="http://schemas.microsoft.com/office/drawing/2016/ink" xmlns:am3d="http://schemas.microsoft.com/office/drawing/2017/model3d" xmlns:o="urn:schemas-microsoft-com:office:office" xmlns:oel="http://schemas.microsoft.com/office/2019/extlst" xmlns:r="http://schemas.openxmlformats.org/officeDocument/2006/relationships" xmlns:m="http://schemas.openxmlformats.org/officeDocument/2006/math" xmlns:v="urn:schemas-microsoft-com:vml" xmlns:wp14="http://schemas.microsoft.com/office/word/2010/wordprocessingDrawing" xmlns:wp="http://schemas.openxmlformats.org/drawingml/2006/wordprocessingDrawing" xmlns:w10="urn:schemas-microsoft-com:office:word" xmlns:w="http://schemas.openxmlformats.org/wordprocessingml/2006/main" xmlns:w14="http://schemas.microsoft.com/office/word/2010/wordml" xmlns:w15="http://schemas.microsoft.com/office/word/2012/wordml" xmlns:w16cex="http://schemas.microsoft.com/office/word/2018/wordml/cex" xmlns:w16cid="http://schemas.microsoft.com/office/word/2016/wordml/cid" xmlns:w16="http://schemas.microsoft.com/office/word/2018/wordml" xmlns:w16du="http://schemas.microsoft.com/office/word/2023/wordml/word16du" xmlns:w16sdtdh="http://schemas.microsoft.com/office/word/2020/wordml/sdtdatahash" xmlns:w16sdtfl="http://schemas.microsoft.com/office/word/2024/wordml/sdtformatlock" xmlns:w16se="http://schemas.microsoft.com/office/word/2015/wordml/symex" xmlns:wpg="http://schemas.microsoft.com/office/word/2010/wordprocessingGroup" xmlns:wpi="http://schemas.microsoft.com/office/word/2010/wordprocessingInk" xmlns:wne="http://schemas.microsoft.com/office/word/2006/wordml" xmlns:wps="http://schemas.microsoft.com/office/word/2010/wordprocessingShape" mc:Ignorable="w14 w15 w16se w16cid w16 w16cex w16sdtdh w16sdtfl w16du wp14">
+  <w:footnote w:type="separator" w:id="-1">
+    <w:p>
+      <w:pPr>
+        <w:spacing w:after="0" w:line="240" w:lineRule="auto"/>
+      </w:pPr>
+      <w:r>
+        <w:separator/>
+      </w:r>
+    </w:p>
+  </w:footnote>
+  <w:footnote w:type="continuationSeparator" w:id="0">
+    <w:p>
+      <w:pPr>
+        <w:spacing w:after="0" w:line="240" w:lineRule="auto"/>
+      </w:pPr>
+      <w:r>
+        <w:continuationSeparator/>
+      </w:r>
+    </w:p>
+  </w:footnote>
+</w:footnotes>
+</file>
+
 <file path=word/numbering.xml><?xml version="1.0" encoding="utf-8"?>
 <w:numbering xmlns:wpc="http://schemas.microsoft.com/office/word/2010/wordprocessingCanvas" xmlns:cx="http://schemas.microsoft.com/office/drawing/2014/chartex" xmlns:cx1="http://schemas.microsoft.com/office/drawing/2015/9/8/chartex" xmlns:cx2="http://schemas.microsoft.com/office/drawing/2015/10/21/chartex" xmlns:cx3="http://schemas.microsoft.com/office/drawing/2016/5/9/chartex" xmlns:cx4="http://schemas.microsoft.com/office/drawing/2016/5/10/chartex" xmlns:cx5="http://schemas.microsoft.com/office/drawing/2016/5/11/chartex" xmlns:cx6="http://schemas.microsoft.com/office/drawing/2016/5/12/chartex" xmlns:cx7="http://schemas.microsoft.com/office/drawing/2016/5/13/chartex" xmlns:cx8="http://schemas.microsoft.com/office/drawing/2016/5/14/chartex" xmlns:mc="http://schemas.openxmlformats.org/markup-compatibility/2006" xmlns:aink="http://schemas.microsoft.com/office/drawing/2016/ink" xmlns:am3d="http://schemas.microsoft.com/office/drawing/2017/model3d" xmlns:o="urn:schemas-microsoft-com:office:office" xmlns:oel="http://schemas.microsoft.com/office/2019/extlst" xmlns:r="http://schemas.openxmlformats.org/officeDocument/2006/relationships" xmlns:m="http://schemas.openxmlformats.org/officeDocument/2006/math" xmlns:v="urn:schemas-microsoft-com:vml" xmlns:wp14="http://schemas.microsoft.com/office/word/2010/wordprocessingDrawing" xmlns:wp="http://schemas.openxmlformats.org/drawingml/2006/wordprocessingDrawing" xmlns:w10="urn:schemas-microsoft-com:office:word" xmlns:w="http://schemas.openxmlformats.org/wordprocessingml/2006/main" xmlns:w14="http://schemas.microsoft.com/office/word/2010/wordml" xmlns:w15="http://schemas.microsoft.com/office/word/2012/wordml" xmlns:w16cex="http://schemas.microsoft.com/office/word/2018/wordml/cex" xmlns:w16cid="http://schemas.microsoft.com/office/word/2016/wordml/cid" xmlns:w16="http://schemas.microsoft.com/office/word/2018/wordml" xmlns:w16du="http://schemas.microsoft.com/office/word/2023/wordml/word16du" xmlns:w16sdtdh="http://schemas.microsoft.com/office/word/2020/wordml/sdtdatahash" xmlns:w16sdtfl="http://schemas.microsoft.com/office/word/2024/wordml/sdtformatlock" xmlns:w16se="http://schemas.microsoft.com/office/word/2015/wordml/symex" xmlns:wpg="http://schemas.microsoft.com/office/word/2010/wordprocessingGroup" xmlns:wpi="http://schemas.microsoft.com/office/word/2010/wordprocessingInk" xmlns:wne="http://schemas.microsoft.com/office/word/2006/wordml" xmlns:wps="http://schemas.microsoft.com/office/word/2010/wordprocessingShape" mc:Ignorable="w14 w15 w16se w16cid w16 w16cex w16sdtdh w16sdtfl w16du wp14">
   <w:abstractNum w:abstractNumId="0" w15:restartNumberingAfterBreak="0">
     <w:nsid w:val="0A4E0044"/>
     <w:multiLevelType w:val="multilevel"/>
-    <w:tmpl w:val="C6AAE618"/>
+    <w:tmpl w:val="4A646382"/>
     <w:lvl w:ilvl="0">
       <w:start w:val="1"/>
       <w:numFmt w:val="bullet"/>
@@ -31915,45 +32746,39 @@
       <w:lvlJc w:val="left"/>
       <w:pPr>
         <w:tabs>
-          <w:tab w:val="num" w:pos="720"/>
+          <w:tab w:val="num" w:pos="1068"/>
         </w:tabs>
-        <w:ind w:left="720" w:hanging="360"/>
+        <w:ind w:left="1068" w:hanging="360"/>
       </w:pPr>
       <w:rPr>
         <w:rFonts w:ascii="Symbol" w:hAnsi="Symbol" w:hint="default"/>
         <w:sz w:val="20"/>
       </w:rPr>
     </w:lvl>
-    <w:lvl w:ilvl="1" w:tentative="1">
+    <w:lvl w:ilvl="1">
       <w:start w:val="1"/>
-      <w:numFmt w:val="bullet"/>
-      <w:lvlText w:val="o"/>
+      <w:numFmt w:val="decimal"/>
+      <w:lvlText w:val="%2."/>
       <w:lvlJc w:val="left"/>
       <w:pPr>
-        <w:tabs>
-          <w:tab w:val="num" w:pos="1440"/>
-        </w:tabs>
-        <w:ind w:left="1440" w:hanging="360"/>
+        <w:ind w:left="1788" w:hanging="360"/>
       </w:pPr>
       <w:rPr>
-        <w:rFonts w:ascii="Courier New" w:hAnsi="Courier New" w:hint="default"/>
-        <w:sz w:val="20"/>
+        <w:rFonts w:hint="default"/>
       </w:rPr>
     </w:lvl>
-    <w:lvl w:ilvl="2" w:tentative="1">
+    <w:lvl w:ilvl="2">
       <w:start w:val="1"/>
-      <w:numFmt w:val="bullet"/>
-      <w:lvlText w:val=""/>
+      <w:numFmt w:val="upperRoman"/>
+      <w:lvlText w:val="%3."/>
       <w:lvlJc w:val="left"/>
       <w:pPr>
-        <w:tabs>
-          <w:tab w:val="num" w:pos="2160"/>
-        </w:tabs>
-        <w:ind w:left="2160" w:hanging="360"/>
+        <w:ind w:left="1146" w:hanging="720"/>
       </w:pPr>
       <w:rPr>
-        <w:rFonts w:ascii="Wingdings" w:hAnsi="Wingdings" w:hint="default"/>
-        <w:sz w:val="20"/>
+        <w:rFonts w:hint="default"/>
+        <w:b w:val="0"/>
+        <w:bCs w:val="0"/>
       </w:rPr>
     </w:lvl>
     <w:lvl w:ilvl="3" w:tentative="1">
@@ -31963,9 +32788,9 @@
       <w:lvlJc w:val="left"/>
       <w:pPr>
         <w:tabs>
-          <w:tab w:val="num" w:pos="2880"/>
+          <w:tab w:val="num" w:pos="3228"/>
         </w:tabs>
-        <w:ind w:left="2880" w:hanging="360"/>
+        <w:ind w:left="3228" w:hanging="360"/>
       </w:pPr>
       <w:rPr>
         <w:rFonts w:ascii="Wingdings" w:hAnsi="Wingdings" w:hint="default"/>
@@ -31979,9 +32804,9 @@
       <w:lvlJc w:val="left"/>
       <w:pPr>
         <w:tabs>
-          <w:tab w:val="num" w:pos="3600"/>
+          <w:tab w:val="num" w:pos="3948"/>
         </w:tabs>
-        <w:ind w:left="3600" w:hanging="360"/>
+        <w:ind w:left="3948" w:hanging="360"/>
       </w:pPr>
       <w:rPr>
         <w:rFonts w:ascii="Wingdings" w:hAnsi="Wingdings" w:hint="default"/>
@@ -31995,9 +32820,9 @@
       <w:lvlJc w:val="left"/>
       <w:pPr>
         <w:tabs>
-          <w:tab w:val="num" w:pos="4320"/>
+          <w:tab w:val="num" w:pos="4668"/>
         </w:tabs>
-        <w:ind w:left="4320" w:hanging="360"/>
+        <w:ind w:left="4668" w:hanging="360"/>
       </w:pPr>
       <w:rPr>
         <w:rFonts w:ascii="Wingdings" w:hAnsi="Wingdings" w:hint="default"/>
@@ -32011,9 +32836,9 @@
       <w:lvlJc w:val="left"/>
       <w:pPr>
         <w:tabs>
-          <w:tab w:val="num" w:pos="5040"/>
+          <w:tab w:val="num" w:pos="5388"/>
         </w:tabs>
-        <w:ind w:left="5040" w:hanging="360"/>
+        <w:ind w:left="5388" w:hanging="360"/>
       </w:pPr>
       <w:rPr>
         <w:rFonts w:ascii="Wingdings" w:hAnsi="Wingdings" w:hint="default"/>
@@ -32027,9 +32852,9 @@
       <w:lvlJc w:val="left"/>
       <w:pPr>
         <w:tabs>
-          <w:tab w:val="num" w:pos="5760"/>
+          <w:tab w:val="num" w:pos="6108"/>
         </w:tabs>
-        <w:ind w:left="5760" w:hanging="360"/>
+        <w:ind w:left="6108" w:hanging="360"/>
       </w:pPr>
       <w:rPr>
         <w:rFonts w:ascii="Wingdings" w:hAnsi="Wingdings" w:hint="default"/>
@@ -32043,9 +32868,9 @@
       <w:lvlJc w:val="left"/>
       <w:pPr>
         <w:tabs>
-          <w:tab w:val="num" w:pos="6480"/>
+          <w:tab w:val="num" w:pos="6828"/>
         </w:tabs>
-        <w:ind w:left="6480" w:hanging="360"/>
+        <w:ind w:left="6828" w:hanging="360"/>
       </w:pPr>
       <w:rPr>
         <w:rFonts w:ascii="Wingdings" w:hAnsi="Wingdings" w:hint="default"/>
@@ -32054,6 +32879,666 @@
     </w:lvl>
   </w:abstractNum>
   <w:abstractNum w:abstractNumId="1" w15:restartNumberingAfterBreak="0">
+    <w:nsid w:val="3B2D5A36"/>
+    <w:multiLevelType w:val="multilevel"/>
+    <w:tmpl w:val="4A646382"/>
+    <w:lvl w:ilvl="0">
+      <w:start w:val="1"/>
+      <w:numFmt w:val="bullet"/>
+      <w:lvlText w:val=""/>
+      <w:lvlJc w:val="left"/>
+      <w:pPr>
+        <w:tabs>
+          <w:tab w:val="num" w:pos="1068"/>
+        </w:tabs>
+        <w:ind w:left="1068" w:hanging="360"/>
+      </w:pPr>
+      <w:rPr>
+        <w:rFonts w:ascii="Symbol" w:hAnsi="Symbol" w:hint="default"/>
+        <w:sz w:val="20"/>
+      </w:rPr>
+    </w:lvl>
+    <w:lvl w:ilvl="1">
+      <w:start w:val="1"/>
+      <w:numFmt w:val="decimal"/>
+      <w:lvlText w:val="%2."/>
+      <w:lvlJc w:val="left"/>
+      <w:pPr>
+        <w:ind w:left="1788" w:hanging="360"/>
+      </w:pPr>
+      <w:rPr>
+        <w:rFonts w:hint="default"/>
+      </w:rPr>
+    </w:lvl>
+    <w:lvl w:ilvl="2">
+      <w:start w:val="1"/>
+      <w:numFmt w:val="upperRoman"/>
+      <w:lvlText w:val="%3."/>
+      <w:lvlJc w:val="left"/>
+      <w:pPr>
+        <w:ind w:left="1146" w:hanging="720"/>
+      </w:pPr>
+      <w:rPr>
+        <w:rFonts w:hint="default"/>
+        <w:b w:val="0"/>
+        <w:bCs w:val="0"/>
+      </w:rPr>
+    </w:lvl>
+    <w:lvl w:ilvl="3" w:tentative="1">
+      <w:start w:val="1"/>
+      <w:numFmt w:val="bullet"/>
+      <w:lvlText w:val=""/>
+      <w:lvlJc w:val="left"/>
+      <w:pPr>
+        <w:tabs>
+          <w:tab w:val="num" w:pos="3228"/>
+        </w:tabs>
+        <w:ind w:left="3228" w:hanging="360"/>
+      </w:pPr>
+      <w:rPr>
+        <w:rFonts w:ascii="Wingdings" w:hAnsi="Wingdings" w:hint="default"/>
+        <w:sz w:val="20"/>
+      </w:rPr>
+    </w:lvl>
+    <w:lvl w:ilvl="4" w:tentative="1">
+      <w:start w:val="1"/>
+      <w:numFmt w:val="bullet"/>
+      <w:lvlText w:val=""/>
+      <w:lvlJc w:val="left"/>
+      <w:pPr>
+        <w:tabs>
+          <w:tab w:val="num" w:pos="3948"/>
+        </w:tabs>
+        <w:ind w:left="3948" w:hanging="360"/>
+      </w:pPr>
+      <w:rPr>
+        <w:rFonts w:ascii="Wingdings" w:hAnsi="Wingdings" w:hint="default"/>
+        <w:sz w:val="20"/>
+      </w:rPr>
+    </w:lvl>
+    <w:lvl w:ilvl="5" w:tentative="1">
+      <w:start w:val="1"/>
+      <w:numFmt w:val="bullet"/>
+      <w:lvlText w:val=""/>
+      <w:lvlJc w:val="left"/>
+      <w:pPr>
+        <w:tabs>
+          <w:tab w:val="num" w:pos="4668"/>
+        </w:tabs>
+        <w:ind w:left="4668" w:hanging="360"/>
+      </w:pPr>
+      <w:rPr>
+        <w:rFonts w:ascii="Wingdings" w:hAnsi="Wingdings" w:hint="default"/>
+        <w:sz w:val="20"/>
+      </w:rPr>
+    </w:lvl>
+    <w:lvl w:ilvl="6" w:tentative="1">
+      <w:start w:val="1"/>
+      <w:numFmt w:val="bullet"/>
+      <w:lvlText w:val=""/>
+      <w:lvlJc w:val="left"/>
+      <w:pPr>
+        <w:tabs>
+          <w:tab w:val="num" w:pos="5388"/>
+        </w:tabs>
+        <w:ind w:left="5388" w:hanging="360"/>
+      </w:pPr>
+      <w:rPr>
+        <w:rFonts w:ascii="Wingdings" w:hAnsi="Wingdings" w:hint="default"/>
+        <w:sz w:val="20"/>
+      </w:rPr>
+    </w:lvl>
+    <w:lvl w:ilvl="7" w:tentative="1">
+      <w:start w:val="1"/>
+      <w:numFmt w:val="bullet"/>
+      <w:lvlText w:val=""/>
+      <w:lvlJc w:val="left"/>
+      <w:pPr>
+        <w:tabs>
+          <w:tab w:val="num" w:pos="6108"/>
+        </w:tabs>
+        <w:ind w:left="6108" w:hanging="360"/>
+      </w:pPr>
+      <w:rPr>
+        <w:rFonts w:ascii="Wingdings" w:hAnsi="Wingdings" w:hint="default"/>
+        <w:sz w:val="20"/>
+      </w:rPr>
+    </w:lvl>
+    <w:lvl w:ilvl="8" w:tentative="1">
+      <w:start w:val="1"/>
+      <w:numFmt w:val="bullet"/>
+      <w:lvlText w:val=""/>
+      <w:lvlJc w:val="left"/>
+      <w:pPr>
+        <w:tabs>
+          <w:tab w:val="num" w:pos="6828"/>
+        </w:tabs>
+        <w:ind w:left="6828" w:hanging="360"/>
+      </w:pPr>
+      <w:rPr>
+        <w:rFonts w:ascii="Wingdings" w:hAnsi="Wingdings" w:hint="default"/>
+        <w:sz w:val="20"/>
+      </w:rPr>
+    </w:lvl>
+  </w:abstractNum>
+  <w:abstractNum w:abstractNumId="2" w15:restartNumberingAfterBreak="0">
+    <w:nsid w:val="3EA50D35"/>
+    <w:multiLevelType w:val="hybridMultilevel"/>
+    <w:tmpl w:val="DE9EDA4A"/>
+    <w:lvl w:ilvl="0" w:tplc="08090017">
+      <w:start w:val="1"/>
+      <w:numFmt w:val="lowerLetter"/>
+      <w:lvlText w:val="%1)"/>
+      <w:lvlJc w:val="left"/>
+      <w:pPr>
+        <w:ind w:left="720" w:hanging="360"/>
+      </w:pPr>
+    </w:lvl>
+    <w:lvl w:ilvl="1" w:tplc="08090019" w:tentative="1">
+      <w:start w:val="1"/>
+      <w:numFmt w:val="lowerLetter"/>
+      <w:lvlText w:val="%2."/>
+      <w:lvlJc w:val="left"/>
+      <w:pPr>
+        <w:ind w:left="1440" w:hanging="360"/>
+      </w:pPr>
+    </w:lvl>
+    <w:lvl w:ilvl="2" w:tplc="0809001B" w:tentative="1">
+      <w:start w:val="1"/>
+      <w:numFmt w:val="lowerRoman"/>
+      <w:lvlText w:val="%3."/>
+      <w:lvlJc w:val="right"/>
+      <w:pPr>
+        <w:ind w:left="2160" w:hanging="180"/>
+      </w:pPr>
+    </w:lvl>
+    <w:lvl w:ilvl="3" w:tplc="0809000F" w:tentative="1">
+      <w:start w:val="1"/>
+      <w:numFmt w:val="decimal"/>
+      <w:lvlText w:val="%4."/>
+      <w:lvlJc w:val="left"/>
+      <w:pPr>
+        <w:ind w:left="2880" w:hanging="360"/>
+      </w:pPr>
+    </w:lvl>
+    <w:lvl w:ilvl="4" w:tplc="08090019" w:tentative="1">
+      <w:start w:val="1"/>
+      <w:numFmt w:val="lowerLetter"/>
+      <w:lvlText w:val="%5."/>
+      <w:lvlJc w:val="left"/>
+      <w:pPr>
+        <w:ind w:left="3600" w:hanging="360"/>
+      </w:pPr>
+    </w:lvl>
+    <w:lvl w:ilvl="5" w:tplc="0809001B" w:tentative="1">
+      <w:start w:val="1"/>
+      <w:numFmt w:val="lowerRoman"/>
+      <w:lvlText w:val="%6."/>
+      <w:lvlJc w:val="right"/>
+      <w:pPr>
+        <w:ind w:left="4320" w:hanging="180"/>
+      </w:pPr>
+    </w:lvl>
+    <w:lvl w:ilvl="6" w:tplc="0809000F" w:tentative="1">
+      <w:start w:val="1"/>
+      <w:numFmt w:val="decimal"/>
+      <w:lvlText w:val="%7."/>
+      <w:lvlJc w:val="left"/>
+      <w:pPr>
+        <w:ind w:left="5040" w:hanging="360"/>
+      </w:pPr>
+    </w:lvl>
+    <w:lvl w:ilvl="7" w:tplc="08090019" w:tentative="1">
+      <w:start w:val="1"/>
+      <w:numFmt w:val="lowerLetter"/>
+      <w:lvlText w:val="%8."/>
+      <w:lvlJc w:val="left"/>
+      <w:pPr>
+        <w:ind w:left="5760" w:hanging="360"/>
+      </w:pPr>
+    </w:lvl>
+    <w:lvl w:ilvl="8" w:tplc="0809001B" w:tentative="1">
+      <w:start w:val="1"/>
+      <w:numFmt w:val="lowerRoman"/>
+      <w:lvlText w:val="%9."/>
+      <w:lvlJc w:val="right"/>
+      <w:pPr>
+        <w:ind w:left="6480" w:hanging="180"/>
+      </w:pPr>
+    </w:lvl>
+  </w:abstractNum>
+  <w:abstractNum w:abstractNumId="3" w15:restartNumberingAfterBreak="0">
+    <w:nsid w:val="4B4848EA"/>
+    <w:multiLevelType w:val="hybridMultilevel"/>
+    <w:tmpl w:val="0E8C50FC"/>
+    <w:lvl w:ilvl="0" w:tplc="0809000F">
+      <w:start w:val="1"/>
+      <w:numFmt w:val="decimal"/>
+      <w:lvlText w:val="%1."/>
+      <w:lvlJc w:val="left"/>
+      <w:pPr>
+        <w:ind w:left="720" w:hanging="360"/>
+      </w:pPr>
+    </w:lvl>
+    <w:lvl w:ilvl="1" w:tplc="08090019" w:tentative="1">
+      <w:start w:val="1"/>
+      <w:numFmt w:val="lowerLetter"/>
+      <w:lvlText w:val="%2."/>
+      <w:lvlJc w:val="left"/>
+      <w:pPr>
+        <w:ind w:left="1440" w:hanging="360"/>
+      </w:pPr>
+    </w:lvl>
+    <w:lvl w:ilvl="2" w:tplc="0809001B" w:tentative="1">
+      <w:start w:val="1"/>
+      <w:numFmt w:val="lowerRoman"/>
+      <w:lvlText w:val="%3."/>
+      <w:lvlJc w:val="right"/>
+      <w:pPr>
+        <w:ind w:left="2160" w:hanging="180"/>
+      </w:pPr>
+    </w:lvl>
+    <w:lvl w:ilvl="3" w:tplc="0809000F" w:tentative="1">
+      <w:start w:val="1"/>
+      <w:numFmt w:val="decimal"/>
+      <w:lvlText w:val="%4."/>
+      <w:lvlJc w:val="left"/>
+      <w:pPr>
+        <w:ind w:left="2880" w:hanging="360"/>
+      </w:pPr>
+    </w:lvl>
+    <w:lvl w:ilvl="4" w:tplc="08090019" w:tentative="1">
+      <w:start w:val="1"/>
+      <w:numFmt w:val="lowerLetter"/>
+      <w:lvlText w:val="%5."/>
+      <w:lvlJc w:val="left"/>
+      <w:pPr>
+        <w:ind w:left="3600" w:hanging="360"/>
+      </w:pPr>
+    </w:lvl>
+    <w:lvl w:ilvl="5" w:tplc="0809001B" w:tentative="1">
+      <w:start w:val="1"/>
+      <w:numFmt w:val="lowerRoman"/>
+      <w:lvlText w:val="%6."/>
+      <w:lvlJc w:val="right"/>
+      <w:pPr>
+        <w:ind w:left="4320" w:hanging="180"/>
+      </w:pPr>
+    </w:lvl>
+    <w:lvl w:ilvl="6" w:tplc="0809000F" w:tentative="1">
+      <w:start w:val="1"/>
+      <w:numFmt w:val="decimal"/>
+      <w:lvlText w:val="%7."/>
+      <w:lvlJc w:val="left"/>
+      <w:pPr>
+        <w:ind w:left="5040" w:hanging="360"/>
+      </w:pPr>
+    </w:lvl>
+    <w:lvl w:ilvl="7" w:tplc="08090019" w:tentative="1">
+      <w:start w:val="1"/>
+      <w:numFmt w:val="lowerLetter"/>
+      <w:lvlText w:val="%8."/>
+      <w:lvlJc w:val="left"/>
+      <w:pPr>
+        <w:ind w:left="5760" w:hanging="360"/>
+      </w:pPr>
+    </w:lvl>
+    <w:lvl w:ilvl="8" w:tplc="0809001B" w:tentative="1">
+      <w:start w:val="1"/>
+      <w:numFmt w:val="lowerRoman"/>
+      <w:lvlText w:val="%9."/>
+      <w:lvlJc w:val="right"/>
+      <w:pPr>
+        <w:ind w:left="6480" w:hanging="180"/>
+      </w:pPr>
+    </w:lvl>
+  </w:abstractNum>
+  <w:abstractNum w:abstractNumId="4" w15:restartNumberingAfterBreak="0">
+    <w:nsid w:val="4E8B0094"/>
+    <w:multiLevelType w:val="hybridMultilevel"/>
+    <w:tmpl w:val="789A458C"/>
+    <w:lvl w:ilvl="0" w:tplc="08090001">
+      <w:start w:val="1"/>
+      <w:numFmt w:val="bullet"/>
+      <w:lvlText w:val=""/>
+      <w:lvlJc w:val="left"/>
+      <w:pPr>
+        <w:ind w:left="720" w:hanging="360"/>
+      </w:pPr>
+      <w:rPr>
+        <w:rFonts w:ascii="Symbol" w:hAnsi="Symbol" w:hint="default"/>
+      </w:rPr>
+    </w:lvl>
+    <w:lvl w:ilvl="1" w:tplc="08090003">
+      <w:start w:val="1"/>
+      <w:numFmt w:val="bullet"/>
+      <w:lvlText w:val="o"/>
+      <w:lvlJc w:val="left"/>
+      <w:pPr>
+        <w:ind w:left="1440" w:hanging="360"/>
+      </w:pPr>
+      <w:rPr>
+        <w:rFonts w:ascii="Courier New" w:hAnsi="Courier New" w:cs="Courier New" w:hint="default"/>
+      </w:rPr>
+    </w:lvl>
+    <w:lvl w:ilvl="2" w:tplc="08090005" w:tentative="1">
+      <w:start w:val="1"/>
+      <w:numFmt w:val="bullet"/>
+      <w:lvlText w:val=""/>
+      <w:lvlJc w:val="left"/>
+      <w:pPr>
+        <w:ind w:left="2160" w:hanging="360"/>
+      </w:pPr>
+      <w:rPr>
+        <w:rFonts w:ascii="Wingdings" w:hAnsi="Wingdings" w:hint="default"/>
+      </w:rPr>
+    </w:lvl>
+    <w:lvl w:ilvl="3" w:tplc="08090001" w:tentative="1">
+      <w:start w:val="1"/>
+      <w:numFmt w:val="bullet"/>
+      <w:lvlText w:val=""/>
+      <w:lvlJc w:val="left"/>
+      <w:pPr>
+        <w:ind w:left="2880" w:hanging="360"/>
+      </w:pPr>
+      <w:rPr>
+        <w:rFonts w:ascii="Symbol" w:hAnsi="Symbol" w:hint="default"/>
+      </w:rPr>
+    </w:lvl>
+    <w:lvl w:ilvl="4" w:tplc="08090003" w:tentative="1">
+      <w:start w:val="1"/>
+      <w:numFmt w:val="bullet"/>
+      <w:lvlText w:val="o"/>
+      <w:lvlJc w:val="left"/>
+      <w:pPr>
+        <w:ind w:left="3600" w:hanging="360"/>
+      </w:pPr>
+      <w:rPr>
+        <w:rFonts w:ascii="Courier New" w:hAnsi="Courier New" w:cs="Courier New" w:hint="default"/>
+      </w:rPr>
+    </w:lvl>
+    <w:lvl w:ilvl="5" w:tplc="08090005" w:tentative="1">
+      <w:start w:val="1"/>
+      <w:numFmt w:val="bullet"/>
+      <w:lvlText w:val=""/>
+      <w:lvlJc w:val="left"/>
+      <w:pPr>
+        <w:ind w:left="4320" w:hanging="360"/>
+      </w:pPr>
+      <w:rPr>
+        <w:rFonts w:ascii="Wingdings" w:hAnsi="Wingdings" w:hint="default"/>
+      </w:rPr>
+    </w:lvl>
+    <w:lvl w:ilvl="6" w:tplc="08090001" w:tentative="1">
+      <w:start w:val="1"/>
+      <w:numFmt w:val="bullet"/>
+      <w:lvlText w:val=""/>
+      <w:lvlJc w:val="left"/>
+      <w:pPr>
+        <w:ind w:left="5040" w:hanging="360"/>
+      </w:pPr>
+      <w:rPr>
+        <w:rFonts w:ascii="Symbol" w:hAnsi="Symbol" w:hint="default"/>
+      </w:rPr>
+    </w:lvl>
+    <w:lvl w:ilvl="7" w:tplc="08090003" w:tentative="1">
+      <w:start w:val="1"/>
+      <w:numFmt w:val="bullet"/>
+      <w:lvlText w:val="o"/>
+      <w:lvlJc w:val="left"/>
+      <w:pPr>
+        <w:ind w:left="5760" w:hanging="360"/>
+      </w:pPr>
+      <w:rPr>
+        <w:rFonts w:ascii="Courier New" w:hAnsi="Courier New" w:cs="Courier New" w:hint="default"/>
+      </w:rPr>
+    </w:lvl>
+    <w:lvl w:ilvl="8" w:tplc="08090005" w:tentative="1">
+      <w:start w:val="1"/>
+      <w:numFmt w:val="bullet"/>
+      <w:lvlText w:val=""/>
+      <w:lvlJc w:val="left"/>
+      <w:pPr>
+        <w:ind w:left="6480" w:hanging="360"/>
+      </w:pPr>
+      <w:rPr>
+        <w:rFonts w:ascii="Wingdings" w:hAnsi="Wingdings" w:hint="default"/>
+      </w:rPr>
+    </w:lvl>
+  </w:abstractNum>
+  <w:abstractNum w:abstractNumId="5" w15:restartNumberingAfterBreak="0">
+    <w:nsid w:val="5CDF1692"/>
+    <w:multiLevelType w:val="multilevel"/>
+    <w:tmpl w:val="4A646382"/>
+    <w:lvl w:ilvl="0">
+      <w:start w:val="1"/>
+      <w:numFmt w:val="bullet"/>
+      <w:lvlText w:val=""/>
+      <w:lvlJc w:val="left"/>
+      <w:pPr>
+        <w:tabs>
+          <w:tab w:val="num" w:pos="1068"/>
+        </w:tabs>
+        <w:ind w:left="1068" w:hanging="360"/>
+      </w:pPr>
+      <w:rPr>
+        <w:rFonts w:ascii="Symbol" w:hAnsi="Symbol" w:hint="default"/>
+        <w:sz w:val="20"/>
+      </w:rPr>
+    </w:lvl>
+    <w:lvl w:ilvl="1">
+      <w:start w:val="1"/>
+      <w:numFmt w:val="decimal"/>
+      <w:lvlText w:val="%2."/>
+      <w:lvlJc w:val="left"/>
+      <w:pPr>
+        <w:ind w:left="1788" w:hanging="360"/>
+      </w:pPr>
+      <w:rPr>
+        <w:rFonts w:hint="default"/>
+      </w:rPr>
+    </w:lvl>
+    <w:lvl w:ilvl="2">
+      <w:start w:val="1"/>
+      <w:numFmt w:val="upperRoman"/>
+      <w:lvlText w:val="%3."/>
+      <w:lvlJc w:val="left"/>
+      <w:pPr>
+        <w:ind w:left="1146" w:hanging="720"/>
+      </w:pPr>
+      <w:rPr>
+        <w:rFonts w:hint="default"/>
+        <w:b w:val="0"/>
+        <w:bCs w:val="0"/>
+      </w:rPr>
+    </w:lvl>
+    <w:lvl w:ilvl="3" w:tentative="1">
+      <w:start w:val="1"/>
+      <w:numFmt w:val="bullet"/>
+      <w:lvlText w:val=""/>
+      <w:lvlJc w:val="left"/>
+      <w:pPr>
+        <w:tabs>
+          <w:tab w:val="num" w:pos="3228"/>
+        </w:tabs>
+        <w:ind w:left="3228" w:hanging="360"/>
+      </w:pPr>
+      <w:rPr>
+        <w:rFonts w:ascii="Wingdings" w:hAnsi="Wingdings" w:hint="default"/>
+        <w:sz w:val="20"/>
+      </w:rPr>
+    </w:lvl>
+    <w:lvl w:ilvl="4" w:tentative="1">
+      <w:start w:val="1"/>
+      <w:numFmt w:val="bullet"/>
+      <w:lvlText w:val=""/>
+      <w:lvlJc w:val="left"/>
+      <w:pPr>
+        <w:tabs>
+          <w:tab w:val="num" w:pos="3948"/>
+        </w:tabs>
+        <w:ind w:left="3948" w:hanging="360"/>
+      </w:pPr>
+      <w:rPr>
+        <w:rFonts w:ascii="Wingdings" w:hAnsi="Wingdings" w:hint="default"/>
+        <w:sz w:val="20"/>
+      </w:rPr>
+    </w:lvl>
+    <w:lvl w:ilvl="5" w:tentative="1">
+      <w:start w:val="1"/>
+      <w:numFmt w:val="bullet"/>
+      <w:lvlText w:val=""/>
+      <w:lvlJc w:val="left"/>
+      <w:pPr>
+        <w:tabs>
+          <w:tab w:val="num" w:pos="4668"/>
+        </w:tabs>
+        <w:ind w:left="4668" w:hanging="360"/>
+      </w:pPr>
+      <w:rPr>
+        <w:rFonts w:ascii="Wingdings" w:hAnsi="Wingdings" w:hint="default"/>
+        <w:sz w:val="20"/>
+      </w:rPr>
+    </w:lvl>
+    <w:lvl w:ilvl="6" w:tentative="1">
+      <w:start w:val="1"/>
+      <w:numFmt w:val="bullet"/>
+      <w:lvlText w:val=""/>
+      <w:lvlJc w:val="left"/>
+      <w:pPr>
+        <w:tabs>
+          <w:tab w:val="num" w:pos="5388"/>
+        </w:tabs>
+        <w:ind w:left="5388" w:hanging="360"/>
+      </w:pPr>
+      <w:rPr>
+        <w:rFonts w:ascii="Wingdings" w:hAnsi="Wingdings" w:hint="default"/>
+        <w:sz w:val="20"/>
+      </w:rPr>
+    </w:lvl>
+    <w:lvl w:ilvl="7" w:tentative="1">
+      <w:start w:val="1"/>
+      <w:numFmt w:val="bullet"/>
+      <w:lvlText w:val=""/>
+      <w:lvlJc w:val="left"/>
+      <w:pPr>
+        <w:tabs>
+          <w:tab w:val="num" w:pos="6108"/>
+        </w:tabs>
+        <w:ind w:left="6108" w:hanging="360"/>
+      </w:pPr>
+      <w:rPr>
+        <w:rFonts w:ascii="Wingdings" w:hAnsi="Wingdings" w:hint="default"/>
+        <w:sz w:val="20"/>
+      </w:rPr>
+    </w:lvl>
+    <w:lvl w:ilvl="8" w:tentative="1">
+      <w:start w:val="1"/>
+      <w:numFmt w:val="bullet"/>
+      <w:lvlText w:val=""/>
+      <w:lvlJc w:val="left"/>
+      <w:pPr>
+        <w:tabs>
+          <w:tab w:val="num" w:pos="6828"/>
+        </w:tabs>
+        <w:ind w:left="6828" w:hanging="360"/>
+      </w:pPr>
+      <w:rPr>
+        <w:rFonts w:ascii="Wingdings" w:hAnsi="Wingdings" w:hint="default"/>
+        <w:sz w:val="20"/>
+      </w:rPr>
+    </w:lvl>
+  </w:abstractNum>
+  <w:abstractNum w:abstractNumId="6" w15:restartNumberingAfterBreak="0">
+    <w:nsid w:val="62261A9A"/>
+    <w:multiLevelType w:val="hybridMultilevel"/>
+    <w:tmpl w:val="CA02476E"/>
+    <w:lvl w:ilvl="0" w:tplc="8AB22EDA">
+      <w:start w:val="1"/>
+      <w:numFmt w:val="upperRoman"/>
+      <w:lvlText w:val="%1."/>
+      <w:lvlJc w:val="left"/>
+      <w:pPr>
+        <w:ind w:left="1080" w:hanging="720"/>
+      </w:pPr>
+      <w:rPr>
+        <w:rFonts w:hint="default"/>
+      </w:rPr>
+    </w:lvl>
+    <w:lvl w:ilvl="1" w:tplc="08090019" w:tentative="1">
+      <w:start w:val="1"/>
+      <w:numFmt w:val="lowerLetter"/>
+      <w:lvlText w:val="%2."/>
+      <w:lvlJc w:val="left"/>
+      <w:pPr>
+        <w:ind w:left="1440" w:hanging="360"/>
+      </w:pPr>
+    </w:lvl>
+    <w:lvl w:ilvl="2" w:tplc="0809001B" w:tentative="1">
+      <w:start w:val="1"/>
+      <w:numFmt w:val="lowerRoman"/>
+      <w:lvlText w:val="%3."/>
+      <w:lvlJc w:val="right"/>
+      <w:pPr>
+        <w:ind w:left="2160" w:hanging="180"/>
+      </w:pPr>
+    </w:lvl>
+    <w:lvl w:ilvl="3" w:tplc="0809000F" w:tentative="1">
+      <w:start w:val="1"/>
+      <w:numFmt w:val="decimal"/>
+      <w:lvlText w:val="%4."/>
+      <w:lvlJc w:val="left"/>
+      <w:pPr>
+        <w:ind w:left="2880" w:hanging="360"/>
+      </w:pPr>
+    </w:lvl>
+    <w:lvl w:ilvl="4" w:tplc="08090019" w:tentative="1">
+      <w:start w:val="1"/>
+      <w:numFmt w:val="lowerLetter"/>
+      <w:lvlText w:val="%5."/>
+      <w:lvlJc w:val="left"/>
+      <w:pPr>
+        <w:ind w:left="3600" w:hanging="360"/>
+      </w:pPr>
+    </w:lvl>
+    <w:lvl w:ilvl="5" w:tplc="0809001B" w:tentative="1">
+      <w:start w:val="1"/>
+      <w:numFmt w:val="lowerRoman"/>
+      <w:lvlText w:val="%6."/>
+      <w:lvlJc w:val="right"/>
+      <w:pPr>
+        <w:ind w:left="4320" w:hanging="180"/>
+      </w:pPr>
+    </w:lvl>
+    <w:lvl w:ilvl="6" w:tplc="0809000F" w:tentative="1">
+      <w:start w:val="1"/>
+      <w:numFmt w:val="decimal"/>
+      <w:lvlText w:val="%7."/>
+      <w:lvlJc w:val="left"/>
+      <w:pPr>
+        <w:ind w:left="5040" w:hanging="360"/>
+      </w:pPr>
+    </w:lvl>
+    <w:lvl w:ilvl="7" w:tplc="08090019" w:tentative="1">
+      <w:start w:val="1"/>
+      <w:numFmt w:val="lowerLetter"/>
+      <w:lvlText w:val="%8."/>
+      <w:lvlJc w:val="left"/>
+      <w:pPr>
+        <w:ind w:left="5760" w:hanging="360"/>
+      </w:pPr>
+    </w:lvl>
+    <w:lvl w:ilvl="8" w:tplc="0809001B" w:tentative="1">
+      <w:start w:val="1"/>
+      <w:numFmt w:val="lowerRoman"/>
+      <w:lvlText w:val="%9."/>
+      <w:lvlJc w:val="right"/>
+      <w:pPr>
+        <w:ind w:left="6480" w:hanging="180"/>
+      </w:pPr>
+    </w:lvl>
+  </w:abstractNum>
+  <w:abstractNum w:abstractNumId="7" w15:restartNumberingAfterBreak="0">
     <w:nsid w:val="63737651"/>
     <w:multiLevelType w:val="hybridMultilevel"/>
     <w:tmpl w:val="A1D00FA6"/>
@@ -32142,7 +33627,239 @@
       </w:pPr>
     </w:lvl>
   </w:abstractNum>
-  <w:abstractNum w:abstractNumId="2" w15:restartNumberingAfterBreak="0">
+  <w:abstractNum w:abstractNumId="8" w15:restartNumberingAfterBreak="0">
+    <w:nsid w:val="675D2CF1"/>
+    <w:multiLevelType w:val="hybridMultilevel"/>
+    <w:tmpl w:val="8E98D25A"/>
+    <w:lvl w:ilvl="0" w:tplc="08090017">
+      <w:start w:val="1"/>
+      <w:numFmt w:val="lowerLetter"/>
+      <w:lvlText w:val="%1)"/>
+      <w:lvlJc w:val="left"/>
+      <w:pPr>
+        <w:ind w:left="1068" w:hanging="360"/>
+      </w:pPr>
+      <w:rPr>
+        <w:rFonts w:hint="default"/>
+      </w:rPr>
+    </w:lvl>
+    <w:lvl w:ilvl="1" w:tplc="08090019" w:tentative="1">
+      <w:start w:val="1"/>
+      <w:numFmt w:val="lowerLetter"/>
+      <w:lvlText w:val="%2."/>
+      <w:lvlJc w:val="left"/>
+      <w:pPr>
+        <w:ind w:left="1788" w:hanging="360"/>
+      </w:pPr>
+    </w:lvl>
+    <w:lvl w:ilvl="2" w:tplc="0809001B" w:tentative="1">
+      <w:start w:val="1"/>
+      <w:numFmt w:val="lowerRoman"/>
+      <w:lvlText w:val="%3."/>
+      <w:lvlJc w:val="right"/>
+      <w:pPr>
+        <w:ind w:left="2508" w:hanging="180"/>
+      </w:pPr>
+    </w:lvl>
+    <w:lvl w:ilvl="3" w:tplc="0809000F" w:tentative="1">
+      <w:start w:val="1"/>
+      <w:numFmt w:val="decimal"/>
+      <w:lvlText w:val="%4."/>
+      <w:lvlJc w:val="left"/>
+      <w:pPr>
+        <w:ind w:left="3228" w:hanging="360"/>
+      </w:pPr>
+    </w:lvl>
+    <w:lvl w:ilvl="4" w:tplc="08090019" w:tentative="1">
+      <w:start w:val="1"/>
+      <w:numFmt w:val="lowerLetter"/>
+      <w:lvlText w:val="%5."/>
+      <w:lvlJc w:val="left"/>
+      <w:pPr>
+        <w:ind w:left="3948" w:hanging="360"/>
+      </w:pPr>
+    </w:lvl>
+    <w:lvl w:ilvl="5" w:tplc="0809001B" w:tentative="1">
+      <w:start w:val="1"/>
+      <w:numFmt w:val="lowerRoman"/>
+      <w:lvlText w:val="%6."/>
+      <w:lvlJc w:val="right"/>
+      <w:pPr>
+        <w:ind w:left="4668" w:hanging="180"/>
+      </w:pPr>
+    </w:lvl>
+    <w:lvl w:ilvl="6" w:tplc="0809000F" w:tentative="1">
+      <w:start w:val="1"/>
+      <w:numFmt w:val="decimal"/>
+      <w:lvlText w:val="%7."/>
+      <w:lvlJc w:val="left"/>
+      <w:pPr>
+        <w:ind w:left="5388" w:hanging="360"/>
+      </w:pPr>
+    </w:lvl>
+    <w:lvl w:ilvl="7" w:tplc="08090019" w:tentative="1">
+      <w:start w:val="1"/>
+      <w:numFmt w:val="lowerLetter"/>
+      <w:lvlText w:val="%8."/>
+      <w:lvlJc w:val="left"/>
+      <w:pPr>
+        <w:ind w:left="6108" w:hanging="360"/>
+      </w:pPr>
+    </w:lvl>
+    <w:lvl w:ilvl="8" w:tplc="0809001B" w:tentative="1">
+      <w:start w:val="1"/>
+      <w:numFmt w:val="lowerRoman"/>
+      <w:lvlText w:val="%9."/>
+      <w:lvlJc w:val="right"/>
+      <w:pPr>
+        <w:ind w:left="6828" w:hanging="180"/>
+      </w:pPr>
+    </w:lvl>
+  </w:abstractNum>
+  <w:abstractNum w:abstractNumId="9" w15:restartNumberingAfterBreak="0">
+    <w:nsid w:val="699715EA"/>
+    <w:multiLevelType w:val="multilevel"/>
+    <w:tmpl w:val="4A646382"/>
+    <w:lvl w:ilvl="0">
+      <w:start w:val="1"/>
+      <w:numFmt w:val="bullet"/>
+      <w:lvlText w:val=""/>
+      <w:lvlJc w:val="left"/>
+      <w:pPr>
+        <w:tabs>
+          <w:tab w:val="num" w:pos="1068"/>
+        </w:tabs>
+        <w:ind w:left="1068" w:hanging="360"/>
+      </w:pPr>
+      <w:rPr>
+        <w:rFonts w:ascii="Symbol" w:hAnsi="Symbol" w:hint="default"/>
+        <w:sz w:val="20"/>
+      </w:rPr>
+    </w:lvl>
+    <w:lvl w:ilvl="1">
+      <w:start w:val="1"/>
+      <w:numFmt w:val="decimal"/>
+      <w:lvlText w:val="%2."/>
+      <w:lvlJc w:val="left"/>
+      <w:pPr>
+        <w:ind w:left="1788" w:hanging="360"/>
+      </w:pPr>
+      <w:rPr>
+        <w:rFonts w:hint="default"/>
+      </w:rPr>
+    </w:lvl>
+    <w:lvl w:ilvl="2">
+      <w:start w:val="1"/>
+      <w:numFmt w:val="upperRoman"/>
+      <w:lvlText w:val="%3."/>
+      <w:lvlJc w:val="left"/>
+      <w:pPr>
+        <w:ind w:left="1146" w:hanging="720"/>
+      </w:pPr>
+      <w:rPr>
+        <w:rFonts w:hint="default"/>
+        <w:b w:val="0"/>
+        <w:bCs w:val="0"/>
+      </w:rPr>
+    </w:lvl>
+    <w:lvl w:ilvl="3" w:tentative="1">
+      <w:start w:val="1"/>
+      <w:numFmt w:val="bullet"/>
+      <w:lvlText w:val=""/>
+      <w:lvlJc w:val="left"/>
+      <w:pPr>
+        <w:tabs>
+          <w:tab w:val="num" w:pos="3228"/>
+        </w:tabs>
+        <w:ind w:left="3228" w:hanging="360"/>
+      </w:pPr>
+      <w:rPr>
+        <w:rFonts w:ascii="Wingdings" w:hAnsi="Wingdings" w:hint="default"/>
+        <w:sz w:val="20"/>
+      </w:rPr>
+    </w:lvl>
+    <w:lvl w:ilvl="4" w:tentative="1">
+      <w:start w:val="1"/>
+      <w:numFmt w:val="bullet"/>
+      <w:lvlText w:val=""/>
+      <w:lvlJc w:val="left"/>
+      <w:pPr>
+        <w:tabs>
+          <w:tab w:val="num" w:pos="3948"/>
+        </w:tabs>
+        <w:ind w:left="3948" w:hanging="360"/>
+      </w:pPr>
+      <w:rPr>
+        <w:rFonts w:ascii="Wingdings" w:hAnsi="Wingdings" w:hint="default"/>
+        <w:sz w:val="20"/>
+      </w:rPr>
+    </w:lvl>
+    <w:lvl w:ilvl="5" w:tentative="1">
+      <w:start w:val="1"/>
+      <w:numFmt w:val="bullet"/>
+      <w:lvlText w:val=""/>
+      <w:lvlJc w:val="left"/>
+      <w:pPr>
+        <w:tabs>
+          <w:tab w:val="num" w:pos="4668"/>
+        </w:tabs>
+        <w:ind w:left="4668" w:hanging="360"/>
+      </w:pPr>
+      <w:rPr>
+        <w:rFonts w:ascii="Wingdings" w:hAnsi="Wingdings" w:hint="default"/>
+        <w:sz w:val="20"/>
+      </w:rPr>
+    </w:lvl>
+    <w:lvl w:ilvl="6" w:tentative="1">
+      <w:start w:val="1"/>
+      <w:numFmt w:val="bullet"/>
+      <w:lvlText w:val=""/>
+      <w:lvlJc w:val="left"/>
+      <w:pPr>
+        <w:tabs>
+          <w:tab w:val="num" w:pos="5388"/>
+        </w:tabs>
+        <w:ind w:left="5388" w:hanging="360"/>
+      </w:pPr>
+      <w:rPr>
+        <w:rFonts w:ascii="Wingdings" w:hAnsi="Wingdings" w:hint="default"/>
+        <w:sz w:val="20"/>
+      </w:rPr>
+    </w:lvl>
+    <w:lvl w:ilvl="7" w:tentative="1">
+      <w:start w:val="1"/>
+      <w:numFmt w:val="bullet"/>
+      <w:lvlText w:val=""/>
+      <w:lvlJc w:val="left"/>
+      <w:pPr>
+        <w:tabs>
+          <w:tab w:val="num" w:pos="6108"/>
+        </w:tabs>
+        <w:ind w:left="6108" w:hanging="360"/>
+      </w:pPr>
+      <w:rPr>
+        <w:rFonts w:ascii="Wingdings" w:hAnsi="Wingdings" w:hint="default"/>
+        <w:sz w:val="20"/>
+      </w:rPr>
+    </w:lvl>
+    <w:lvl w:ilvl="8" w:tentative="1">
+      <w:start w:val="1"/>
+      <w:numFmt w:val="bullet"/>
+      <w:lvlText w:val=""/>
+      <w:lvlJc w:val="left"/>
+      <w:pPr>
+        <w:tabs>
+          <w:tab w:val="num" w:pos="6828"/>
+        </w:tabs>
+        <w:ind w:left="6828" w:hanging="360"/>
+      </w:pPr>
+      <w:rPr>
+        <w:rFonts w:ascii="Wingdings" w:hAnsi="Wingdings" w:hint="default"/>
+        <w:sz w:val="20"/>
+      </w:rPr>
+    </w:lvl>
+  </w:abstractNum>
+  <w:abstractNum w:abstractNumId="10" w15:restartNumberingAfterBreak="0">
     <w:nsid w:val="6A2F56CD"/>
     <w:multiLevelType w:val="hybridMultilevel"/>
     <w:tmpl w:val="2CA877F8"/>
@@ -32231,7 +33948,186 @@
       </w:pPr>
     </w:lvl>
   </w:abstractNum>
-  <w:abstractNum w:abstractNumId="3" w15:restartNumberingAfterBreak="0">
+  <w:abstractNum w:abstractNumId="11" w15:restartNumberingAfterBreak="0">
+    <w:nsid w:val="717265ED"/>
+    <w:multiLevelType w:val="hybridMultilevel"/>
+    <w:tmpl w:val="330E1276"/>
+    <w:lvl w:ilvl="0" w:tplc="08090017">
+      <w:start w:val="1"/>
+      <w:numFmt w:val="lowerLetter"/>
+      <w:lvlText w:val="%1)"/>
+      <w:lvlJc w:val="left"/>
+      <w:pPr>
+        <w:ind w:left="1068" w:hanging="360"/>
+      </w:pPr>
+      <w:rPr>
+        <w:rFonts w:hint="default"/>
+      </w:rPr>
+    </w:lvl>
+    <w:lvl w:ilvl="1" w:tplc="08090019" w:tentative="1">
+      <w:start w:val="1"/>
+      <w:numFmt w:val="lowerLetter"/>
+      <w:lvlText w:val="%2."/>
+      <w:lvlJc w:val="left"/>
+      <w:pPr>
+        <w:ind w:left="1788" w:hanging="360"/>
+      </w:pPr>
+    </w:lvl>
+    <w:lvl w:ilvl="2" w:tplc="0809001B" w:tentative="1">
+      <w:start w:val="1"/>
+      <w:numFmt w:val="lowerRoman"/>
+      <w:lvlText w:val="%3."/>
+      <w:lvlJc w:val="right"/>
+      <w:pPr>
+        <w:ind w:left="2508" w:hanging="180"/>
+      </w:pPr>
+    </w:lvl>
+    <w:lvl w:ilvl="3" w:tplc="0809000F" w:tentative="1">
+      <w:start w:val="1"/>
+      <w:numFmt w:val="decimal"/>
+      <w:lvlText w:val="%4."/>
+      <w:lvlJc w:val="left"/>
+      <w:pPr>
+        <w:ind w:left="3228" w:hanging="360"/>
+      </w:pPr>
+    </w:lvl>
+    <w:lvl w:ilvl="4" w:tplc="08090019" w:tentative="1">
+      <w:start w:val="1"/>
+      <w:numFmt w:val="lowerLetter"/>
+      <w:lvlText w:val="%5."/>
+      <w:lvlJc w:val="left"/>
+      <w:pPr>
+        <w:ind w:left="3948" w:hanging="360"/>
+      </w:pPr>
+    </w:lvl>
+    <w:lvl w:ilvl="5" w:tplc="0809001B" w:tentative="1">
+      <w:start w:val="1"/>
+      <w:numFmt w:val="lowerRoman"/>
+      <w:lvlText w:val="%6."/>
+      <w:lvlJc w:val="right"/>
+      <w:pPr>
+        <w:ind w:left="4668" w:hanging="180"/>
+      </w:pPr>
+    </w:lvl>
+    <w:lvl w:ilvl="6" w:tplc="0809000F" w:tentative="1">
+      <w:start w:val="1"/>
+      <w:numFmt w:val="decimal"/>
+      <w:lvlText w:val="%7."/>
+      <w:lvlJc w:val="left"/>
+      <w:pPr>
+        <w:ind w:left="5388" w:hanging="360"/>
+      </w:pPr>
+    </w:lvl>
+    <w:lvl w:ilvl="7" w:tplc="08090019" w:tentative="1">
+      <w:start w:val="1"/>
+      <w:numFmt w:val="lowerLetter"/>
+      <w:lvlText w:val="%8."/>
+      <w:lvlJc w:val="left"/>
+      <w:pPr>
+        <w:ind w:left="6108" w:hanging="360"/>
+      </w:pPr>
+    </w:lvl>
+    <w:lvl w:ilvl="8" w:tplc="0809001B" w:tentative="1">
+      <w:start w:val="1"/>
+      <w:numFmt w:val="lowerRoman"/>
+      <w:lvlText w:val="%9."/>
+      <w:lvlJc w:val="right"/>
+      <w:pPr>
+        <w:ind w:left="6828" w:hanging="180"/>
+      </w:pPr>
+    </w:lvl>
+  </w:abstractNum>
+  <w:abstractNum w:abstractNumId="12" w15:restartNumberingAfterBreak="0">
+    <w:nsid w:val="71C25E6B"/>
+    <w:multiLevelType w:val="hybridMultilevel"/>
+    <w:tmpl w:val="48C4FB64"/>
+    <w:lvl w:ilvl="0" w:tplc="953485EC">
+      <w:start w:val="1"/>
+      <w:numFmt w:val="decimal"/>
+      <w:lvlText w:val="%1."/>
+      <w:lvlJc w:val="left"/>
+      <w:pPr>
+        <w:ind w:left="720" w:hanging="360"/>
+      </w:pPr>
+      <w:rPr>
+        <w:rFonts w:hint="default"/>
+        <w:b/>
+      </w:rPr>
+    </w:lvl>
+    <w:lvl w:ilvl="1" w:tplc="08090019" w:tentative="1">
+      <w:start w:val="1"/>
+      <w:numFmt w:val="lowerLetter"/>
+      <w:lvlText w:val="%2."/>
+      <w:lvlJc w:val="left"/>
+      <w:pPr>
+        <w:ind w:left="1440" w:hanging="360"/>
+      </w:pPr>
+    </w:lvl>
+    <w:lvl w:ilvl="2" w:tplc="0809001B" w:tentative="1">
+      <w:start w:val="1"/>
+      <w:numFmt w:val="lowerRoman"/>
+      <w:lvlText w:val="%3."/>
+      <w:lvlJc w:val="right"/>
+      <w:pPr>
+        <w:ind w:left="2160" w:hanging="180"/>
+      </w:pPr>
+    </w:lvl>
+    <w:lvl w:ilvl="3" w:tplc="0809000F" w:tentative="1">
+      <w:start w:val="1"/>
+      <w:numFmt w:val="decimal"/>
+      <w:lvlText w:val="%4."/>
+      <w:lvlJc w:val="left"/>
+      <w:pPr>
+        <w:ind w:left="2880" w:hanging="360"/>
+      </w:pPr>
+    </w:lvl>
+    <w:lvl w:ilvl="4" w:tplc="08090019" w:tentative="1">
+      <w:start w:val="1"/>
+      <w:numFmt w:val="lowerLetter"/>
+      <w:lvlText w:val="%5."/>
+      <w:lvlJc w:val="left"/>
+      <w:pPr>
+        <w:ind w:left="3600" w:hanging="360"/>
+      </w:pPr>
+    </w:lvl>
+    <w:lvl w:ilvl="5" w:tplc="0809001B" w:tentative="1">
+      <w:start w:val="1"/>
+      <w:numFmt w:val="lowerRoman"/>
+      <w:lvlText w:val="%6."/>
+      <w:lvlJc w:val="right"/>
+      <w:pPr>
+        <w:ind w:left="4320" w:hanging="180"/>
+      </w:pPr>
+    </w:lvl>
+    <w:lvl w:ilvl="6" w:tplc="0809000F" w:tentative="1">
+      <w:start w:val="1"/>
+      <w:numFmt w:val="decimal"/>
+      <w:lvlText w:val="%7."/>
+      <w:lvlJc w:val="left"/>
+      <w:pPr>
+        <w:ind w:left="5040" w:hanging="360"/>
+      </w:pPr>
+    </w:lvl>
+    <w:lvl w:ilvl="7" w:tplc="08090019" w:tentative="1">
+      <w:start w:val="1"/>
+      <w:numFmt w:val="lowerLetter"/>
+      <w:lvlText w:val="%8."/>
+      <w:lvlJc w:val="left"/>
+      <w:pPr>
+        <w:ind w:left="5760" w:hanging="360"/>
+      </w:pPr>
+    </w:lvl>
+    <w:lvl w:ilvl="8" w:tplc="0809001B" w:tentative="1">
+      <w:start w:val="1"/>
+      <w:numFmt w:val="lowerRoman"/>
+      <w:lvlText w:val="%9."/>
+      <w:lvlJc w:val="right"/>
+      <w:pPr>
+        <w:ind w:left="6480" w:hanging="180"/>
+      </w:pPr>
+    </w:lvl>
+  </w:abstractNum>
+  <w:abstractNum w:abstractNumId="13" w15:restartNumberingAfterBreak="0">
     <w:nsid w:val="7ADE674B"/>
     <w:multiLevelType w:val="multilevel"/>
     <w:tmpl w:val="EDBA8F88"/>
@@ -32242,9 +34138,9 @@
       <w:lvlJc w:val="left"/>
       <w:pPr>
         <w:tabs>
-          <w:tab w:val="num" w:pos="720"/>
+          <w:tab w:val="num" w:pos="1068"/>
         </w:tabs>
-        <w:ind w:left="720" w:hanging="360"/>
+        <w:ind w:left="1068" w:hanging="360"/>
       </w:pPr>
       <w:rPr>
         <w:rFonts w:ascii="Symbol" w:hAnsi="Symbol" w:hint="default"/>
@@ -32258,9 +34154,9 @@
       <w:lvlJc w:val="left"/>
       <w:pPr>
         <w:tabs>
-          <w:tab w:val="num" w:pos="1440"/>
+          <w:tab w:val="num" w:pos="1788"/>
         </w:tabs>
-        <w:ind w:left="1440" w:hanging="360"/>
+        <w:ind w:left="1788" w:hanging="360"/>
       </w:pPr>
       <w:rPr>
         <w:rFonts w:ascii="Courier New" w:hAnsi="Courier New" w:hint="default"/>
@@ -32274,9 +34170,9 @@
       <w:lvlJc w:val="left"/>
       <w:pPr>
         <w:tabs>
-          <w:tab w:val="num" w:pos="2160"/>
+          <w:tab w:val="num" w:pos="2508"/>
         </w:tabs>
-        <w:ind w:left="2160" w:hanging="360"/>
+        <w:ind w:left="2508" w:hanging="360"/>
       </w:pPr>
       <w:rPr>
         <w:rFonts w:ascii="Wingdings" w:hAnsi="Wingdings" w:hint="default"/>
@@ -32290,9 +34186,9 @@
       <w:lvlJc w:val="left"/>
       <w:pPr>
         <w:tabs>
-          <w:tab w:val="num" w:pos="2880"/>
+          <w:tab w:val="num" w:pos="3228"/>
         </w:tabs>
-        <w:ind w:left="2880" w:hanging="360"/>
+        <w:ind w:left="3228" w:hanging="360"/>
       </w:pPr>
       <w:rPr>
         <w:rFonts w:ascii="Wingdings" w:hAnsi="Wingdings" w:hint="default"/>
@@ -32306,9 +34202,9 @@
       <w:lvlJc w:val="left"/>
       <w:pPr>
         <w:tabs>
-          <w:tab w:val="num" w:pos="3600"/>
+          <w:tab w:val="num" w:pos="3948"/>
         </w:tabs>
-        <w:ind w:left="3600" w:hanging="360"/>
+        <w:ind w:left="3948" w:hanging="360"/>
       </w:pPr>
       <w:rPr>
         <w:rFonts w:ascii="Wingdings" w:hAnsi="Wingdings" w:hint="default"/>
@@ -32322,9 +34218,9 @@
       <w:lvlJc w:val="left"/>
       <w:pPr>
         <w:tabs>
-          <w:tab w:val="num" w:pos="4320"/>
+          <w:tab w:val="num" w:pos="4668"/>
         </w:tabs>
-        <w:ind w:left="4320" w:hanging="360"/>
+        <w:ind w:left="4668" w:hanging="360"/>
       </w:pPr>
       <w:rPr>
         <w:rFonts w:ascii="Wingdings" w:hAnsi="Wingdings" w:hint="default"/>
@@ -32338,9 +34234,9 @@
       <w:lvlJc w:val="left"/>
       <w:pPr>
         <w:tabs>
-          <w:tab w:val="num" w:pos="5040"/>
+          <w:tab w:val="num" w:pos="5388"/>
         </w:tabs>
-        <w:ind w:left="5040" w:hanging="360"/>
+        <w:ind w:left="5388" w:hanging="360"/>
       </w:pPr>
       <w:rPr>
         <w:rFonts w:ascii="Wingdings" w:hAnsi="Wingdings" w:hint="default"/>
@@ -32354,9 +34250,9 @@
       <w:lvlJc w:val="left"/>
       <w:pPr>
         <w:tabs>
-          <w:tab w:val="num" w:pos="5760"/>
+          <w:tab w:val="num" w:pos="6108"/>
         </w:tabs>
-        <w:ind w:left="5760" w:hanging="360"/>
+        <w:ind w:left="6108" w:hanging="360"/>
       </w:pPr>
       <w:rPr>
         <w:rFonts w:ascii="Wingdings" w:hAnsi="Wingdings" w:hint="default"/>
@@ -32370,9 +34266,9 @@
       <w:lvlJc w:val="left"/>
       <w:pPr>
         <w:tabs>
-          <w:tab w:val="num" w:pos="6480"/>
+          <w:tab w:val="num" w:pos="6828"/>
         </w:tabs>
-        <w:ind w:left="6480" w:hanging="360"/>
+        <w:ind w:left="6828" w:hanging="360"/>
       </w:pPr>
       <w:rPr>
         <w:rFonts w:ascii="Wingdings" w:hAnsi="Wingdings" w:hint="default"/>
@@ -32381,16 +34277,46 @@
     </w:lvl>
   </w:abstractNum>
   <w:num w:numId="1" w16cid:durableId="920218963">
-    <w:abstractNumId w:val="1"/>
+    <w:abstractNumId w:val="7"/>
   </w:num>
   <w:num w:numId="2" w16cid:durableId="1850288133">
-    <w:abstractNumId w:val="3"/>
+    <w:abstractNumId w:val="13"/>
   </w:num>
   <w:num w:numId="3" w16cid:durableId="1505897078">
     <w:abstractNumId w:val="0"/>
   </w:num>
   <w:num w:numId="4" w16cid:durableId="1920826929">
+    <w:abstractNumId w:val="10"/>
+  </w:num>
+  <w:num w:numId="5" w16cid:durableId="1987079370">
+    <w:abstractNumId w:val="4"/>
+  </w:num>
+  <w:num w:numId="6" w16cid:durableId="1491287269">
+    <w:abstractNumId w:val="3"/>
+  </w:num>
+  <w:num w:numId="7" w16cid:durableId="649948155">
+    <w:abstractNumId w:val="12"/>
+  </w:num>
+  <w:num w:numId="8" w16cid:durableId="1550729000">
+    <w:abstractNumId w:val="11"/>
+  </w:num>
+  <w:num w:numId="9" w16cid:durableId="471675107">
     <w:abstractNumId w:val="2"/>
+  </w:num>
+  <w:num w:numId="10" w16cid:durableId="1208224075">
+    <w:abstractNumId w:val="6"/>
+  </w:num>
+  <w:num w:numId="11" w16cid:durableId="518742473">
+    <w:abstractNumId w:val="1"/>
+  </w:num>
+  <w:num w:numId="12" w16cid:durableId="303387777">
+    <w:abstractNumId w:val="5"/>
+  </w:num>
+  <w:num w:numId="13" w16cid:durableId="2028016006">
+    <w:abstractNumId w:val="9"/>
+  </w:num>
+  <w:num w:numId="14" w16cid:durableId="384569286">
+    <w:abstractNumId w:val="8"/>
   </w:num>
 </w:numbering>
 </file>
@@ -33311,6 +35237,69 @@
       <w:spacing w:val="5"/>
     </w:rPr>
   </w:style>
+  <w:style w:type="table" w:styleId="Tabela-Siatka">
+    <w:name w:val="Table Grid"/>
+    <w:basedOn w:val="Standardowy"/>
+    <w:uiPriority w:val="39"/>
+    <w:rsid w:val="00372EC3"/>
+    <w:pPr>
+      <w:spacing w:after="0" w:line="240" w:lineRule="auto"/>
+    </w:pPr>
+    <w:tblPr>
+      <w:tblBorders>
+        <w:top w:val="single" w:sz="4" w:space="0" w:color="auto"/>
+        <w:left w:val="single" w:sz="4" w:space="0" w:color="auto"/>
+        <w:bottom w:val="single" w:sz="4" w:space="0" w:color="auto"/>
+        <w:right w:val="single" w:sz="4" w:space="0" w:color="auto"/>
+        <w:insideH w:val="single" w:sz="4" w:space="0" w:color="auto"/>
+        <w:insideV w:val="single" w:sz="4" w:space="0" w:color="auto"/>
+      </w:tblBorders>
+    </w:tblPr>
+  </w:style>
+  <w:style w:type="paragraph" w:styleId="Nagwek">
+    <w:name w:val="header"/>
+    <w:basedOn w:val="Normalny"/>
+    <w:link w:val="NagwekZnak"/>
+    <w:uiPriority w:val="99"/>
+    <w:unhideWhenUsed/>
+    <w:rsid w:val="000919FC"/>
+    <w:pPr>
+      <w:tabs>
+        <w:tab w:val="center" w:pos="4536"/>
+        <w:tab w:val="right" w:pos="9072"/>
+      </w:tabs>
+      <w:spacing w:after="0" w:line="240" w:lineRule="auto"/>
+    </w:pPr>
+  </w:style>
+  <w:style w:type="character" w:customStyle="1" w:styleId="NagwekZnak">
+    <w:name w:val="Nagłówek Znak"/>
+    <w:basedOn w:val="Domylnaczcionkaakapitu"/>
+    <w:link w:val="Nagwek"/>
+    <w:uiPriority w:val="99"/>
+    <w:rsid w:val="000919FC"/>
+  </w:style>
+  <w:style w:type="paragraph" w:styleId="Stopka">
+    <w:name w:val="footer"/>
+    <w:basedOn w:val="Normalny"/>
+    <w:link w:val="StopkaZnak"/>
+    <w:uiPriority w:val="99"/>
+    <w:unhideWhenUsed/>
+    <w:rsid w:val="000919FC"/>
+    <w:pPr>
+      <w:tabs>
+        <w:tab w:val="center" w:pos="4536"/>
+        <w:tab w:val="right" w:pos="9072"/>
+      </w:tabs>
+      <w:spacing w:after="0" w:line="240" w:lineRule="auto"/>
+    </w:pPr>
+  </w:style>
+  <w:style w:type="character" w:customStyle="1" w:styleId="StopkaZnak">
+    <w:name w:val="Stopka Znak"/>
+    <w:basedOn w:val="Domylnaczcionkaakapitu"/>
+    <w:link w:val="Stopka"/>
+    <w:uiPriority w:val="99"/>
+    <w:rsid w:val="000919FC"/>
+  </w:style>
 </w:styles>
 </file>
 
@@ -39567,7 +41556,7 @@
           <c:smooth val="0"/>
           <c:extLst>
             <c:ext xmlns:c16="http://schemas.microsoft.com/office/drawing/2014/chart" uri="{C3380CC4-5D6E-409C-BE32-E72D297353CC}">
-              <c16:uniqueId val="{00000000-B911-4B36-AE45-A071CB1E73FE}"/>
+              <c16:uniqueId val="{00000000-3E07-474C-BC01-96A92CD4E04C}"/>
             </c:ext>
           </c:extLst>
         </c:ser>
@@ -39767,7 +41756,7 @@
           <c:smooth val="0"/>
           <c:extLst>
             <c:ext xmlns:c16="http://schemas.microsoft.com/office/drawing/2014/chart" uri="{C3380CC4-5D6E-409C-BE32-E72D297353CC}">
-              <c16:uniqueId val="{00000001-B911-4B36-AE45-A071CB1E73FE}"/>
+              <c16:uniqueId val="{00000001-3E07-474C-BC01-96A92CD4E04C}"/>
             </c:ext>
           </c:extLst>
         </c:ser>
@@ -39967,7 +41956,7 @@
           <c:smooth val="0"/>
           <c:extLst>
             <c:ext xmlns:c16="http://schemas.microsoft.com/office/drawing/2014/chart" uri="{C3380CC4-5D6E-409C-BE32-E72D297353CC}">
-              <c16:uniqueId val="{00000002-B911-4B36-AE45-A071CB1E73FE}"/>
+              <c16:uniqueId val="{00000002-3E07-474C-BC01-96A92CD4E04C}"/>
             </c:ext>
           </c:extLst>
         </c:ser>

--- a/sprawozdanie3.docx
+++ b/sprawozdanie3.docx
@@ -17,21 +17,36 @@
         <w:jc w:val="center"/>
       </w:pPr>
       <w:r>
-        <w:t>Maria Linkowska 1</w:t>
+        <w:t xml:space="preserve">Maria </w:t>
+      </w:r>
+      <w:proofErr w:type="spellStart"/>
+      <w:r>
+        <w:t>Linkowska</w:t>
+      </w:r>
+      <w:proofErr w:type="spellEnd"/>
+      <w:r>
+        <w:t xml:space="preserve"> 1</w:t>
       </w:r>
       <w:r>
-        <w:t>67906, Sara Rachmańczuk 167898</w:t>
+        <w:t xml:space="preserve">67906, Sara </w:t>
+      </w:r>
+      <w:proofErr w:type="spellStart"/>
+      <w:r>
+        <w:t>Rachmańczuk</w:t>
+      </w:r>
+      <w:proofErr w:type="spellEnd"/>
+      <w:r>
+        <w:t xml:space="preserve"> 167898</w:t>
       </w:r>
     </w:p>
     <w:p>
-      <w:pPr>
-        <w:pStyle w:val="Akapitzlist"/>
-        <w:numPr>
-          <w:ilvl w:val="0"/>
-          <w:numId w:val="7"/>
-        </w:numPr>
-        <w:jc w:val="both"/>
-      </w:pPr>
+      <w:r>
+        <w:rPr>
+          <w:b/>
+          <w:bCs/>
+        </w:rPr>
+        <w:t xml:space="preserve">1. </w:t>
+      </w:r>
       <w:r>
         <w:rPr>
           <w:b/>
@@ -40,18 +55,21 @@
         <w:t>Celem</w:t>
       </w:r>
       <w:r>
-        <w:t xml:space="preserve"> zadania była implementacja dwóch metod sortowania topologicznego skierowanych grafów acyklicznych (DAG) – algorytmu Tarjana (opartego na przeszukiwaniu w głąb, DFS) oraz algorytmu Kahna (opartego na metodzie usuwania wierzchołków o zerowym stopniu wejściowym). Badania koncentrowały się na przeprowadzeniu analizy porównawczej czasów wykonania obu algorytmów w zależności od rozmiaru danych (liczby wierzchołków n), nasycenia grafu (gęstości s) oraz zastosowanej reprezentacji maszynowej grafu w pamięci.</w:t>
+        <w:t xml:space="preserve"> zadania była implementacja dwóch metod sortowania topologicznego skierowanych grafów acyklicznych (DAG) – algorytmu </w:t>
+      </w:r>
+      <w:proofErr w:type="spellStart"/>
+      <w:r>
+        <w:t>Tarjana</w:t>
+      </w:r>
+      <w:proofErr w:type="spellEnd"/>
+      <w:r>
+        <w:t xml:space="preserve"> (opartego na przeszukiwaniu w głąb, DFS) oraz algorytmu Kahna (opartego na metodzie usuwania wierzchołków o zerowym stopniu wejściowym). Badania koncentrowały się na przeprowadzeniu analizy porównawczej czasów wykonania obu algorytmów w zależności od rozmiaru danych (liczby wierzchołków n), nasycenia grafu (gęstości s) oraz zastosowanej reprezentacji maszynowej grafu w pamięci.</w:t>
       </w:r>
     </w:p>
     <w:p>
-      <w:pPr>
-        <w:pStyle w:val="Akapitzlist"/>
-        <w:numPr>
-          <w:ilvl w:val="0"/>
-          <w:numId w:val="7"/>
-        </w:numPr>
-        <w:jc w:val="both"/>
-      </w:pPr>
+      <w:r>
+        <w:t xml:space="preserve">2. </w:t>
+      </w:r>
       <w:r>
         <w:rPr>
           <w:b/>
@@ -61,10 +79,6 @@
       </w:r>
     </w:p>
     <w:p>
-      <w:pPr>
-        <w:pStyle w:val="Akapitzlist"/>
-        <w:jc w:val="both"/>
-      </w:pPr>
       <w:r>
         <w:t>W ramach eksperymentów zaimplementowano generatory spójnych grafów DAG oraz trzy podstawowe reprezentacje grafów w pamięci:</w:t>
       </w:r>
@@ -75,7 +89,6 @@
           <w:ilvl w:val="0"/>
           <w:numId w:val="2"/>
         </w:numPr>
-        <w:jc w:val="both"/>
       </w:pPr>
       <w:r>
         <w:rPr>
@@ -100,7 +113,6 @@
           <w:ilvl w:val="0"/>
           <w:numId w:val="2"/>
         </w:numPr>
-        <w:jc w:val="both"/>
       </w:pPr>
       <w:r>
         <w:rPr>
@@ -119,7 +131,6 @@
           <w:ilvl w:val="0"/>
           <w:numId w:val="2"/>
         </w:numPr>
-        <w:jc w:val="both"/>
       </w:pPr>
       <w:r>
         <w:rPr>
@@ -133,40 +144,13 @@
       </w:r>
     </w:p>
     <w:p>
-      <w:pPr>
-        <w:pStyle w:val="Akapitzlist"/>
-        <w:numPr>
-          <w:ilvl w:val="0"/>
-          <w:numId w:val="7"/>
-        </w:numPr>
-        <w:jc w:val="both"/>
-        <w:rPr>
-          <w:b/>
-          <w:bCs/>
-        </w:rPr>
-      </w:pPr>
       <w:r>
-        <w:rPr>
-          <w:b/>
-          <w:bCs/>
-        </w:rPr>
-        <w:t>Metodologia testów i pomiarów</w:t>
+        <w:t>3. Metodologia testów i pomiarów</w:t>
       </w:r>
     </w:p>
     <w:p>
-      <w:pPr>
-        <w:pStyle w:val="Akapitzlist"/>
-        <w:jc w:val="both"/>
-        <w:rPr>
-          <w:b/>
-          <w:bCs/>
-        </w:rPr>
-      </w:pPr>
       <w:r>
-        <w:t>W</w:t>
-      </w:r>
-      <w:r>
-        <w:t xml:space="preserve"> celu przeprowadzenia rzetelnej analizy porównawczej, opracowano rygorystyczną procedurę pomiarową. Zaprojektowano dwa niezależne eksperymenty badające czas sortowania topologicznego w milisekundach [ms]:</w:t>
+        <w:t>W celu przeprowadzenia rzetelnej analizy porównawczej, opracowano rygorystyczną procedurę pomiarową. Zaprojektowano dwa niezależne eksperymenty badające czas sortowania topologicznego w milisekundach [ms]:</w:t>
       </w:r>
     </w:p>
     <w:p>
@@ -175,10 +159,9 @@
           <w:ilvl w:val="0"/>
           <w:numId w:val="3"/>
         </w:numPr>
-        <w:jc w:val="both"/>
       </w:pPr>
       <w:r>
-        <w:t>Eksperyment 1 (Liniowy wzrost n): Badanie wpływu rosnącej liczby wierzchołków na czas obliczeń przy stałych poziomach nasycenia grafu. Wybrano zakres od n=100 do n=1000 (krok co 100), badając grafy rzadkie (s=10%), średnio gęste (s=50%) oraz bardzo gęste (s=90%).</w:t>
+        <w:t>Eksperyment 1 (Liniowy wzrost n): Badanie wpływu rosnącej liczby wierzchołków na czas obliczeń przy stałych poziomach nasycenia grafu. Wybrano zakres od n=100 do n=1000 (krok co 100), badając grafy rzadkie (s=10\%), średnio gęste (s=50\%) oraz bardzo gęste (s=90\%).</w:t>
       </w:r>
     </w:p>
     <w:p>
@@ -187,43 +170,30 @@
           <w:ilvl w:val="0"/>
           <w:numId w:val="3"/>
         </w:numPr>
-        <w:jc w:val="both"/>
       </w:pPr>
       <w:r>
-        <w:t>Eksperyment 2 (Liniowy wzrost s): Badanie wpływu rosnącej gęstości grafu na czas obliczeń przy stałym rozmiarze danych. Ustalono stałą liczbę wierzchołków n=500, testując nasycenia rosnące liniowo od s=10% do s=90% (krok co 10%).</w:t>
+        <w:t>Eksperyment 2 (Liniowy wzrost s): Badanie wpływu rosnącej gęstości grafu na czas obliczeń przy stałym rozmiarze danych. Ustalono stałą liczbę wierzchołków n=500, testując nasycenia rosnące liniowo od s=10\% do s=90\% (krok co 10%).</w:t>
+      </w:r>
+    </w:p>
+    <w:p>
+      <w:r>
+        <w:t xml:space="preserve">Dla każdego unikalnego punktu pomiarowego (kombinacja algorytmu, reprezentacji, n oraz s) wygenerowano 10 niezależnych instancji grafów losowych. Wynikiem punktowym </w:t>
+      </w:r>
+      <w:r>
+        <w:lastRenderedPageBreak/>
+        <w:t>zaprezentowanym na wykresach w kolejnych sekcjach sprawozdania jest średnia arytmetyczna czasów tych iteracji. W celu weryfikacji stabilności pomiarowej algorytmów, dla każdego punktu wyliczono oraz naniesiono na wykresy odchylenie standardowe w postaci słupków błędów.</w:t>
       </w:r>
     </w:p>
     <w:p>
       <w:pPr>
-        <w:ind w:left="708"/>
-        <w:jc w:val="both"/>
-      </w:pPr>
-      <w:r>
-        <w:t xml:space="preserve">Dla każdego unikalnego punktu pomiarowego (kombinacja algorytmu, reprezentacji, n oraz s) wygenerowano 10 niezależnych instancji grafów losowych. Wynikiem punktowym zaprezentowanym na wykresach w kolejnych sekcjach sprawozdania jest średnia </w:t>
-      </w:r>
-      <w:r>
-        <w:lastRenderedPageBreak/>
-        <w:t>arytmetyczna</w:t>
-      </w:r>
-      <w:r>
-        <w:t xml:space="preserve"> </w:t>
-      </w:r>
-      <w:r>
-        <w:t>czasów tych iteracji. W celu weryfikacji stabilności pomiarowej algorytmów, dla każdego punktu wyliczono oraz naniesiono na wykresy odchylenie standardowe w postaci słupków błędów.</w:t>
-      </w:r>
-    </w:p>
-    <w:p>
-      <w:pPr>
-        <w:pStyle w:val="Akapitzlist"/>
-        <w:numPr>
-          <w:ilvl w:val="0"/>
-          <w:numId w:val="7"/>
-        </w:numPr>
         <w:rPr>
           <w:b/>
           <w:bCs/>
         </w:rPr>
       </w:pPr>
+      <w:r>
+        <w:t xml:space="preserve">4. </w:t>
+      </w:r>
       <w:r>
         <w:rPr>
           <w:b/>
@@ -233,10 +203,6 @@
       </w:r>
     </w:p>
     <w:p>
-      <w:pPr>
-        <w:ind w:left="360"/>
-        <w:jc w:val="both"/>
-      </w:pPr>
       <w:r>
         <w:t>Pierwszy eksperyment skupiał się na zbadaniu, jak algorytmy radzą sobie ze stałym procentowym nasyceniem krawędzi, podczas gdy całkowity rozmiar grafu (liczba wierzchołków n) rośnie liniowo od 100 do 1000.</w:t>
       </w:r>
@@ -246,30 +212,38 @@
         <w:pStyle w:val="Akapitzlist"/>
         <w:numPr>
           <w:ilvl w:val="0"/>
-          <w:numId w:val="8"/>
+          <w:numId w:val="4"/>
         </w:numPr>
+      </w:pPr>
+      <w:r>
+        <w:t>Macierz sąsiedztwa</w:t>
+      </w:r>
+    </w:p>
+    <w:p>
+      <w:pPr>
+        <w:pStyle w:val="Akapitzlist"/>
       </w:pPr>
       <w:r>
         <w:rPr>
           <w:noProof/>
         </w:rPr>
         <w:drawing>
-          <wp:anchor distT="0" distB="0" distL="114300" distR="114300" simplePos="0" relativeHeight="251658240" behindDoc="1" locked="0" layoutInCell="1" allowOverlap="1" wp14:anchorId="551B7465" wp14:editId="41E263D1">
+          <wp:anchor distT="0" distB="0" distL="114300" distR="114300" simplePos="0" relativeHeight="251658240" behindDoc="1" locked="0" layoutInCell="1" allowOverlap="1" wp14:anchorId="551B7465" wp14:editId="493E48F8">
             <wp:simplePos x="0" y="0"/>
-            <wp:positionH relativeFrom="margin">
-              <wp:align>right</wp:align>
+            <wp:positionH relativeFrom="column">
+              <wp:posOffset>14605</wp:posOffset>
             </wp:positionH>
             <wp:positionV relativeFrom="paragraph">
-              <wp:posOffset>257175</wp:posOffset>
+              <wp:posOffset>180340</wp:posOffset>
             </wp:positionV>
-            <wp:extent cx="5753100" cy="4732020"/>
-            <wp:effectExtent l="0" t="0" r="0" b="11430"/>
+            <wp:extent cx="5760720" cy="3790315"/>
+            <wp:effectExtent l="0" t="0" r="11430" b="635"/>
             <wp:wrapTight wrapText="bothSides">
               <wp:wrapPolygon edited="0">
                 <wp:start x="0" y="0"/>
-                <wp:lineTo x="0" y="21565"/>
-                <wp:lineTo x="21528" y="21565"/>
-                <wp:lineTo x="21528" y="0"/>
+                <wp:lineTo x="0" y="21495"/>
+                <wp:lineTo x="21571" y="21495"/>
+                <wp:lineTo x="21571" y="0"/>
                 <wp:lineTo x="0" y="0"/>
               </wp:wrapPolygon>
             </wp:wrapTight>
@@ -283,43 +257,26 @@
             <wp:cNvGraphicFramePr/>
             <a:graphic xmlns:a="http://schemas.openxmlformats.org/drawingml/2006/main">
               <a:graphicData uri="http://schemas.openxmlformats.org/drawingml/2006/chart">
-                <c:chart xmlns:c="http://schemas.openxmlformats.org/drawingml/2006/chart" xmlns:r="http://schemas.openxmlformats.org/officeDocument/2006/relationships" r:id="rId7"/>
+                <c:chart xmlns:c="http://schemas.openxmlformats.org/drawingml/2006/chart" xmlns:r="http://schemas.openxmlformats.org/officeDocument/2006/relationships" r:id="rId5"/>
               </a:graphicData>
             </a:graphic>
-            <wp14:sizeRelH relativeFrom="margin">
-              <wp14:pctWidth>0</wp14:pctWidth>
-            </wp14:sizeRelH>
-            <wp14:sizeRelV relativeFrom="margin">
-              <wp14:pctHeight>0</wp14:pctHeight>
-            </wp14:sizeRelV>
           </wp:anchor>
         </w:drawing>
       </w:r>
-      <w:r>
-        <w:t>Macierz sąsiedztwa</w:t>
-      </w:r>
     </w:p>
-    <w:p/>
     <w:p>
       <w:pPr>
         <w:pStyle w:val="Akapitzlist"/>
-        <w:numPr>
-          <w:ilvl w:val="0"/>
-          <w:numId w:val="10"/>
-        </w:numPr>
-        <w:jc w:val="both"/>
       </w:pPr>
+    </w:p>
+    <w:p>
+      <w:pPr>
+        <w:pStyle w:val="Akapitzlist"/>
+      </w:pPr>
+    </w:p>
+    <w:p>
       <w:r>
-        <w:t>Charakterystyka – wykres przedstawia kwadratowy wzrost czasu obliczeń względem liczby wierzchołków, co jest zgodne z teoretyczną reprezentacją O(n</w:t>
-      </w:r>
-      <w:r>
-        <w:rPr>
-          <w:vertAlign w:val="superscript"/>
-        </w:rPr>
-        <w:t>2</w:t>
-      </w:r>
-      <w:r>
-        <w:t>) dla tej reprezentacji.</w:t>
+        <w:br w:type="page"/>
       </w:r>
     </w:p>
     <w:p>
@@ -327,57 +284,39 @@
         <w:pStyle w:val="Akapitzlist"/>
         <w:numPr>
           <w:ilvl w:val="0"/>
-          <w:numId w:val="10"/>
+          <w:numId w:val="4"/>
         </w:numPr>
-        <w:jc w:val="both"/>
       </w:pPr>
       <w:r>
-        <w:t xml:space="preserve">Zależność od nasycenia – algorytmy pracują nieco szybciej dla nasycenia 90% niż dla nasycenia 50%. Wynika to z faktu, że w gęstych grafach warunki stopu w pętlach wyszukujących krawędzie są spełniane szybciej. </w:t>
+        <w:lastRenderedPageBreak/>
+        <w:t>Lista następników</w:t>
       </w:r>
     </w:p>
     <w:p>
       <w:pPr>
         <w:pStyle w:val="Akapitzlist"/>
-        <w:numPr>
-          <w:ilvl w:val="0"/>
-          <w:numId w:val="10"/>
-        </w:numPr>
-        <w:jc w:val="both"/>
-      </w:pPr>
-      <w:r>
-        <w:t xml:space="preserve">Porównanie algorytmów – Algorytm Tarjana (DFS) konsekwentnie osiąga lepsze wyniki niż algorytm Kahna, ze względu na mniejszy narzut operacyjny przy przeszukiwaniu macierzy. </w:t>
-      </w:r>
-    </w:p>
-    <w:p>
-      <w:pPr>
-        <w:pStyle w:val="Akapitzlist"/>
-        <w:numPr>
-          <w:ilvl w:val="0"/>
-          <w:numId w:val="8"/>
-        </w:numPr>
       </w:pPr>
       <w:r>
         <w:rPr>
           <w:noProof/>
         </w:rPr>
-        <w:lastRenderedPageBreak/>
         <w:drawing>
-          <wp:anchor distT="0" distB="0" distL="114300" distR="114300" simplePos="0" relativeHeight="251659264" behindDoc="1" locked="0" layoutInCell="1" allowOverlap="1" wp14:anchorId="6F6361EE" wp14:editId="17EC95CC">
+          <wp:anchor distT="0" distB="0" distL="114300" distR="114300" simplePos="0" relativeHeight="251659264" behindDoc="1" locked="0" layoutInCell="1" allowOverlap="1" wp14:anchorId="6F6361EE" wp14:editId="6724DFF0">
             <wp:simplePos x="0" y="0"/>
-            <wp:positionH relativeFrom="margin">
-              <wp:align>right</wp:align>
+            <wp:positionH relativeFrom="column">
+              <wp:posOffset>24130</wp:posOffset>
             </wp:positionH>
             <wp:positionV relativeFrom="paragraph">
-              <wp:posOffset>315595</wp:posOffset>
+              <wp:posOffset>230505</wp:posOffset>
             </wp:positionV>
-            <wp:extent cx="5745480" cy="5433060"/>
-            <wp:effectExtent l="0" t="0" r="7620" b="15240"/>
+            <wp:extent cx="5760720" cy="3962400"/>
+            <wp:effectExtent l="0" t="0" r="11430" b="0"/>
             <wp:wrapTight wrapText="bothSides">
               <wp:wrapPolygon edited="0">
                 <wp:start x="0" y="0"/>
-                <wp:lineTo x="0" y="21585"/>
-                <wp:lineTo x="21557" y="21585"/>
-                <wp:lineTo x="21557" y="0"/>
+                <wp:lineTo x="0" y="21496"/>
+                <wp:lineTo x="21571" y="21496"/>
+                <wp:lineTo x="21571" y="0"/>
                 <wp:lineTo x="0" y="0"/>
               </wp:wrapPolygon>
             </wp:wrapTight>
@@ -391,92 +330,23 @@
             <wp:cNvGraphicFramePr/>
             <a:graphic xmlns:a="http://schemas.openxmlformats.org/drawingml/2006/main">
               <a:graphicData uri="http://schemas.openxmlformats.org/drawingml/2006/chart">
-                <c:chart xmlns:c="http://schemas.openxmlformats.org/drawingml/2006/chart" xmlns:r="http://schemas.openxmlformats.org/officeDocument/2006/relationships" r:id="rId8"/>
+                <c:chart xmlns:c="http://schemas.openxmlformats.org/drawingml/2006/chart" xmlns:r="http://schemas.openxmlformats.org/officeDocument/2006/relationships" r:id="rId6"/>
               </a:graphicData>
             </a:graphic>
-            <wp14:sizeRelH relativeFrom="margin">
-              <wp14:pctWidth>0</wp14:pctWidth>
-            </wp14:sizeRelH>
-            <wp14:sizeRelV relativeFrom="margin">
-              <wp14:pctHeight>0</wp14:pctHeight>
-            </wp14:sizeRelV>
           </wp:anchor>
         </w:drawing>
       </w:r>
-      <w:r>
-        <w:t>Lista następników</w:t>
-      </w:r>
     </w:p>
-    <w:p>
-      <w:pPr>
-        <w:rPr>
-          <w:b/>
-          <w:bCs/>
-        </w:rPr>
-      </w:pPr>
-    </w:p>
-    <w:p>
-      <w:pPr>
-        <w:pStyle w:val="Akapitzlist"/>
-        <w:numPr>
-          <w:ilvl w:val="2"/>
-          <w:numId w:val="3"/>
-        </w:numPr>
-        <w:jc w:val="both"/>
-      </w:pPr>
-      <w:r>
-        <w:t xml:space="preserve">Charakterystyka </w:t>
-      </w:r>
-      <w:r>
-        <w:t>–</w:t>
-      </w:r>
-      <w:r>
-        <w:t xml:space="preserve"> </w:t>
-      </w:r>
-      <w:r>
-        <w:t>jest to najbardziej efektywna reprezentacja, gdzie czasy dla n = 1000 nie przekraczają 10 ms.</w:t>
-      </w:r>
-    </w:p>
-    <w:p>
-      <w:pPr>
-        <w:pStyle w:val="Akapitzlist"/>
-        <w:numPr>
-          <w:ilvl w:val="2"/>
-          <w:numId w:val="3"/>
-        </w:numPr>
-        <w:jc w:val="both"/>
-      </w:pPr>
-      <w:r>
-        <w:t>Zależność od nasycenia – w przeciwieństwie do macierzy, tutaj czas rośnie wraz z nasyceniem. Im więcej krawędzi (m), tym dłuższe są listy następników, które algorytm musi przejrzeć (O(n+m)).</w:t>
-      </w:r>
-    </w:p>
-    <w:p>
-      <w:pPr>
-        <w:pStyle w:val="Akapitzlist"/>
-        <w:numPr>
-          <w:ilvl w:val="2"/>
-          <w:numId w:val="3"/>
-        </w:numPr>
-        <w:jc w:val="both"/>
-      </w:pPr>
-      <w:r>
-        <w:t xml:space="preserve">Stabilność – Słupki błędów są minimalne, coświadczy o wysokiej stabilności algorytmów na tej strukturze danych. </w:t>
-      </w:r>
-    </w:p>
-    <w:p/>
-    <w:p/>
-    <w:p/>
     <w:p/>
     <w:p>
       <w:pPr>
         <w:pStyle w:val="Akapitzlist"/>
         <w:numPr>
           <w:ilvl w:val="0"/>
-          <w:numId w:val="8"/>
+          <w:numId w:val="4"/>
         </w:numPr>
       </w:pPr>
       <w:r>
-        <w:lastRenderedPageBreak/>
         <w:t>Lista krawędzi</w:t>
       </w:r>
     </w:p>
@@ -486,9 +356,9 @@
           <w:noProof/>
         </w:rPr>
         <w:drawing>
-          <wp:inline distT="0" distB="0" distL="0" distR="0" wp14:anchorId="5930BDA2" wp14:editId="16824400">
-            <wp:extent cx="5760720" cy="4770120"/>
-            <wp:effectExtent l="0" t="0" r="11430" b="11430"/>
+          <wp:inline distT="0" distB="0" distL="0" distR="0" wp14:anchorId="5930BDA2" wp14:editId="12E15C02">
+            <wp:extent cx="5760720" cy="3858895"/>
+            <wp:effectExtent l="0" t="0" r="11430" b="8255"/>
             <wp:docPr id="1986289635" name="Wykres 1">
               <a:extLst xmlns:a="http://schemas.openxmlformats.org/drawingml/2006/main">
                 <a:ext uri="{FF2B5EF4-FFF2-40B4-BE49-F238E27FC236}">
@@ -499,84 +369,23 @@
             <wp:cNvGraphicFramePr/>
             <a:graphic xmlns:a="http://schemas.openxmlformats.org/drawingml/2006/main">
               <a:graphicData uri="http://schemas.openxmlformats.org/drawingml/2006/chart">
-                <c:chart xmlns:c="http://schemas.openxmlformats.org/drawingml/2006/chart" xmlns:r="http://schemas.openxmlformats.org/officeDocument/2006/relationships" r:id="rId9"/>
+                <c:chart xmlns:c="http://schemas.openxmlformats.org/drawingml/2006/chart" xmlns:r="http://schemas.openxmlformats.org/officeDocument/2006/relationships" r:id="rId7"/>
               </a:graphicData>
             </a:graphic>
           </wp:inline>
         </w:drawing>
       </w:r>
     </w:p>
-    <w:p/>
     <w:p>
-      <w:pPr>
-        <w:pStyle w:val="Akapitzlist"/>
-        <w:numPr>
-          <w:ilvl w:val="2"/>
-          <w:numId w:val="11"/>
-        </w:numPr>
-        <w:jc w:val="both"/>
-      </w:pPr>
       <w:r>
-        <w:t xml:space="preserve">Charakterystyka </w:t>
+        <w:lastRenderedPageBreak/>
+        <w:t xml:space="preserve">5. </w:t>
       </w:r>
-      <w:r>
-        <w:t>–</w:t>
-      </w:r>
-      <w:r>
-        <w:t xml:space="preserve"> </w:t>
-      </w:r>
-      <w:r>
-        <w:t>Wykres wykazuje drastyczny, nieliniowy wzrost czasu, osiągając blisko 2500 ms dla algorytmu Tarjana.</w:t>
-      </w:r>
-    </w:p>
-    <w:p>
-      <w:pPr>
-        <w:pStyle w:val="Akapitzlist"/>
-        <w:numPr>
-          <w:ilvl w:val="2"/>
-          <w:numId w:val="11"/>
-        </w:numPr>
-        <w:jc w:val="both"/>
-      </w:pPr>
-      <w:r>
-        <w:t xml:space="preserve">Zależność od nasycenia – </w:t>
-      </w:r>
-      <w:r>
-        <w:t>To najmniej wydajna reprezentacja. Koniecznośc wielokrotnego przeszukiwania całej listy krawędzi dla każdego wierzchołka powoduje, że czasy są o dwa rzędy wielkości gorsze niż w przypadku listy następników.</w:t>
-      </w:r>
-    </w:p>
-    <w:p>
-      <w:pPr>
-        <w:pStyle w:val="Akapitzlist"/>
-        <w:numPr>
-          <w:ilvl w:val="2"/>
-          <w:numId w:val="11"/>
-        </w:numPr>
-        <w:jc w:val="both"/>
-      </w:pPr>
-      <w:r>
-        <w:t xml:space="preserve">Algorytmy – W tej reprezentacji algorytm Kahna (ok. 850 ms) radzi sobie zauważalnie lepiej niż algorytm Tarjana (ok. 2500 ms), ponieważ operuje na strukturze w sposób bardziej uporządkowany przy aktualizacji stopni wejściowych. </w:t>
-      </w:r>
-    </w:p>
-    <w:p/>
-    <w:p/>
-    <w:p/>
-    <w:p/>
-    <w:p/>
-    <w:p>
-      <w:pPr>
-        <w:pStyle w:val="Akapitzlist"/>
-        <w:numPr>
-          <w:ilvl w:val="0"/>
-          <w:numId w:val="7"/>
-        </w:numPr>
-      </w:pPr>
       <w:r>
         <w:rPr>
           <w:b/>
           <w:bCs/>
         </w:rPr>
-        <w:lastRenderedPageBreak/>
         <w:t>Analiza wyników</w:t>
       </w:r>
       <w:r>
@@ -587,37 +396,19 @@
       </w:r>
     </w:p>
     <w:p>
-      <w:pPr>
-        <w:pStyle w:val="Akapitzlist"/>
-        <w:numPr>
-          <w:ilvl w:val="0"/>
-          <w:numId w:val="14"/>
-        </w:numPr>
-      </w:pPr>
+      <w:r>
+        <w:t>a)  Algorytm Kahna</w:t>
+      </w:r>
+    </w:p>
+    <w:p>
       <w:r>
         <w:rPr>
           <w:noProof/>
         </w:rPr>
         <w:drawing>
-          <wp:anchor distT="0" distB="0" distL="114300" distR="114300" simplePos="0" relativeHeight="251661312" behindDoc="1" locked="0" layoutInCell="1" allowOverlap="1" wp14:anchorId="50F51CAA" wp14:editId="64472513">
-            <wp:simplePos x="0" y="0"/>
-            <wp:positionH relativeFrom="margin">
-              <wp:posOffset>-635</wp:posOffset>
-            </wp:positionH>
-            <wp:positionV relativeFrom="paragraph">
-              <wp:posOffset>321945</wp:posOffset>
-            </wp:positionV>
-            <wp:extent cx="6046470" cy="4815840"/>
-            <wp:effectExtent l="0" t="0" r="11430" b="3810"/>
-            <wp:wrapTight wrapText="bothSides">
-              <wp:wrapPolygon edited="0">
-                <wp:start x="0" y="0"/>
-                <wp:lineTo x="0" y="21532"/>
-                <wp:lineTo x="21573" y="21532"/>
-                <wp:lineTo x="21573" y="0"/>
-                <wp:lineTo x="0" y="0"/>
-              </wp:wrapPolygon>
-            </wp:wrapTight>
+          <wp:inline distT="0" distB="0" distL="0" distR="0" wp14:anchorId="50F51CAA" wp14:editId="4555B63F">
+            <wp:extent cx="6046470" cy="3914775"/>
+            <wp:effectExtent l="0" t="0" r="11430" b="9525"/>
             <wp:docPr id="1095192080" name="Wykres 1">
               <a:extLst xmlns:a="http://schemas.openxmlformats.org/drawingml/2006/main">
                 <a:ext uri="{FF2B5EF4-FFF2-40B4-BE49-F238E27FC236}">
@@ -628,120 +419,35 @@
             <wp:cNvGraphicFramePr/>
             <a:graphic xmlns:a="http://schemas.openxmlformats.org/drawingml/2006/main">
               <a:graphicData uri="http://schemas.openxmlformats.org/drawingml/2006/chart">
-                <c:chart xmlns:c="http://schemas.openxmlformats.org/drawingml/2006/chart" xmlns:r="http://schemas.openxmlformats.org/officeDocument/2006/relationships" r:id="rId10"/>
+                <c:chart xmlns:c="http://schemas.openxmlformats.org/drawingml/2006/chart" xmlns:r="http://schemas.openxmlformats.org/officeDocument/2006/relationships" r:id="rId8"/>
               </a:graphicData>
             </a:graphic>
-            <wp14:sizeRelV relativeFrom="margin">
-              <wp14:pctHeight>0</wp14:pctHeight>
-            </wp14:sizeRelV>
-          </wp:anchor>
+          </wp:inline>
         </w:drawing>
-      </w:r>
-      <w:r>
-        <w:t>Algorytm Kahna</w:t>
-      </w:r>
-    </w:p>
-    <w:p/>
-    <w:p>
-      <w:pPr>
-        <w:pStyle w:val="Akapitzlist"/>
-        <w:numPr>
-          <w:ilvl w:val="2"/>
-          <w:numId w:val="12"/>
-        </w:numPr>
-        <w:jc w:val="both"/>
-      </w:pPr>
-      <w:r>
-        <w:t xml:space="preserve">Lista następników </w:t>
-      </w:r>
-      <w:r>
-        <w:t>–</w:t>
-      </w:r>
-      <w:r>
-        <w:t xml:space="preserve"> </w:t>
-      </w:r>
-      <w:r>
-        <w:t>lista nsatępników jest bezkonkurencyj</w:t>
-      </w:r>
-      <w:r>
-        <w:t>na</w:t>
-      </w:r>
-      <w:r>
-        <w:t xml:space="preserve"> przy niskim nasyceniu, ale wraz ze wzrostem gęstości jej czas delikatnie rośnie, zbliżając się do wyników Macierzy Sąsiedztwa. </w:t>
       </w:r>
     </w:p>
     <w:p>
-      <w:pPr>
-        <w:pStyle w:val="Akapitzlist"/>
-        <w:numPr>
-          <w:ilvl w:val="2"/>
-          <w:numId w:val="12"/>
-        </w:numPr>
-        <w:jc w:val="both"/>
-      </w:pPr>
-      <w:r>
-        <w:t xml:space="preserve">Lista Krawędzi </w:t>
-      </w:r>
-      <w:r>
-        <w:t xml:space="preserve">– </w:t>
-      </w:r>
-      <w:r>
-        <w:t>na wykresie widoczny jest liniowy wzrost czasu wraz z gęstością. Wynika to z faktu, że dla Kahna liczba operacji przy wyznaczaniu stopni wejściowych jest wprost proporcjonalna do liczby krawędzi m.</w:t>
-      </w:r>
-    </w:p>
-    <w:p>
-      <w:pPr>
-        <w:pStyle w:val="Akapitzlist"/>
-        <w:numPr>
-          <w:ilvl w:val="2"/>
-          <w:numId w:val="12"/>
-        </w:numPr>
-        <w:jc w:val="both"/>
-      </w:pPr>
-      <w:r>
-        <w:t>Macierz Sąsiedztwa</w:t>
-      </w:r>
-      <w:r>
-        <w:t xml:space="preserve"> – </w:t>
-      </w:r>
-      <w:r>
-        <w:t xml:space="preserve">wykazuje dużą odporność na nasycenie – czas pozostaje niemal stały (ok. 5 ms) dla całego zakresu gęstości, co potwierdza, że Macierz Sąsiedztwa zawsze wykonuje tę samą liczbę sprawdzeń. </w:t>
-      </w:r>
-    </w:p>
-    <w:p/>
-    <w:p/>
-    <w:p/>
-    <w:p/>
-    <w:p>
-      <w:pPr>
-        <w:pStyle w:val="Akapitzlist"/>
-        <w:numPr>
-          <w:ilvl w:val="0"/>
-          <w:numId w:val="14"/>
-        </w:numPr>
-      </w:pPr>
       <w:r>
         <w:rPr>
           <w:noProof/>
         </w:rPr>
-        <w:lastRenderedPageBreak/>
         <w:drawing>
-          <wp:anchor distT="0" distB="0" distL="114300" distR="114300" simplePos="0" relativeHeight="251663360" behindDoc="1" locked="0" layoutInCell="1" allowOverlap="1" wp14:anchorId="1E19D1C0" wp14:editId="6D4ED9FC">
+          <wp:anchor distT="0" distB="0" distL="114300" distR="114300" simplePos="0" relativeHeight="251660288" behindDoc="1" locked="0" layoutInCell="1" allowOverlap="1" wp14:anchorId="671CF45A" wp14:editId="7FF35157">
             <wp:simplePos x="0" y="0"/>
-            <wp:positionH relativeFrom="margin">
-              <wp:align>right</wp:align>
+            <wp:positionH relativeFrom="column">
+              <wp:posOffset>-271145</wp:posOffset>
             </wp:positionH>
             <wp:positionV relativeFrom="paragraph">
-              <wp:posOffset>277495</wp:posOffset>
+              <wp:posOffset>430530</wp:posOffset>
             </wp:positionV>
-            <wp:extent cx="5745480" cy="5486400"/>
-            <wp:effectExtent l="0" t="0" r="7620" b="0"/>
+            <wp:extent cx="6094095" cy="3831590"/>
+            <wp:effectExtent l="0" t="0" r="1905" b="16510"/>
             <wp:wrapTight wrapText="bothSides">
               <wp:wrapPolygon edited="0">
                 <wp:start x="0" y="0"/>
-                <wp:lineTo x="0" y="21525"/>
-                <wp:lineTo x="21557" y="21525"/>
-                <wp:lineTo x="21557" y="0"/>
+                <wp:lineTo x="0" y="21586"/>
+                <wp:lineTo x="21539" y="21586"/>
+                <wp:lineTo x="21539" y="0"/>
                 <wp:lineTo x="0" y="0"/>
               </wp:wrapPolygon>
             </wp:wrapTight>
@@ -755,691 +461,65 @@
             <wp:cNvGraphicFramePr/>
             <a:graphic xmlns:a="http://schemas.openxmlformats.org/drawingml/2006/main">
               <a:graphicData uri="http://schemas.openxmlformats.org/drawingml/2006/chart">
-                <c:chart xmlns:c="http://schemas.openxmlformats.org/drawingml/2006/chart" xmlns:r="http://schemas.openxmlformats.org/officeDocument/2006/relationships" r:id="rId11"/>
+                <c:chart xmlns:c="http://schemas.openxmlformats.org/drawingml/2006/chart" xmlns:r="http://schemas.openxmlformats.org/officeDocument/2006/relationships" r:id="rId9"/>
               </a:graphicData>
             </a:graphic>
-            <wp14:sizeRelH relativeFrom="margin">
-              <wp14:pctWidth>0</wp14:pctWidth>
-            </wp14:sizeRelH>
-            <wp14:sizeRelV relativeFrom="margin">
-              <wp14:pctHeight>0</wp14:pctHeight>
-            </wp14:sizeRelV>
           </wp:anchor>
         </w:drawing>
       </w:r>
       <w:r>
-        <w:t>Algorytm Tarjana</w:t>
+        <w:t xml:space="preserve">b) Algorytm </w:t>
+      </w:r>
+      <w:proofErr w:type="spellStart"/>
+      <w:r>
+        <w:t>Tarjana</w:t>
+      </w:r>
+      <w:proofErr w:type="spellEnd"/>
+    </w:p>
+    <w:p>
+      <w:r>
+        <w:lastRenderedPageBreak/>
+        <w:t xml:space="preserve">komentarze trzeba dodać do </w:t>
+      </w:r>
+      <w:proofErr w:type="spellStart"/>
+      <w:r>
+        <w:t>wyykresow</w:t>
+      </w:r>
+      <w:proofErr w:type="spellEnd"/>
+      <w:r>
+        <w:t xml:space="preserve"> i </w:t>
+      </w:r>
+      <w:proofErr w:type="spellStart"/>
+      <w:r>
+        <w:t>ogl</w:t>
+      </w:r>
+      <w:proofErr w:type="spellEnd"/>
+      <w:r>
+        <w:t xml:space="preserve"> poprawić tekst pkt 3</w:t>
       </w:r>
     </w:p>
     <w:p/>
     <w:p>
-      <w:pPr>
-        <w:pStyle w:val="Akapitzlist"/>
-        <w:numPr>
-          <w:ilvl w:val="2"/>
-          <w:numId w:val="13"/>
-        </w:numPr>
-        <w:jc w:val="both"/>
-      </w:pPr>
       <w:r>
-        <w:t>Lista Krawędzi</w:t>
-      </w:r>
-      <w:r>
-        <w:t xml:space="preserve"> –</w:t>
-      </w:r>
-      <w:r>
-        <w:t xml:space="preserve"> </w:t>
-      </w:r>
-      <w:r>
-        <w:t xml:space="preserve">na wykresie doskonale widoczna jest linia listy krawędzi, która gwałtownie idzie do góry wraz ze wzrostem nasycenia. Dla algorytmu Tarjana znalezienie sąsiadów w nieuporządkowanej liście krawędzi jest operacją krytycznie kosztowną. </w:t>
-      </w:r>
-    </w:p>
-    <w:p>
-      <w:pPr>
-        <w:pStyle w:val="Akapitzlist"/>
-        <w:numPr>
-          <w:ilvl w:val="2"/>
-          <w:numId w:val="13"/>
-        </w:numPr>
-        <w:jc w:val="both"/>
-      </w:pPr>
-      <w:r>
-        <w:t xml:space="preserve">Lista </w:t>
-      </w:r>
-      <w:r>
-        <w:t>Następników a Macierz Sąsiedztwa</w:t>
-      </w:r>
-      <w:r>
-        <w:t xml:space="preserve"> –</w:t>
-      </w:r>
-      <w:r>
-        <w:t xml:space="preserve"> obie te reprezentacje znajdują się blisko osi OX co oznacza bardzo niskie czasy. Przy n = 500 różnice między nimi są marginalne w porównaniu do ogromnych opóźnień generowanych przez Listę Krawędzi. </w:t>
-      </w:r>
-    </w:p>
-    <w:p>
-      <w:pPr>
-        <w:pStyle w:val="Akapitzlist"/>
-        <w:numPr>
-          <w:ilvl w:val="2"/>
-          <w:numId w:val="13"/>
-        </w:numPr>
-        <w:jc w:val="both"/>
-      </w:pPr>
-      <w:r>
-        <w:t xml:space="preserve">Wnioski – wykres ten idealnie pokazuje, że dla algorytmu opartego na DFS, lista krawędzi jest najgorszym możliwym wyborem projektowym. </w:t>
-      </w:r>
-    </w:p>
-    <w:p>
-      <w:pPr>
-        <w:jc w:val="both"/>
-      </w:pPr>
-    </w:p>
-    <w:p>
-      <w:pPr>
-        <w:jc w:val="both"/>
-      </w:pPr>
-    </w:p>
-    <w:p>
-      <w:pPr>
-        <w:jc w:val="both"/>
-      </w:pPr>
-    </w:p>
-    <w:p>
-      <w:pPr>
-        <w:pStyle w:val="Akapitzlist"/>
-        <w:numPr>
-          <w:ilvl w:val="0"/>
-          <w:numId w:val="7"/>
-        </w:numPr>
-        <w:jc w:val="both"/>
-        <w:rPr>
-          <w:b/>
-          <w:bCs/>
-        </w:rPr>
-      </w:pPr>
-      <w:r>
-        <w:rPr>
-          <w:b/>
-          <w:bCs/>
-        </w:rPr>
-        <w:lastRenderedPageBreak/>
-        <w:t>Analiza wyników obu eksperymentów</w:t>
-      </w:r>
-    </w:p>
-    <w:p>
-      <w:pPr>
-        <w:pStyle w:val="Akapitzlist"/>
-        <w:jc w:val="both"/>
-      </w:pPr>
-    </w:p>
-    <w:p>
-      <w:pPr>
-        <w:pStyle w:val="Akapitzlist"/>
-        <w:numPr>
-          <w:ilvl w:val="0"/>
-          <w:numId w:val="5"/>
-        </w:numPr>
-        <w:jc w:val="both"/>
-      </w:pPr>
-      <w:r>
-        <w:t>Która reprezentacja maszynowa grafu jest najlepsza dla rzadkich grafów?</w:t>
-      </w:r>
-    </w:p>
-    <w:p>
-      <w:pPr>
-        <w:jc w:val="both"/>
-      </w:pPr>
-      <w:r>
-        <w:t>Z wykorzystanych reprezentacji maszynowych najwyższą efekty</w:t>
-      </w:r>
-      <w:r>
-        <w:t>wność dla grafów rzadkich (s = 10%) wykazuje lista następników. Wynika to z faktu, że algorytmy operujące na tej strukturze przeglądają wyłącznie istniejące krawędzie, co minimalizuje liczbę operacji procesora.</w:t>
-      </w:r>
-    </w:p>
-    <w:p>
-      <w:pPr>
-        <w:pStyle w:val="Akapitzlist"/>
-        <w:numPr>
-          <w:ilvl w:val="0"/>
-          <w:numId w:val="5"/>
-        </w:numPr>
-        <w:jc w:val="both"/>
-      </w:pPr>
-      <w:r>
-        <w:t>Która reprezentacja maszynowa grafu traci efektywność dla gęstych grafów?</w:t>
-      </w:r>
-    </w:p>
-    <w:p>
-      <w:pPr>
-        <w:jc w:val="both"/>
-      </w:pPr>
-      <w:r>
-        <w:t xml:space="preserve">Największy spadek wydajności odnotowano dla listy krawędzi. Przy wzroście nasycenia dl 90% czas wykonania algorytmu Tarjana dla n = 1000 wzrasta drastycznie do poziomu ok. 2500 ms, podczas gdy dla listy następników pozostaje poniżej 10 ms. </w:t>
-      </w:r>
-    </w:p>
-    <w:p>
-      <w:pPr>
-        <w:pStyle w:val="Akapitzlist"/>
-        <w:numPr>
-          <w:ilvl w:val="0"/>
-          <w:numId w:val="5"/>
-        </w:numPr>
-        <w:jc w:val="both"/>
-      </w:pPr>
-      <w:r>
-        <w:t>Czy macierz sąsiedztwa jest efektywna w algorytmie Tarjana (I dlaczego tak lub nie)?</w:t>
-      </w:r>
-    </w:p>
-    <w:p>
-      <w:pPr>
-        <w:jc w:val="both"/>
-      </w:pPr>
-      <w:r>
-        <w:t>Macierz sąsiedztwa wykazuje stabilność przy dużych gęstościach, jednak nie jest optymalna dla algorytmu Tarjana. Powodem jest konieczność każdorazowego przeszukiwania całego wiersza macierzy (</w:t>
-      </w:r>
-      <w:r>
-        <w:t>n</w:t>
-      </w:r>
-      <w:r>
-        <w:t xml:space="preserve"> elementów) w poszukiwaniu sąsiadów, co narzuca złożoność O(n</w:t>
-      </w:r>
-      <w:r>
-        <w:rPr>
-          <w:vertAlign w:val="superscript"/>
-        </w:rPr>
-        <w:t>2</w:t>
-      </w:r>
-      <w:r>
-        <w:t>) niezależnie od liczby faktycznych krawędzi.</w:t>
-      </w:r>
-    </w:p>
-    <w:p>
-      <w:pPr>
-        <w:pStyle w:val="Akapitzlist"/>
-        <w:numPr>
-          <w:ilvl w:val="0"/>
-          <w:numId w:val="5"/>
-        </w:numPr>
-        <w:jc w:val="both"/>
-      </w:pPr>
-      <w:r>
-        <w:t>Czy lista następników jest korzystna dla algorytmu Kahna (i dlaczego tak lub nie)?</w:t>
-      </w:r>
-    </w:p>
-    <w:p>
-      <w:pPr>
-        <w:jc w:val="both"/>
-      </w:pPr>
-      <w:r>
-        <w:t>Tak, jest to najbardziej korzystna struktura dla tego algorytmu. Pozwala na natychmiastowy dostęp do sąsiadów usuwanego wierzchołka i szybką aktualizację ich stopni wejściowych, co potwierdzają najniższe czasy we wszystkich próbach eksperymentu 1</w:t>
-      </w:r>
-      <w:r>
-        <w:t>.</w:t>
-      </w:r>
-    </w:p>
-    <w:p>
-      <w:pPr>
-        <w:pStyle w:val="Akapitzlist"/>
-        <w:numPr>
-          <w:ilvl w:val="0"/>
-          <w:numId w:val="5"/>
-        </w:numPr>
-        <w:jc w:val="both"/>
-      </w:pPr>
-      <w:r>
-        <w:t>Jaki koszt wyznaczania stopni wejściowych wpływa na algorytm Kahna?</w:t>
-      </w:r>
-    </w:p>
-    <w:p>
-      <w:pPr>
-        <w:jc w:val="both"/>
-      </w:pPr>
-      <w:r>
-        <w:t xml:space="preserve">Koszt ten stanowi istotny narzut początkowy. W reprezentacjach </w:t>
-      </w:r>
-      <w:r>
-        <w:t>macierzy sąsiedztwa</w:t>
-      </w:r>
-      <w:r>
-        <w:t xml:space="preserve"> i </w:t>
-      </w:r>
-      <w:r>
-        <w:t>listy krawędzi</w:t>
-      </w:r>
-      <w:r>
-        <w:t xml:space="preserve"> wymaga on pełnego przejścia przez strukturę danych (odpowiednio </w:t>
-      </w:r>
-      <w:r>
-        <w:t>n</w:t>
-      </w:r>
-      <w:r>
-        <w:rPr>
-          <w:vertAlign w:val="superscript"/>
-        </w:rPr>
-        <w:t>2</w:t>
-      </w:r>
-      <w:r>
-        <w:t xml:space="preserve"> komórek lub </w:t>
-      </w:r>
-      <w:r>
-        <w:t>m</w:t>
-      </w:r>
-      <w:r>
-        <w:t xml:space="preserve"> krawędzi), co jest szczególnie widoczne w eksperymencie 2, gdzie czas Kahna dla </w:t>
-      </w:r>
-      <w:r>
-        <w:t>lista krawędzi</w:t>
-      </w:r>
-      <w:r>
-        <w:t xml:space="preserve"> rośnie liniowo wraz z gęstością grafu.</w:t>
-      </w:r>
-    </w:p>
-    <w:p>
-      <w:pPr>
-        <w:pStyle w:val="Akapitzlist"/>
-        <w:numPr>
-          <w:ilvl w:val="0"/>
-          <w:numId w:val="5"/>
-        </w:numPr>
-        <w:jc w:val="both"/>
-      </w:pPr>
-      <w:r>
-        <w:t>Czy różnice między reprezentacjami rosną wraz z liczbą wierzchołków lub gęstością grafu?</w:t>
-      </w:r>
-    </w:p>
-    <w:p>
-      <w:pPr>
-        <w:jc w:val="both"/>
-      </w:pPr>
-      <w:r>
-        <w:t xml:space="preserve">Tak, dysproporcje rosną nieliniowo wraz ze wzrostem n. O ile dla n=100 różnice są rzędu milisekund, o tyle dla n=1000 różnica między </w:t>
-      </w:r>
-      <w:r>
-        <w:t>listą następników</w:t>
-      </w:r>
-      <w:r>
-        <w:t xml:space="preserve"> a </w:t>
-      </w:r>
-      <w:r>
-        <w:t>listą krawędzi</w:t>
-      </w:r>
-      <w:r>
-        <w:t xml:space="preserve"> jest już kilkusetkrotna.</w:t>
-      </w:r>
-    </w:p>
-    <w:p>
-      <w:pPr>
-        <w:jc w:val="both"/>
-      </w:pPr>
-    </w:p>
-    <w:p>
-      <w:pPr>
-        <w:jc w:val="both"/>
-      </w:pPr>
-    </w:p>
-    <w:p>
-      <w:pPr>
-        <w:jc w:val="both"/>
-      </w:pPr>
-    </w:p>
-    <w:p>
-      <w:pPr>
-        <w:jc w:val="both"/>
-      </w:pPr>
-    </w:p>
-    <w:p>
-      <w:pPr>
-        <w:jc w:val="both"/>
-      </w:pPr>
-    </w:p>
-    <w:p>
-      <w:pPr>
-        <w:jc w:val="both"/>
-      </w:pPr>
-    </w:p>
-    <w:p>
-      <w:pPr>
-        <w:jc w:val="both"/>
-      </w:pPr>
-    </w:p>
-    <w:p>
-      <w:pPr>
-        <w:jc w:val="both"/>
-      </w:pPr>
-    </w:p>
-    <w:p>
-      <w:pPr>
-        <w:jc w:val="both"/>
-      </w:pPr>
-    </w:p>
-    <w:p>
-      <w:pPr>
-        <w:pStyle w:val="Akapitzlist"/>
-        <w:numPr>
-          <w:ilvl w:val="0"/>
-          <w:numId w:val="7"/>
-        </w:numPr>
-        <w:rPr>
-          <w:b/>
-          <w:bCs/>
-        </w:rPr>
-      </w:pPr>
-      <w:r>
-        <w:rPr>
-          <w:b/>
-          <w:bCs/>
-        </w:rPr>
-        <w:lastRenderedPageBreak/>
-        <w:t>Analiza złożoności obliczeniowej</w:t>
+        <w:t>6. Analiza wyników obu eksperymentów</w:t>
       </w:r>
     </w:p>
     <w:p>
       <w:r>
-        <w:t>Poniższa tabela przedstawia porównania teoretycznych złożóności czasowych z wynikami zaobserwowanymi w eksperymentach:</w:t>
-      </w:r>
-    </w:p>
-    <w:tbl>
-      <w:tblPr>
-        <w:tblStyle w:val="Tabela-Siatka"/>
-        <w:tblW w:w="0" w:type="auto"/>
-        <w:tblLook w:val="04A0" w:firstRow="1" w:lastRow="0" w:firstColumn="1" w:lastColumn="0" w:noHBand="0" w:noVBand="1"/>
-      </w:tblPr>
-      <w:tblGrid>
-        <w:gridCol w:w="2353"/>
-        <w:gridCol w:w="2223"/>
-        <w:gridCol w:w="2223"/>
-        <w:gridCol w:w="2263"/>
-      </w:tblGrid>
-      <w:tr>
-        <w:tc>
-          <w:tcPr>
-            <w:tcW w:w="2614" w:type="dxa"/>
-          </w:tcPr>
-          <w:p>
-            <w:r>
-              <w:t>Reprezentacja</w:t>
-            </w:r>
-          </w:p>
-        </w:tc>
-        <w:tc>
-          <w:tcPr>
-            <w:tcW w:w="2614" w:type="dxa"/>
-          </w:tcPr>
-          <w:p>
-            <w:r>
-              <w:t>Algorytm Tarjana (DFS)</w:t>
-            </w:r>
-          </w:p>
-        </w:tc>
-        <w:tc>
-          <w:tcPr>
-            <w:tcW w:w="2614" w:type="dxa"/>
-          </w:tcPr>
-          <w:p>
-            <w:r>
-              <w:t>Algorytm Kahna</w:t>
-            </w:r>
-          </w:p>
-        </w:tc>
-        <w:tc>
-          <w:tcPr>
-            <w:tcW w:w="2614" w:type="dxa"/>
-          </w:tcPr>
-          <w:p>
-            <w:r>
-              <w:t>Zgodność z wynikami</w:t>
-            </w:r>
-          </w:p>
-        </w:tc>
-      </w:tr>
-      <w:tr>
-        <w:tc>
-          <w:tcPr>
-            <w:tcW w:w="2614" w:type="dxa"/>
-          </w:tcPr>
-          <w:p>
-            <w:r>
-              <w:t>Macierz sąsiedztwa</w:t>
-            </w:r>
-          </w:p>
-        </w:tc>
-        <w:tc>
-          <w:tcPr>
-            <w:tcW w:w="2614" w:type="dxa"/>
-          </w:tcPr>
-          <w:p>
-            <w:r>
-              <w:t>O(n</w:t>
-            </w:r>
-            <w:r>
-              <w:rPr>
-                <w:vertAlign w:val="superscript"/>
-              </w:rPr>
-              <w:t>2</w:t>
-            </w:r>
-            <w:r>
-              <w:t>)</w:t>
-            </w:r>
-          </w:p>
-        </w:tc>
-        <w:tc>
-          <w:tcPr>
-            <w:tcW w:w="2614" w:type="dxa"/>
-          </w:tcPr>
-          <w:p>
-            <w:r>
-              <w:t>O(n</w:t>
-            </w:r>
-            <w:r>
-              <w:rPr>
-                <w:vertAlign w:val="superscript"/>
-              </w:rPr>
-              <w:t>2</w:t>
-            </w:r>
-            <w:r>
-              <w:t>)</w:t>
-            </w:r>
-          </w:p>
-        </w:tc>
-        <w:tc>
-          <w:tcPr>
-            <w:tcW w:w="2614" w:type="dxa"/>
-          </w:tcPr>
-          <w:p>
-            <w:r>
-              <w:t>Wysoka zgodność – wykresy mają kształt paraboli</w:t>
-            </w:r>
-          </w:p>
-        </w:tc>
-      </w:tr>
-      <w:tr>
-        <w:tc>
-          <w:tcPr>
-            <w:tcW w:w="2614" w:type="dxa"/>
-          </w:tcPr>
-          <w:p>
-            <w:r>
-              <w:t>Lista Następników</w:t>
-            </w:r>
-          </w:p>
-        </w:tc>
-        <w:tc>
-          <w:tcPr>
-            <w:tcW w:w="2614" w:type="dxa"/>
-          </w:tcPr>
-          <w:p>
-            <w:r>
-              <w:t>O(n+m)</w:t>
-            </w:r>
-          </w:p>
-        </w:tc>
-        <w:tc>
-          <w:tcPr>
-            <w:tcW w:w="2614" w:type="dxa"/>
-          </w:tcPr>
-          <w:p>
-            <w:r>
-              <w:t>O(n+m)</w:t>
-            </w:r>
-          </w:p>
-        </w:tc>
-        <w:tc>
-          <w:tcPr>
-            <w:tcW w:w="2614" w:type="dxa"/>
-          </w:tcPr>
-          <w:p>
-            <w:r>
-              <w:t>Wysoka zgodność – najniższe czasy, bliskie liniowości</w:t>
-            </w:r>
-          </w:p>
-        </w:tc>
-      </w:tr>
-      <w:tr>
-        <w:tc>
-          <w:tcPr>
-            <w:tcW w:w="2614" w:type="dxa"/>
-          </w:tcPr>
-          <w:p>
-            <w:r>
-              <w:t>Lista Krawędzi</w:t>
-            </w:r>
-          </w:p>
-        </w:tc>
-        <w:tc>
-          <w:tcPr>
-            <w:tcW w:w="2614" w:type="dxa"/>
-          </w:tcPr>
-          <w:p>
-            <w:r>
-              <w:t>O(n*m)</w:t>
-            </w:r>
-          </w:p>
-        </w:tc>
-        <w:tc>
-          <w:tcPr>
-            <w:tcW w:w="2614" w:type="dxa"/>
-          </w:tcPr>
-          <w:p>
-            <w:r>
-              <w:t>O(n*m)</w:t>
-            </w:r>
-          </w:p>
-        </w:tc>
-        <w:tc>
-          <w:tcPr>
-            <w:tcW w:w="2614" w:type="dxa"/>
-          </w:tcPr>
-          <w:p>
-            <w:r>
-              <w:t>Wysoka zgodność – gwałtowny wzrost czasu przy dużych m</w:t>
-            </w:r>
-          </w:p>
-        </w:tc>
-      </w:tr>
-    </w:tbl>
-    <w:p/>
-    <w:p>
-      <w:pPr>
-        <w:jc w:val="both"/>
-      </w:pPr>
-      <w:r>
-        <w:t xml:space="preserve">W reprezentacji listy krawędzi algorytmy muszą przeszukiwać listę wszystkich krawędzi w poszukiwaniu sąsiadów każdego wierzchołka, co tłumaczy uzyskaną złożoność rzędu O(n*m) i najgorsze wyniki czasowe. </w:t>
+        <w:t>7. Analiza złożoności obliczeniowej</w:t>
       </w:r>
     </w:p>
     <w:p>
-      <w:pPr>
-        <w:jc w:val="both"/>
-      </w:pPr>
-    </w:p>
-    <w:p>
-      <w:pPr>
-        <w:pStyle w:val="Akapitzlist"/>
-        <w:numPr>
-          <w:ilvl w:val="0"/>
-          <w:numId w:val="7"/>
-        </w:numPr>
-        <w:rPr>
-          <w:b/>
-          <w:bCs/>
-        </w:rPr>
-      </w:pPr>
       <w:r>
-        <w:rPr>
-          <w:b/>
-          <w:bCs/>
-        </w:rPr>
-        <w:t>Wnioski końcowe</w:t>
+        <w:t>8. Wnioski końcowe</w:t>
       </w:r>
     </w:p>
     <w:p>
-      <w:pPr>
-        <w:pStyle w:val="Akapitzlist"/>
-        <w:numPr>
-          <w:ilvl w:val="0"/>
-          <w:numId w:val="11"/>
-        </w:numPr>
-        <w:jc w:val="both"/>
-      </w:pPr>
       <w:r>
-        <w:t>Dominacja Listy Następników – jest to najbardziej uniwersalna i efektywna reprezentacja dla obu badanych algorytmów, zapewniająca najlepszą skalowalność.</w:t>
+        <w:t>9. Tabele wyników</w:t>
       </w:r>
     </w:p>
-    <w:p>
-      <w:pPr>
-        <w:pStyle w:val="Akapitzlist"/>
-        <w:numPr>
-          <w:ilvl w:val="0"/>
-          <w:numId w:val="11"/>
-        </w:numPr>
-        <w:jc w:val="both"/>
-      </w:pPr>
-      <w:r>
-        <w:t>Niewydajność listy krawędzi – mimo oszczędności pamięciowej w bardzo rzadkich grafach, struktura ta jest nieakceptowalna pod względem wydajnościowym dla operacji sortowania topologicznego w większych zbiorach danych.</w:t>
-      </w:r>
-    </w:p>
-    <w:p>
-      <w:pPr>
-        <w:pStyle w:val="Akapitzlist"/>
-        <w:numPr>
-          <w:ilvl w:val="0"/>
-          <w:numId w:val="11"/>
-        </w:numPr>
-        <w:jc w:val="both"/>
-      </w:pPr>
-      <w:r>
-        <w:t>Wybór algorytmu – algorytm Tarjana (DFS) w więszkości przypadków osiągał nieco lepsze czasy od algorytmu Kahna, co wynika z braku konieczności wstępnego wyznaczania stopni wejściowych wszystkich wierzchołków.</w:t>
-      </w:r>
-    </w:p>
-    <w:p>
-      <w:pPr>
-        <w:pStyle w:val="Akapitzlist"/>
-        <w:numPr>
-          <w:ilvl w:val="0"/>
-          <w:numId w:val="11"/>
-        </w:numPr>
-        <w:jc w:val="both"/>
-      </w:pPr>
-      <w:r>
-        <w:t xml:space="preserve">Rekomendacje – w praktycznych zastosowaniach inżynierskich, gdzie grafy są zazwyczaj rzadkie, należy stosować listę następników. Macierz sąsiedztwa może być rozważana wyłącznie prz ekstremalnie gęstych grafach, gdzie stały czas dostępu do krawędzi niweluje narzut związany z rozmiarem sturktury. </w:t>
-      </w:r>
-    </w:p>
-    <w:p>
-      <w:pPr>
-        <w:jc w:val="both"/>
-      </w:pPr>
-    </w:p>
-    <w:p>
-      <w:pPr>
-        <w:pStyle w:val="Akapitzlist"/>
-        <w:numPr>
-          <w:ilvl w:val="0"/>
-          <w:numId w:val="7"/>
-        </w:numPr>
-      </w:pPr>
-      <w:r>
-        <w:t>Tabele wyników</w:t>
-      </w:r>
-    </w:p>
+    <w:p/>
     <w:p>
       <w:r>
         <w:t>Eksperyment 1:</w:t>
@@ -1534,6 +614,7 @@
                 <w14:ligatures w14:val="none"/>
               </w:rPr>
             </w:pPr>
+            <w:proofErr w:type="spellStart"/>
             <w:r>
               <w:rPr>
                 <w:rFonts w:ascii="Aptos Narrow" w:eastAsia="Times New Roman" w:hAnsi="Aptos Narrow" w:cs="Times New Roman"/>
@@ -1546,6 +627,7 @@
               </w:rPr>
               <w:t>Gestosc</w:t>
             </w:r>
+            <w:proofErr w:type="spellEnd"/>
           </w:p>
         </w:tc>
         <w:tc>
@@ -1574,6 +656,7 @@
                 <w14:ligatures w14:val="none"/>
               </w:rPr>
             </w:pPr>
+            <w:proofErr w:type="spellStart"/>
             <w:r>
               <w:rPr>
                 <w:rFonts w:ascii="Aptos Narrow" w:eastAsia="Times New Roman" w:hAnsi="Aptos Narrow" w:cs="Times New Roman"/>
@@ -1586,6 +669,7 @@
               </w:rPr>
               <w:t>Kahn_MS_sr</w:t>
             </w:r>
+            <w:proofErr w:type="spellEnd"/>
           </w:p>
         </w:tc>
         <w:tc>
@@ -1614,6 +698,7 @@
                 <w14:ligatures w14:val="none"/>
               </w:rPr>
             </w:pPr>
+            <w:proofErr w:type="spellStart"/>
             <w:r>
               <w:rPr>
                 <w:rFonts w:ascii="Aptos Narrow" w:eastAsia="Times New Roman" w:hAnsi="Aptos Narrow" w:cs="Times New Roman"/>
@@ -1626,6 +711,7 @@
               </w:rPr>
               <w:t>Kahn_MS_odch</w:t>
             </w:r>
+            <w:proofErr w:type="spellEnd"/>
           </w:p>
         </w:tc>
         <w:tc>
@@ -1654,6 +740,7 @@
                 <w14:ligatures w14:val="none"/>
               </w:rPr>
             </w:pPr>
+            <w:proofErr w:type="spellStart"/>
             <w:r>
               <w:rPr>
                 <w:rFonts w:ascii="Aptos Narrow" w:eastAsia="Times New Roman" w:hAnsi="Aptos Narrow" w:cs="Times New Roman"/>
@@ -1666,6 +753,7 @@
               </w:rPr>
               <w:t>Tarjan_MS_sr</w:t>
             </w:r>
+            <w:proofErr w:type="spellEnd"/>
           </w:p>
         </w:tc>
         <w:tc>
@@ -1694,6 +782,7 @@
                 <w14:ligatures w14:val="none"/>
               </w:rPr>
             </w:pPr>
+            <w:proofErr w:type="spellStart"/>
             <w:r>
               <w:rPr>
                 <w:rFonts w:ascii="Aptos Narrow" w:eastAsia="Times New Roman" w:hAnsi="Aptos Narrow" w:cs="Times New Roman"/>
@@ -1706,6 +795,7 @@
               </w:rPr>
               <w:t>Tarjan_MS_odch</w:t>
             </w:r>
+            <w:proofErr w:type="spellEnd"/>
           </w:p>
         </w:tc>
       </w:tr>
@@ -3515,7 +2605,6 @@
                 <w:lang w:eastAsia="pl-PL"/>
                 <w14:ligatures w14:val="none"/>
               </w:rPr>
-              <w:lastRenderedPageBreak/>
               <w:t>800</w:t>
             </w:r>
           </w:p>
@@ -4321,6 +3410,7 @@
                 <w14:ligatures w14:val="none"/>
               </w:rPr>
             </w:pPr>
+            <w:proofErr w:type="spellStart"/>
             <w:r>
               <w:rPr>
                 <w:rFonts w:ascii="Aptos Narrow" w:eastAsia="Times New Roman" w:hAnsi="Aptos Narrow" w:cs="Times New Roman"/>
@@ -4333,6 +3423,7 @@
               </w:rPr>
               <w:t>Gestosc</w:t>
             </w:r>
+            <w:proofErr w:type="spellEnd"/>
           </w:p>
         </w:tc>
         <w:tc>
@@ -4361,6 +3452,7 @@
                 <w14:ligatures w14:val="none"/>
               </w:rPr>
             </w:pPr>
+            <w:proofErr w:type="spellStart"/>
             <w:r>
               <w:rPr>
                 <w:rFonts w:ascii="Aptos Narrow" w:eastAsia="Times New Roman" w:hAnsi="Aptos Narrow" w:cs="Times New Roman"/>
@@ -4373,6 +3465,7 @@
               </w:rPr>
               <w:t>Kahn_MS_sr</w:t>
             </w:r>
+            <w:proofErr w:type="spellEnd"/>
           </w:p>
         </w:tc>
         <w:tc>
@@ -4401,6 +3494,7 @@
                 <w14:ligatures w14:val="none"/>
               </w:rPr>
             </w:pPr>
+            <w:proofErr w:type="spellStart"/>
             <w:r>
               <w:rPr>
                 <w:rFonts w:ascii="Aptos Narrow" w:eastAsia="Times New Roman" w:hAnsi="Aptos Narrow" w:cs="Times New Roman"/>
@@ -4413,6 +3507,7 @@
               </w:rPr>
               <w:t>Kahn_MS_odch</w:t>
             </w:r>
+            <w:proofErr w:type="spellEnd"/>
           </w:p>
         </w:tc>
         <w:tc>
@@ -4441,6 +3536,7 @@
                 <w14:ligatures w14:val="none"/>
               </w:rPr>
             </w:pPr>
+            <w:proofErr w:type="spellStart"/>
             <w:r>
               <w:rPr>
                 <w:rFonts w:ascii="Aptos Narrow" w:eastAsia="Times New Roman" w:hAnsi="Aptos Narrow" w:cs="Times New Roman"/>
@@ -4453,6 +3549,7 @@
               </w:rPr>
               <w:t>Tarjan_MS_sr</w:t>
             </w:r>
+            <w:proofErr w:type="spellEnd"/>
           </w:p>
         </w:tc>
         <w:tc>
@@ -4481,6 +3578,7 @@
                 <w14:ligatures w14:val="none"/>
               </w:rPr>
             </w:pPr>
+            <w:proofErr w:type="spellStart"/>
             <w:r>
               <w:rPr>
                 <w:rFonts w:ascii="Aptos Narrow" w:eastAsia="Times New Roman" w:hAnsi="Aptos Narrow" w:cs="Times New Roman"/>
@@ -4493,6 +3591,7 @@
               </w:rPr>
               <w:t>Tarjan_MS_odch</w:t>
             </w:r>
+            <w:proofErr w:type="spellEnd"/>
           </w:p>
         </w:tc>
       </w:tr>
@@ -7083,6 +6182,7 @@
                 <w:lang w:eastAsia="pl-PL"/>
                 <w14:ligatures w14:val="none"/>
               </w:rPr>
+              <w:lastRenderedPageBreak/>
               <w:t>N</w:t>
             </w:r>
           </w:p>
@@ -7113,6 +6213,7 @@
                 <w14:ligatures w14:val="none"/>
               </w:rPr>
             </w:pPr>
+            <w:proofErr w:type="spellStart"/>
             <w:r>
               <w:rPr>
                 <w:rFonts w:ascii="Aptos Narrow" w:eastAsia="Times New Roman" w:hAnsi="Aptos Narrow" w:cs="Times New Roman"/>
@@ -7125,6 +6226,7 @@
               </w:rPr>
               <w:t>Gestosc</w:t>
             </w:r>
+            <w:proofErr w:type="spellEnd"/>
           </w:p>
         </w:tc>
         <w:tc>
@@ -7153,6 +6255,7 @@
                 <w14:ligatures w14:val="none"/>
               </w:rPr>
             </w:pPr>
+            <w:proofErr w:type="spellStart"/>
             <w:r>
               <w:rPr>
                 <w:rFonts w:ascii="Aptos Narrow" w:eastAsia="Times New Roman" w:hAnsi="Aptos Narrow" w:cs="Times New Roman"/>
@@ -7165,6 +6268,7 @@
               </w:rPr>
               <w:t>Kahn_MS_sr</w:t>
             </w:r>
+            <w:proofErr w:type="spellEnd"/>
           </w:p>
         </w:tc>
         <w:tc>
@@ -7193,6 +6297,7 @@
                 <w14:ligatures w14:val="none"/>
               </w:rPr>
             </w:pPr>
+            <w:proofErr w:type="spellStart"/>
             <w:r>
               <w:rPr>
                 <w:rFonts w:ascii="Aptos Narrow" w:eastAsia="Times New Roman" w:hAnsi="Aptos Narrow" w:cs="Times New Roman"/>
@@ -7205,6 +6310,7 @@
               </w:rPr>
               <w:t>Kahn_MS_odch</w:t>
             </w:r>
+            <w:proofErr w:type="spellEnd"/>
           </w:p>
         </w:tc>
         <w:tc>
@@ -7233,6 +6339,7 @@
                 <w14:ligatures w14:val="none"/>
               </w:rPr>
             </w:pPr>
+            <w:proofErr w:type="spellStart"/>
             <w:r>
               <w:rPr>
                 <w:rFonts w:ascii="Aptos Narrow" w:eastAsia="Times New Roman" w:hAnsi="Aptos Narrow" w:cs="Times New Roman"/>
@@ -7245,6 +6352,7 @@
               </w:rPr>
               <w:t>Tarjan_MS_sr</w:t>
             </w:r>
+            <w:proofErr w:type="spellEnd"/>
           </w:p>
         </w:tc>
         <w:tc>
@@ -7273,6 +6381,7 @@
                 <w14:ligatures w14:val="none"/>
               </w:rPr>
             </w:pPr>
+            <w:proofErr w:type="spellStart"/>
             <w:r>
               <w:rPr>
                 <w:rFonts w:ascii="Aptos Narrow" w:eastAsia="Times New Roman" w:hAnsi="Aptos Narrow" w:cs="Times New Roman"/>
@@ -7285,6 +6394,7 @@
               </w:rPr>
               <w:t>Tarjan_MS_odch</w:t>
             </w:r>
+            <w:proofErr w:type="spellEnd"/>
           </w:p>
         </w:tc>
       </w:tr>
@@ -9901,6 +9011,7 @@
                 <w14:ligatures w14:val="none"/>
               </w:rPr>
             </w:pPr>
+            <w:proofErr w:type="spellStart"/>
             <w:r>
               <w:rPr>
                 <w:rFonts w:ascii="Aptos Narrow" w:eastAsia="Times New Roman" w:hAnsi="Aptos Narrow" w:cs="Times New Roman"/>
@@ -9913,6 +9024,7 @@
               </w:rPr>
               <w:t>Gestosc</w:t>
             </w:r>
+            <w:proofErr w:type="spellEnd"/>
           </w:p>
         </w:tc>
         <w:tc>
@@ -9942,6 +9054,7 @@
                 <w14:ligatures w14:val="none"/>
               </w:rPr>
             </w:pPr>
+            <w:proofErr w:type="spellStart"/>
             <w:r>
               <w:rPr>
                 <w:rFonts w:ascii="Aptos Narrow" w:eastAsia="Times New Roman" w:hAnsi="Aptos Narrow" w:cs="Times New Roman"/>
@@ -9954,6 +9067,7 @@
               </w:rPr>
               <w:t>Kahn_LN_sr</w:t>
             </w:r>
+            <w:proofErr w:type="spellEnd"/>
           </w:p>
         </w:tc>
         <w:tc>
@@ -9983,6 +9097,7 @@
                 <w14:ligatures w14:val="none"/>
               </w:rPr>
             </w:pPr>
+            <w:proofErr w:type="spellStart"/>
             <w:r>
               <w:rPr>
                 <w:rFonts w:ascii="Aptos Narrow" w:eastAsia="Times New Roman" w:hAnsi="Aptos Narrow" w:cs="Times New Roman"/>
@@ -9995,6 +9110,7 @@
               </w:rPr>
               <w:t>Kahn_LN_odch</w:t>
             </w:r>
+            <w:proofErr w:type="spellEnd"/>
           </w:p>
         </w:tc>
         <w:tc>
@@ -10024,6 +9140,7 @@
                 <w14:ligatures w14:val="none"/>
               </w:rPr>
             </w:pPr>
+            <w:proofErr w:type="spellStart"/>
             <w:r>
               <w:rPr>
                 <w:rFonts w:ascii="Aptos Narrow" w:eastAsia="Times New Roman" w:hAnsi="Aptos Narrow" w:cs="Times New Roman"/>
@@ -10036,6 +9153,7 @@
               </w:rPr>
               <w:t>Tarjan_LN_sr</w:t>
             </w:r>
+            <w:proofErr w:type="spellEnd"/>
           </w:p>
         </w:tc>
         <w:tc>
@@ -10065,6 +9183,7 @@
                 <w14:ligatures w14:val="none"/>
               </w:rPr>
             </w:pPr>
+            <w:proofErr w:type="spellStart"/>
             <w:r>
               <w:rPr>
                 <w:rFonts w:ascii="Aptos Narrow" w:eastAsia="Times New Roman" w:hAnsi="Aptos Narrow" w:cs="Times New Roman"/>
@@ -10077,6 +9196,7 @@
               </w:rPr>
               <w:t>Tarjan_LN_odch</w:t>
             </w:r>
+            <w:proofErr w:type="spellEnd"/>
           </w:p>
         </w:tc>
       </w:tr>
@@ -11634,7 +10754,6 @@
                 <w:lang w:eastAsia="pl-PL"/>
                 <w14:ligatures w14:val="none"/>
               </w:rPr>
-              <w:lastRenderedPageBreak/>
               <w:t>700</w:t>
             </w:r>
           </w:p>
@@ -12692,6 +11811,7 @@
                 <w14:ligatures w14:val="none"/>
               </w:rPr>
             </w:pPr>
+            <w:proofErr w:type="spellStart"/>
             <w:r>
               <w:rPr>
                 <w:rFonts w:ascii="Aptos Narrow" w:eastAsia="Times New Roman" w:hAnsi="Aptos Narrow" w:cs="Times New Roman"/>
@@ -12704,6 +11824,7 @@
               </w:rPr>
               <w:t>Gestosc</w:t>
             </w:r>
+            <w:proofErr w:type="spellEnd"/>
           </w:p>
         </w:tc>
         <w:tc>
@@ -12732,6 +11853,7 @@
                 <w14:ligatures w14:val="none"/>
               </w:rPr>
             </w:pPr>
+            <w:proofErr w:type="spellStart"/>
             <w:r>
               <w:rPr>
                 <w:rFonts w:ascii="Aptos Narrow" w:eastAsia="Times New Roman" w:hAnsi="Aptos Narrow" w:cs="Times New Roman"/>
@@ -12744,6 +11866,7 @@
               </w:rPr>
               <w:t>Kahn_LN_sr</w:t>
             </w:r>
+            <w:proofErr w:type="spellEnd"/>
           </w:p>
         </w:tc>
         <w:tc>
@@ -12772,6 +11895,7 @@
                 <w14:ligatures w14:val="none"/>
               </w:rPr>
             </w:pPr>
+            <w:proofErr w:type="spellStart"/>
             <w:r>
               <w:rPr>
                 <w:rFonts w:ascii="Aptos Narrow" w:eastAsia="Times New Roman" w:hAnsi="Aptos Narrow" w:cs="Times New Roman"/>
@@ -12784,6 +11908,7 @@
               </w:rPr>
               <w:t>Kahn_LN_odch</w:t>
             </w:r>
+            <w:proofErr w:type="spellEnd"/>
           </w:p>
         </w:tc>
         <w:tc>
@@ -12812,6 +11937,7 @@
                 <w14:ligatures w14:val="none"/>
               </w:rPr>
             </w:pPr>
+            <w:proofErr w:type="spellStart"/>
             <w:r>
               <w:rPr>
                 <w:rFonts w:ascii="Aptos Narrow" w:eastAsia="Times New Roman" w:hAnsi="Aptos Narrow" w:cs="Times New Roman"/>
@@ -12824,6 +11950,7 @@
               </w:rPr>
               <w:t>Tarjan_LN_sr</w:t>
             </w:r>
+            <w:proofErr w:type="spellEnd"/>
           </w:p>
         </w:tc>
         <w:tc>
@@ -12852,6 +11979,7 @@
                 <w14:ligatures w14:val="none"/>
               </w:rPr>
             </w:pPr>
+            <w:proofErr w:type="spellStart"/>
             <w:r>
               <w:rPr>
                 <w:rFonts w:ascii="Aptos Narrow" w:eastAsia="Times New Roman" w:hAnsi="Aptos Narrow" w:cs="Times New Roman"/>
@@ -12864,6 +11992,7 @@
               </w:rPr>
               <w:t>Tarjan_LN_odch</w:t>
             </w:r>
+            <w:proofErr w:type="spellEnd"/>
           </w:p>
         </w:tc>
       </w:tr>
@@ -15453,6 +14582,7 @@
                 <w:lang w:eastAsia="pl-PL"/>
                 <w14:ligatures w14:val="none"/>
               </w:rPr>
+              <w:lastRenderedPageBreak/>
               <w:t>N</w:t>
             </w:r>
           </w:p>
@@ -15483,6 +14613,7 @@
                 <w14:ligatures w14:val="none"/>
               </w:rPr>
             </w:pPr>
+            <w:proofErr w:type="spellStart"/>
             <w:r>
               <w:rPr>
                 <w:rFonts w:ascii="Aptos Narrow" w:eastAsia="Times New Roman" w:hAnsi="Aptos Narrow" w:cs="Times New Roman"/>
@@ -15495,6 +14626,7 @@
               </w:rPr>
               <w:t>Gestosc</w:t>
             </w:r>
+            <w:proofErr w:type="spellEnd"/>
           </w:p>
         </w:tc>
         <w:tc>
@@ -15523,6 +14655,7 @@
                 <w14:ligatures w14:val="none"/>
               </w:rPr>
             </w:pPr>
+            <w:proofErr w:type="spellStart"/>
             <w:r>
               <w:rPr>
                 <w:rFonts w:ascii="Aptos Narrow" w:eastAsia="Times New Roman" w:hAnsi="Aptos Narrow" w:cs="Times New Roman"/>
@@ -15535,6 +14668,7 @@
               </w:rPr>
               <w:t>Kahn_LN_sr</w:t>
             </w:r>
+            <w:proofErr w:type="spellEnd"/>
           </w:p>
         </w:tc>
         <w:tc>
@@ -15563,6 +14697,7 @@
                 <w14:ligatures w14:val="none"/>
               </w:rPr>
             </w:pPr>
+            <w:proofErr w:type="spellStart"/>
             <w:r>
               <w:rPr>
                 <w:rFonts w:ascii="Aptos Narrow" w:eastAsia="Times New Roman" w:hAnsi="Aptos Narrow" w:cs="Times New Roman"/>
@@ -15575,6 +14710,7 @@
               </w:rPr>
               <w:t>Kahn_LN_odch</w:t>
             </w:r>
+            <w:proofErr w:type="spellEnd"/>
           </w:p>
         </w:tc>
         <w:tc>
@@ -15603,6 +14739,7 @@
                 <w14:ligatures w14:val="none"/>
               </w:rPr>
             </w:pPr>
+            <w:proofErr w:type="spellStart"/>
             <w:r>
               <w:rPr>
                 <w:rFonts w:ascii="Aptos Narrow" w:eastAsia="Times New Roman" w:hAnsi="Aptos Narrow" w:cs="Times New Roman"/>
@@ -15615,6 +14752,7 @@
               </w:rPr>
               <w:t>Tarjan_LN_sr</w:t>
             </w:r>
+            <w:proofErr w:type="spellEnd"/>
           </w:p>
         </w:tc>
         <w:tc>
@@ -15643,6 +14781,7 @@
                 <w14:ligatures w14:val="none"/>
               </w:rPr>
             </w:pPr>
+            <w:proofErr w:type="spellStart"/>
             <w:r>
               <w:rPr>
                 <w:rFonts w:ascii="Aptos Narrow" w:eastAsia="Times New Roman" w:hAnsi="Aptos Narrow" w:cs="Times New Roman"/>
@@ -15655,6 +14794,7 @@
               </w:rPr>
               <w:t>Tarjan_LN_odch</w:t>
             </w:r>
+            <w:proofErr w:type="spellEnd"/>
           </w:p>
         </w:tc>
       </w:tr>
@@ -18275,6 +17415,7 @@
                 <w14:ligatures w14:val="none"/>
               </w:rPr>
             </w:pPr>
+            <w:proofErr w:type="spellStart"/>
             <w:r>
               <w:rPr>
                 <w:rFonts w:ascii="Aptos Narrow" w:eastAsia="Times New Roman" w:hAnsi="Aptos Narrow" w:cs="Times New Roman"/>
@@ -18287,6 +17428,7 @@
               </w:rPr>
               <w:t>Gestosc</w:t>
             </w:r>
+            <w:proofErr w:type="spellEnd"/>
           </w:p>
         </w:tc>
         <w:tc>
@@ -18315,6 +17457,7 @@
                 <w14:ligatures w14:val="none"/>
               </w:rPr>
             </w:pPr>
+            <w:proofErr w:type="spellStart"/>
             <w:r>
               <w:rPr>
                 <w:rFonts w:ascii="Aptos Narrow" w:eastAsia="Times New Roman" w:hAnsi="Aptos Narrow" w:cs="Times New Roman"/>
@@ -18327,6 +17470,7 @@
               </w:rPr>
               <w:t>Kahn_LK_sr</w:t>
             </w:r>
+            <w:proofErr w:type="spellEnd"/>
           </w:p>
         </w:tc>
         <w:tc>
@@ -18355,6 +17499,7 @@
                 <w14:ligatures w14:val="none"/>
               </w:rPr>
             </w:pPr>
+            <w:proofErr w:type="spellStart"/>
             <w:r>
               <w:rPr>
                 <w:rFonts w:ascii="Aptos Narrow" w:eastAsia="Times New Roman" w:hAnsi="Aptos Narrow" w:cs="Times New Roman"/>
@@ -18367,6 +17512,7 @@
               </w:rPr>
               <w:t>Kahn_LK_odch</w:t>
             </w:r>
+            <w:proofErr w:type="spellEnd"/>
           </w:p>
         </w:tc>
         <w:tc>
@@ -18395,6 +17541,7 @@
                 <w14:ligatures w14:val="none"/>
               </w:rPr>
             </w:pPr>
+            <w:proofErr w:type="spellStart"/>
             <w:r>
               <w:rPr>
                 <w:rFonts w:ascii="Aptos Narrow" w:eastAsia="Times New Roman" w:hAnsi="Aptos Narrow" w:cs="Times New Roman"/>
@@ -18407,6 +17554,7 @@
               </w:rPr>
               <w:t>Tarjan_LK_sr</w:t>
             </w:r>
+            <w:proofErr w:type="spellEnd"/>
           </w:p>
         </w:tc>
         <w:tc>
@@ -18435,6 +17583,7 @@
                 <w14:ligatures w14:val="none"/>
               </w:rPr>
             </w:pPr>
+            <w:proofErr w:type="spellStart"/>
             <w:r>
               <w:rPr>
                 <w:rFonts w:ascii="Aptos Narrow" w:eastAsia="Times New Roman" w:hAnsi="Aptos Narrow" w:cs="Times New Roman"/>
@@ -18447,6 +17596,7 @@
               </w:rPr>
               <w:t>Tarjan_LK_odch</w:t>
             </w:r>
+            <w:proofErr w:type="spellEnd"/>
           </w:p>
         </w:tc>
       </w:tr>
@@ -20004,7 +19154,6 @@
                 <w:lang w:eastAsia="pl-PL"/>
                 <w14:ligatures w14:val="none"/>
               </w:rPr>
-              <w:lastRenderedPageBreak/>
               <w:t>700</w:t>
             </w:r>
           </w:p>
@@ -21062,6 +20211,7 @@
                 <w14:ligatures w14:val="none"/>
               </w:rPr>
             </w:pPr>
+            <w:proofErr w:type="spellStart"/>
             <w:r>
               <w:rPr>
                 <w:rFonts w:ascii="Aptos Narrow" w:eastAsia="Times New Roman" w:hAnsi="Aptos Narrow" w:cs="Times New Roman"/>
@@ -21074,6 +20224,7 @@
               </w:rPr>
               <w:t>Gestosc</w:t>
             </w:r>
+            <w:proofErr w:type="spellEnd"/>
           </w:p>
         </w:tc>
         <w:tc>
@@ -21102,6 +20253,7 @@
                 <w14:ligatures w14:val="none"/>
               </w:rPr>
             </w:pPr>
+            <w:proofErr w:type="spellStart"/>
             <w:r>
               <w:rPr>
                 <w:rFonts w:ascii="Aptos Narrow" w:eastAsia="Times New Roman" w:hAnsi="Aptos Narrow" w:cs="Times New Roman"/>
@@ -21114,6 +20266,7 @@
               </w:rPr>
               <w:t>Kahn_LK_sr</w:t>
             </w:r>
+            <w:proofErr w:type="spellEnd"/>
           </w:p>
         </w:tc>
         <w:tc>
@@ -21142,6 +20295,7 @@
                 <w14:ligatures w14:val="none"/>
               </w:rPr>
             </w:pPr>
+            <w:proofErr w:type="spellStart"/>
             <w:r>
               <w:rPr>
                 <w:rFonts w:ascii="Aptos Narrow" w:eastAsia="Times New Roman" w:hAnsi="Aptos Narrow" w:cs="Times New Roman"/>
@@ -21154,6 +20308,7 @@
               </w:rPr>
               <w:t>Kahn_LK_odch</w:t>
             </w:r>
+            <w:proofErr w:type="spellEnd"/>
           </w:p>
         </w:tc>
         <w:tc>
@@ -21182,6 +20337,7 @@
                 <w14:ligatures w14:val="none"/>
               </w:rPr>
             </w:pPr>
+            <w:proofErr w:type="spellStart"/>
             <w:r>
               <w:rPr>
                 <w:rFonts w:ascii="Aptos Narrow" w:eastAsia="Times New Roman" w:hAnsi="Aptos Narrow" w:cs="Times New Roman"/>
@@ -21194,6 +20350,7 @@
               </w:rPr>
               <w:t>Tarjan_LK_sr</w:t>
             </w:r>
+            <w:proofErr w:type="spellEnd"/>
           </w:p>
         </w:tc>
         <w:tc>
@@ -21222,6 +20379,7 @@
                 <w14:ligatures w14:val="none"/>
               </w:rPr>
             </w:pPr>
+            <w:proofErr w:type="spellStart"/>
             <w:r>
               <w:rPr>
                 <w:rFonts w:ascii="Aptos Narrow" w:eastAsia="Times New Roman" w:hAnsi="Aptos Narrow" w:cs="Times New Roman"/>
@@ -21234,6 +20392,7 @@
               </w:rPr>
               <w:t>Tarjan_LK_odch</w:t>
             </w:r>
+            <w:proofErr w:type="spellEnd"/>
           </w:p>
         </w:tc>
       </w:tr>
@@ -23823,6 +22982,7 @@
                 <w:lang w:eastAsia="pl-PL"/>
                 <w14:ligatures w14:val="none"/>
               </w:rPr>
+              <w:lastRenderedPageBreak/>
               <w:t>N</w:t>
             </w:r>
           </w:p>
@@ -23853,6 +23013,7 @@
                 <w14:ligatures w14:val="none"/>
               </w:rPr>
             </w:pPr>
+            <w:proofErr w:type="spellStart"/>
             <w:r>
               <w:rPr>
                 <w:rFonts w:ascii="Aptos Narrow" w:eastAsia="Times New Roman" w:hAnsi="Aptos Narrow" w:cs="Times New Roman"/>
@@ -23865,6 +23026,7 @@
               </w:rPr>
               <w:t>Gestosc</w:t>
             </w:r>
+            <w:proofErr w:type="spellEnd"/>
           </w:p>
         </w:tc>
         <w:tc>
@@ -23893,6 +23055,7 @@
                 <w14:ligatures w14:val="none"/>
               </w:rPr>
             </w:pPr>
+            <w:proofErr w:type="spellStart"/>
             <w:r>
               <w:rPr>
                 <w:rFonts w:ascii="Aptos Narrow" w:eastAsia="Times New Roman" w:hAnsi="Aptos Narrow" w:cs="Times New Roman"/>
@@ -23905,6 +23068,7 @@
               </w:rPr>
               <w:t>Kahn_LK_sr</w:t>
             </w:r>
+            <w:proofErr w:type="spellEnd"/>
           </w:p>
         </w:tc>
         <w:tc>
@@ -23933,6 +23097,7 @@
                 <w14:ligatures w14:val="none"/>
               </w:rPr>
             </w:pPr>
+            <w:proofErr w:type="spellStart"/>
             <w:r>
               <w:rPr>
                 <w:rFonts w:ascii="Aptos Narrow" w:eastAsia="Times New Roman" w:hAnsi="Aptos Narrow" w:cs="Times New Roman"/>
@@ -23945,6 +23110,7 @@
               </w:rPr>
               <w:t>Kahn_LK_odch</w:t>
             </w:r>
+            <w:proofErr w:type="spellEnd"/>
           </w:p>
         </w:tc>
         <w:tc>
@@ -23973,6 +23139,7 @@
                 <w14:ligatures w14:val="none"/>
               </w:rPr>
             </w:pPr>
+            <w:proofErr w:type="spellStart"/>
             <w:r>
               <w:rPr>
                 <w:rFonts w:ascii="Aptos Narrow" w:eastAsia="Times New Roman" w:hAnsi="Aptos Narrow" w:cs="Times New Roman"/>
@@ -23985,6 +23152,7 @@
               </w:rPr>
               <w:t>Tarjan_LK_sr</w:t>
             </w:r>
+            <w:proofErr w:type="spellEnd"/>
           </w:p>
         </w:tc>
         <w:tc>
@@ -24013,6 +23181,7 @@
                 <w14:ligatures w14:val="none"/>
               </w:rPr>
             </w:pPr>
+            <w:proofErr w:type="spellStart"/>
             <w:r>
               <w:rPr>
                 <w:rFonts w:ascii="Aptos Narrow" w:eastAsia="Times New Roman" w:hAnsi="Aptos Narrow" w:cs="Times New Roman"/>
@@ -24025,6 +23194,7 @@
               </w:rPr>
               <w:t>Tarjan_LK_odch</w:t>
             </w:r>
+            <w:proofErr w:type="spellEnd"/>
           </w:p>
         </w:tc>
       </w:tr>
@@ -26640,6 +25810,7 @@
                 <w14:ligatures w14:val="none"/>
               </w:rPr>
             </w:pPr>
+            <w:proofErr w:type="spellStart"/>
             <w:r>
               <w:rPr>
                 <w:rFonts w:ascii="Aptos Narrow" w:eastAsia="Times New Roman" w:hAnsi="Aptos Narrow" w:cs="Times New Roman"/>
@@ -26650,6 +25821,7 @@
               </w:rPr>
               <w:t>Gestosc</w:t>
             </w:r>
+            <w:proofErr w:type="spellEnd"/>
           </w:p>
         </w:tc>
         <w:tc>
@@ -26676,6 +25848,7 @@
                 <w14:ligatures w14:val="none"/>
               </w:rPr>
             </w:pPr>
+            <w:proofErr w:type="spellStart"/>
             <w:r>
               <w:rPr>
                 <w:rFonts w:ascii="Aptos Narrow" w:eastAsia="Times New Roman" w:hAnsi="Aptos Narrow" w:cs="Times New Roman"/>
@@ -26686,6 +25859,7 @@
               </w:rPr>
               <w:t>Kahn_MS_sr</w:t>
             </w:r>
+            <w:proofErr w:type="spellEnd"/>
           </w:p>
         </w:tc>
         <w:tc>
@@ -26712,6 +25886,7 @@
                 <w14:ligatures w14:val="none"/>
               </w:rPr>
             </w:pPr>
+            <w:proofErr w:type="spellStart"/>
             <w:r>
               <w:rPr>
                 <w:rFonts w:ascii="Aptos Narrow" w:eastAsia="Times New Roman" w:hAnsi="Aptos Narrow" w:cs="Times New Roman"/>
@@ -26722,6 +25897,7 @@
               </w:rPr>
               <w:t>Kahn_MS_odch</w:t>
             </w:r>
+            <w:proofErr w:type="spellEnd"/>
           </w:p>
         </w:tc>
         <w:tc>
@@ -26748,6 +25924,7 @@
                 <w14:ligatures w14:val="none"/>
               </w:rPr>
             </w:pPr>
+            <w:proofErr w:type="spellStart"/>
             <w:r>
               <w:rPr>
                 <w:rFonts w:ascii="Aptos Narrow" w:eastAsia="Times New Roman" w:hAnsi="Aptos Narrow" w:cs="Times New Roman"/>
@@ -26758,6 +25935,7 @@
               </w:rPr>
               <w:t>Kahn_LN_sr</w:t>
             </w:r>
+            <w:proofErr w:type="spellEnd"/>
           </w:p>
         </w:tc>
         <w:tc>
@@ -26784,6 +25962,7 @@
                 <w14:ligatures w14:val="none"/>
               </w:rPr>
             </w:pPr>
+            <w:proofErr w:type="spellStart"/>
             <w:r>
               <w:rPr>
                 <w:rFonts w:ascii="Aptos Narrow" w:eastAsia="Times New Roman" w:hAnsi="Aptos Narrow" w:cs="Times New Roman"/>
@@ -26794,6 +25973,7 @@
               </w:rPr>
               <w:t>Kahn_LN_odch</w:t>
             </w:r>
+            <w:proofErr w:type="spellEnd"/>
           </w:p>
         </w:tc>
         <w:tc>
@@ -26820,6 +26000,7 @@
                 <w14:ligatures w14:val="none"/>
               </w:rPr>
             </w:pPr>
+            <w:proofErr w:type="spellStart"/>
             <w:r>
               <w:rPr>
                 <w:rFonts w:ascii="Aptos Narrow" w:eastAsia="Times New Roman" w:hAnsi="Aptos Narrow" w:cs="Times New Roman"/>
@@ -26830,6 +26011,7 @@
               </w:rPr>
               <w:t>Kahn_LK_sr</w:t>
             </w:r>
+            <w:proofErr w:type="spellEnd"/>
           </w:p>
         </w:tc>
         <w:tc>
@@ -26856,6 +26038,7 @@
                 <w14:ligatures w14:val="none"/>
               </w:rPr>
             </w:pPr>
+            <w:proofErr w:type="spellStart"/>
             <w:r>
               <w:rPr>
                 <w:rFonts w:ascii="Aptos Narrow" w:eastAsia="Times New Roman" w:hAnsi="Aptos Narrow" w:cs="Times New Roman"/>
@@ -26866,6 +26049,7 @@
               </w:rPr>
               <w:t>Kahn_LK_odch</w:t>
             </w:r>
+            <w:proofErr w:type="spellEnd"/>
           </w:p>
         </w:tc>
       </w:tr>
@@ -28417,7 +27601,6 @@
                 <w:lang w:eastAsia="pl-PL"/>
                 <w14:ligatures w14:val="none"/>
               </w:rPr>
-              <w:lastRenderedPageBreak/>
               <w:t>500</w:t>
             </w:r>
           </w:p>
@@ -29676,6 +28859,7 @@
                 <w14:ligatures w14:val="none"/>
               </w:rPr>
             </w:pPr>
+            <w:proofErr w:type="spellStart"/>
             <w:r>
               <w:rPr>
                 <w:rFonts w:ascii="Aptos Narrow" w:eastAsia="Times New Roman" w:hAnsi="Aptos Narrow" w:cs="Times New Roman"/>
@@ -29686,6 +28870,7 @@
               </w:rPr>
               <w:t>Gestosc</w:t>
             </w:r>
+            <w:proofErr w:type="spellEnd"/>
           </w:p>
         </w:tc>
         <w:tc>
@@ -29712,6 +28897,7 @@
                 <w14:ligatures w14:val="none"/>
               </w:rPr>
             </w:pPr>
+            <w:proofErr w:type="spellStart"/>
             <w:r>
               <w:rPr>
                 <w:rFonts w:ascii="Aptos Narrow" w:eastAsia="Times New Roman" w:hAnsi="Aptos Narrow" w:cs="Times New Roman"/>
@@ -29722,6 +28908,7 @@
               </w:rPr>
               <w:t>Tarjan_MS_sr</w:t>
             </w:r>
+            <w:proofErr w:type="spellEnd"/>
           </w:p>
         </w:tc>
         <w:tc>
@@ -29748,6 +28935,7 @@
                 <w14:ligatures w14:val="none"/>
               </w:rPr>
             </w:pPr>
+            <w:proofErr w:type="spellStart"/>
             <w:r>
               <w:rPr>
                 <w:rFonts w:ascii="Aptos Narrow" w:eastAsia="Times New Roman" w:hAnsi="Aptos Narrow" w:cs="Times New Roman"/>
@@ -29758,6 +28946,7 @@
               </w:rPr>
               <w:t>Tarjan_MS_odch</w:t>
             </w:r>
+            <w:proofErr w:type="spellEnd"/>
           </w:p>
         </w:tc>
         <w:tc>
@@ -29784,6 +28973,7 @@
                 <w14:ligatures w14:val="none"/>
               </w:rPr>
             </w:pPr>
+            <w:proofErr w:type="spellStart"/>
             <w:r>
               <w:rPr>
                 <w:rFonts w:ascii="Aptos Narrow" w:eastAsia="Times New Roman" w:hAnsi="Aptos Narrow" w:cs="Times New Roman"/>
@@ -29794,6 +28984,7 @@
               </w:rPr>
               <w:t>Tarjan_LN_sr</w:t>
             </w:r>
+            <w:proofErr w:type="spellEnd"/>
           </w:p>
         </w:tc>
         <w:tc>
@@ -29820,6 +29011,7 @@
                 <w14:ligatures w14:val="none"/>
               </w:rPr>
             </w:pPr>
+            <w:proofErr w:type="spellStart"/>
             <w:r>
               <w:rPr>
                 <w:rFonts w:ascii="Aptos Narrow" w:eastAsia="Times New Roman" w:hAnsi="Aptos Narrow" w:cs="Times New Roman"/>
@@ -29830,6 +29022,7 @@
               </w:rPr>
               <w:t>Tarjan_LN_odch</w:t>
             </w:r>
+            <w:proofErr w:type="spellEnd"/>
           </w:p>
         </w:tc>
         <w:tc>
@@ -29856,6 +29049,7 @@
                 <w14:ligatures w14:val="none"/>
               </w:rPr>
             </w:pPr>
+            <w:proofErr w:type="spellStart"/>
             <w:r>
               <w:rPr>
                 <w:rFonts w:ascii="Aptos Narrow" w:eastAsia="Times New Roman" w:hAnsi="Aptos Narrow" w:cs="Times New Roman"/>
@@ -29866,6 +29060,7 @@
               </w:rPr>
               <w:t>Tarjan_LK_sr</w:t>
             </w:r>
+            <w:proofErr w:type="spellEnd"/>
           </w:p>
         </w:tc>
         <w:tc>
@@ -29892,6 +29087,7 @@
                 <w14:ligatures w14:val="none"/>
               </w:rPr>
             </w:pPr>
+            <w:proofErr w:type="spellStart"/>
             <w:r>
               <w:rPr>
                 <w:rFonts w:ascii="Aptos Narrow" w:eastAsia="Times New Roman" w:hAnsi="Aptos Narrow" w:cs="Times New Roman"/>
@@ -29902,6 +29098,7 @@
               </w:rPr>
               <w:t>Tarjan_LK_odch</w:t>
             </w:r>
+            <w:proofErr w:type="spellEnd"/>
           </w:p>
         </w:tc>
       </w:tr>
@@ -32642,7 +31839,15 @@
         <w:tab/>
       </w:r>
       <w:r>
-        <w:t xml:space="preserve">Procesor: AMD Ryzen 7 4800H </w:t>
+        <w:t xml:space="preserve">Procesor: AMD </w:t>
+      </w:r>
+      <w:proofErr w:type="spellStart"/>
+      <w:r>
+        <w:t>Ryzen</w:t>
+      </w:r>
+      <w:proofErr w:type="spellEnd"/>
+      <w:r>
+        <w:t xml:space="preserve"> 7 4800H </w:t>
       </w:r>
     </w:p>
     <w:p>
@@ -32650,6 +31855,7 @@
         <w:ind w:firstLine="720"/>
       </w:pPr>
       <w:r>
+        <w:lastRenderedPageBreak/>
         <w:t xml:space="preserve">RAM: 16GB DDR4 3200MHz </w:t>
       </w:r>
     </w:p>
@@ -32658,7 +31864,15 @@
         <w:ind w:firstLine="720"/>
       </w:pPr>
       <w:r>
-        <w:t>Karta Graficzna: NVIDIA GeForce 1650 4GB</w:t>
+        <w:t xml:space="preserve">Karta Graficzna: NVIDIA </w:t>
+      </w:r>
+      <w:proofErr w:type="spellStart"/>
+      <w:r>
+        <w:t>GeForce</w:t>
+      </w:r>
+      <w:proofErr w:type="spellEnd"/>
+      <w:r>
+        <w:t xml:space="preserve"> 1650 4GB</w:t>
       </w:r>
     </w:p>
     <w:p>
@@ -32672,6 +31886,11 @@
         <w:t>Windows 11</w:t>
       </w:r>
     </w:p>
+    <w:p>
+      <w:r>
+        <w:br w:type="page"/>
+      </w:r>
+    </w:p>
     <w:p/>
     <w:sectPr>
       <w:pgSz w:w="11906" w:h="16838"/>
@@ -32683,62 +31902,12 @@
 </w:document>
 </file>
 
-<file path=word/endnotes.xml><?xml version="1.0" encoding="utf-8"?>
-<w:endnotes xmlns:wpc="http://schemas.microsoft.com/office/word/2010/wordprocessingCanvas" xmlns:cx="http://schemas.microsoft.com/office/drawing/2014/chartex" xmlns:cx1="http://schemas.microsoft.com/office/drawing/2015/9/8/chartex" xmlns:cx2="http://schemas.microsoft.com/office/drawing/2015/10/21/chartex" xmlns:cx3="http://schemas.microsoft.com/office/drawing/2016/5/9/chartex" xmlns:cx4="http://schemas.microsoft.com/office/drawing/2016/5/10/chartex" xmlns:cx5="http://schemas.microsoft.com/office/drawing/2016/5/11/chartex" xmlns:cx6="http://schemas.microsoft.com/office/drawing/2016/5/12/chartex" xmlns:cx7="http://schemas.microsoft.com/office/drawing/2016/5/13/chartex" xmlns:cx8="http://schemas.microsoft.com/office/drawing/2016/5/14/chartex" xmlns:mc="http://schemas.openxmlformats.org/markup-compatibility/2006" xmlns:aink="http://schemas.microsoft.com/office/drawing/2016/ink" xmlns:am3d="http://schemas.microsoft.com/office/drawing/2017/model3d" xmlns:o="urn:schemas-microsoft-com:office:office" xmlns:oel="http://schemas.microsoft.com/office/2019/extlst" xmlns:r="http://schemas.openxmlformats.org/officeDocument/2006/relationships" xmlns:m="http://schemas.openxmlformats.org/officeDocument/2006/math" xmlns:v="urn:schemas-microsoft-com:vml" xmlns:wp14="http://schemas.microsoft.com/office/word/2010/wordprocessingDrawing" xmlns:wp="http://schemas.openxmlformats.org/drawingml/2006/wordprocessingDrawing" xmlns:w10="urn:schemas-microsoft-com:office:word" xmlns:w="http://schemas.openxmlformats.org/wordprocessingml/2006/main" xmlns:w14="http://schemas.microsoft.com/office/word/2010/wordml" xmlns:w15="http://schemas.microsoft.com/office/word/2012/wordml" xmlns:w16cex="http://schemas.microsoft.com/office/word/2018/wordml/cex" xmlns:w16cid="http://schemas.microsoft.com/office/word/2016/wordml/cid" xmlns:w16="http://schemas.microsoft.com/office/word/2018/wordml" xmlns:w16du="http://schemas.microsoft.com/office/word/2023/wordml/word16du" xmlns:w16sdtdh="http://schemas.microsoft.com/office/word/2020/wordml/sdtdatahash" xmlns:w16sdtfl="http://schemas.microsoft.com/office/word/2024/wordml/sdtformatlock" xmlns:w16se="http://schemas.microsoft.com/office/word/2015/wordml/symex" xmlns:wpg="http://schemas.microsoft.com/office/word/2010/wordprocessingGroup" xmlns:wpi="http://schemas.microsoft.com/office/word/2010/wordprocessingInk" xmlns:wne="http://schemas.microsoft.com/office/word/2006/wordml" xmlns:wps="http://schemas.microsoft.com/office/word/2010/wordprocessingShape" mc:Ignorable="w14 w15 w16se w16cid w16 w16cex w16sdtdh w16sdtfl w16du wp14">
-  <w:endnote w:type="separator" w:id="-1">
-    <w:p>
-      <w:pPr>
-        <w:spacing w:after="0" w:line="240" w:lineRule="auto"/>
-      </w:pPr>
-      <w:r>
-        <w:separator/>
-      </w:r>
-    </w:p>
-  </w:endnote>
-  <w:endnote w:type="continuationSeparator" w:id="0">
-    <w:p>
-      <w:pPr>
-        <w:spacing w:after="0" w:line="240" w:lineRule="auto"/>
-      </w:pPr>
-      <w:r>
-        <w:continuationSeparator/>
-      </w:r>
-    </w:p>
-  </w:endnote>
-</w:endnotes>
-</file>
-
-<file path=word/footnotes.xml><?xml version="1.0" encoding="utf-8"?>
-<w:footnotes xmlns:wpc="http://schemas.microsoft.com/office/word/2010/wordprocessingCanvas" xmlns:cx="http://schemas.microsoft.com/office/drawing/2014/chartex" xmlns:cx1="http://schemas.microsoft.com/office/drawing/2015/9/8/chartex" xmlns:cx2="http://schemas.microsoft.com/office/drawing/2015/10/21/chartex" xmlns:cx3="http://schemas.microsoft.com/office/drawing/2016/5/9/chartex" xmlns:cx4="http://schemas.microsoft.com/office/drawing/2016/5/10/chartex" xmlns:cx5="http://schemas.microsoft.com/office/drawing/2016/5/11/chartex" xmlns:cx6="http://schemas.microsoft.com/office/drawing/2016/5/12/chartex" xmlns:cx7="http://schemas.microsoft.com/office/drawing/2016/5/13/chartex" xmlns:cx8="http://schemas.microsoft.com/office/drawing/2016/5/14/chartex" xmlns:mc="http://schemas.openxmlformats.org/markup-compatibility/2006" xmlns:aink="http://schemas.microsoft.com/office/drawing/2016/ink" xmlns:am3d="http://schemas.microsoft.com/office/drawing/2017/model3d" xmlns:o="urn:schemas-microsoft-com:office:office" xmlns:oel="http://schemas.microsoft.com/office/2019/extlst" xmlns:r="http://schemas.openxmlformats.org/officeDocument/2006/relationships" xmlns:m="http://schemas.openxmlformats.org/officeDocument/2006/math" xmlns:v="urn:schemas-microsoft-com:vml" xmlns:wp14="http://schemas.microsoft.com/office/word/2010/wordprocessingDrawing" xmlns:wp="http://schemas.openxmlformats.org/drawingml/2006/wordprocessingDrawing" xmlns:w10="urn:schemas-microsoft-com:office:word" xmlns:w="http://schemas.openxmlformats.org/wordprocessingml/2006/main" xmlns:w14="http://schemas.microsoft.com/office/word/2010/wordml" xmlns:w15="http://schemas.microsoft.com/office/word/2012/wordml" xmlns:w16cex="http://schemas.microsoft.com/office/word/2018/wordml/cex" xmlns:w16cid="http://schemas.microsoft.com/office/word/2016/wordml/cid" xmlns:w16="http://schemas.microsoft.com/office/word/2018/wordml" xmlns:w16du="http://schemas.microsoft.com/office/word/2023/wordml/word16du" xmlns:w16sdtdh="http://schemas.microsoft.com/office/word/2020/wordml/sdtdatahash" xmlns:w16sdtfl="http://schemas.microsoft.com/office/word/2024/wordml/sdtformatlock" xmlns:w16se="http://schemas.microsoft.com/office/word/2015/wordml/symex" xmlns:wpg="http://schemas.microsoft.com/office/word/2010/wordprocessingGroup" xmlns:wpi="http://schemas.microsoft.com/office/word/2010/wordprocessingInk" xmlns:wne="http://schemas.microsoft.com/office/word/2006/wordml" xmlns:wps="http://schemas.microsoft.com/office/word/2010/wordprocessingShape" mc:Ignorable="w14 w15 w16se w16cid w16 w16cex w16sdtdh w16sdtfl w16du wp14">
-  <w:footnote w:type="separator" w:id="-1">
-    <w:p>
-      <w:pPr>
-        <w:spacing w:after="0" w:line="240" w:lineRule="auto"/>
-      </w:pPr>
-      <w:r>
-        <w:separator/>
-      </w:r>
-    </w:p>
-  </w:footnote>
-  <w:footnote w:type="continuationSeparator" w:id="0">
-    <w:p>
-      <w:pPr>
-        <w:spacing w:after="0" w:line="240" w:lineRule="auto"/>
-      </w:pPr>
-      <w:r>
-        <w:continuationSeparator/>
-      </w:r>
-    </w:p>
-  </w:footnote>
-</w:footnotes>
-</file>
-
 <file path=word/numbering.xml><?xml version="1.0" encoding="utf-8"?>
 <w:numbering xmlns:wpc="http://schemas.microsoft.com/office/word/2010/wordprocessingCanvas" xmlns:cx="http://schemas.microsoft.com/office/drawing/2014/chartex" xmlns:cx1="http://schemas.microsoft.com/office/drawing/2015/9/8/chartex" xmlns:cx2="http://schemas.microsoft.com/office/drawing/2015/10/21/chartex" xmlns:cx3="http://schemas.microsoft.com/office/drawing/2016/5/9/chartex" xmlns:cx4="http://schemas.microsoft.com/office/drawing/2016/5/10/chartex" xmlns:cx5="http://schemas.microsoft.com/office/drawing/2016/5/11/chartex" xmlns:cx6="http://schemas.microsoft.com/office/drawing/2016/5/12/chartex" xmlns:cx7="http://schemas.microsoft.com/office/drawing/2016/5/13/chartex" xmlns:cx8="http://schemas.microsoft.com/office/drawing/2016/5/14/chartex" xmlns:mc="http://schemas.openxmlformats.org/markup-compatibility/2006" xmlns:aink="http://schemas.microsoft.com/office/drawing/2016/ink" xmlns:am3d="http://schemas.microsoft.com/office/drawing/2017/model3d" xmlns:o="urn:schemas-microsoft-com:office:office" xmlns:oel="http://schemas.microsoft.com/office/2019/extlst" xmlns:r="http://schemas.openxmlformats.org/officeDocument/2006/relationships" xmlns:m="http://schemas.openxmlformats.org/officeDocument/2006/math" xmlns:v="urn:schemas-microsoft-com:vml" xmlns:wp14="http://schemas.microsoft.com/office/word/2010/wordprocessingDrawing" xmlns:wp="http://schemas.openxmlformats.org/drawingml/2006/wordprocessingDrawing" xmlns:w10="urn:schemas-microsoft-com:office:word" xmlns:w="http://schemas.openxmlformats.org/wordprocessingml/2006/main" xmlns:w14="http://schemas.microsoft.com/office/word/2010/wordml" xmlns:w15="http://schemas.microsoft.com/office/word/2012/wordml" xmlns:w16cex="http://schemas.microsoft.com/office/word/2018/wordml/cex" xmlns:w16cid="http://schemas.microsoft.com/office/word/2016/wordml/cid" xmlns:w16="http://schemas.microsoft.com/office/word/2018/wordml" xmlns:w16du="http://schemas.microsoft.com/office/word/2023/wordml/word16du" xmlns:w16sdtdh="http://schemas.microsoft.com/office/word/2020/wordml/sdtdatahash" xmlns:w16sdtfl="http://schemas.microsoft.com/office/word/2024/wordml/sdtformatlock" xmlns:w16se="http://schemas.microsoft.com/office/word/2015/wordml/symex" xmlns:wpg="http://schemas.microsoft.com/office/word/2010/wordprocessingGroup" xmlns:wpi="http://schemas.microsoft.com/office/word/2010/wordprocessingInk" xmlns:wne="http://schemas.microsoft.com/office/word/2006/wordml" xmlns:wps="http://schemas.microsoft.com/office/word/2010/wordprocessingShape" mc:Ignorable="w14 w15 w16se w16cid w16 w16cex w16sdtdh w16sdtfl w16du wp14">
   <w:abstractNum w:abstractNumId="0" w15:restartNumberingAfterBreak="0">
     <w:nsid w:val="0A4E0044"/>
     <w:multiLevelType w:val="multilevel"/>
-    <w:tmpl w:val="4A646382"/>
+    <w:tmpl w:val="C6AAE618"/>
     <w:lvl w:ilvl="0">
       <w:start w:val="1"/>
       <w:numFmt w:val="bullet"/>
@@ -32746,39 +31915,45 @@
       <w:lvlJc w:val="left"/>
       <w:pPr>
         <w:tabs>
-          <w:tab w:val="num" w:pos="1068"/>
+          <w:tab w:val="num" w:pos="720"/>
         </w:tabs>
-        <w:ind w:left="1068" w:hanging="360"/>
+        <w:ind w:left="720" w:hanging="360"/>
       </w:pPr>
       <w:rPr>
         <w:rFonts w:ascii="Symbol" w:hAnsi="Symbol" w:hint="default"/>
         <w:sz w:val="20"/>
       </w:rPr>
     </w:lvl>
-    <w:lvl w:ilvl="1">
+    <w:lvl w:ilvl="1" w:tentative="1">
       <w:start w:val="1"/>
-      <w:numFmt w:val="decimal"/>
-      <w:lvlText w:val="%2."/>
+      <w:numFmt w:val="bullet"/>
+      <w:lvlText w:val="o"/>
       <w:lvlJc w:val="left"/>
       <w:pPr>
-        <w:ind w:left="1788" w:hanging="360"/>
+        <w:tabs>
+          <w:tab w:val="num" w:pos="1440"/>
+        </w:tabs>
+        <w:ind w:left="1440" w:hanging="360"/>
       </w:pPr>
       <w:rPr>
-        <w:rFonts w:hint="default"/>
+        <w:rFonts w:ascii="Courier New" w:hAnsi="Courier New" w:hint="default"/>
+        <w:sz w:val="20"/>
       </w:rPr>
     </w:lvl>
-    <w:lvl w:ilvl="2">
+    <w:lvl w:ilvl="2" w:tentative="1">
       <w:start w:val="1"/>
-      <w:numFmt w:val="upperRoman"/>
-      <w:lvlText w:val="%3."/>
+      <w:numFmt w:val="bullet"/>
+      <w:lvlText w:val=""/>
       <w:lvlJc w:val="left"/>
       <w:pPr>
-        <w:ind w:left="1146" w:hanging="720"/>
+        <w:tabs>
+          <w:tab w:val="num" w:pos="2160"/>
+        </w:tabs>
+        <w:ind w:left="2160" w:hanging="360"/>
       </w:pPr>
       <w:rPr>
-        <w:rFonts w:hint="default"/>
-        <w:b w:val="0"/>
-        <w:bCs w:val="0"/>
+        <w:rFonts w:ascii="Wingdings" w:hAnsi="Wingdings" w:hint="default"/>
+        <w:sz w:val="20"/>
       </w:rPr>
     </w:lvl>
     <w:lvl w:ilvl="3" w:tentative="1">
@@ -32788,9 +31963,9 @@
       <w:lvlJc w:val="left"/>
       <w:pPr>
         <w:tabs>
-          <w:tab w:val="num" w:pos="3228"/>
+          <w:tab w:val="num" w:pos="2880"/>
         </w:tabs>
-        <w:ind w:left="3228" w:hanging="360"/>
+        <w:ind w:left="2880" w:hanging="360"/>
       </w:pPr>
       <w:rPr>
         <w:rFonts w:ascii="Wingdings" w:hAnsi="Wingdings" w:hint="default"/>
@@ -32804,9 +31979,9 @@
       <w:lvlJc w:val="left"/>
       <w:pPr>
         <w:tabs>
-          <w:tab w:val="num" w:pos="3948"/>
+          <w:tab w:val="num" w:pos="3600"/>
         </w:tabs>
-        <w:ind w:left="3948" w:hanging="360"/>
+        <w:ind w:left="3600" w:hanging="360"/>
       </w:pPr>
       <w:rPr>
         <w:rFonts w:ascii="Wingdings" w:hAnsi="Wingdings" w:hint="default"/>
@@ -32820,9 +31995,9 @@
       <w:lvlJc w:val="left"/>
       <w:pPr>
         <w:tabs>
-          <w:tab w:val="num" w:pos="4668"/>
+          <w:tab w:val="num" w:pos="4320"/>
         </w:tabs>
-        <w:ind w:left="4668" w:hanging="360"/>
+        <w:ind w:left="4320" w:hanging="360"/>
       </w:pPr>
       <w:rPr>
         <w:rFonts w:ascii="Wingdings" w:hAnsi="Wingdings" w:hint="default"/>
@@ -32836,9 +32011,9 @@
       <w:lvlJc w:val="left"/>
       <w:pPr>
         <w:tabs>
-          <w:tab w:val="num" w:pos="5388"/>
+          <w:tab w:val="num" w:pos="5040"/>
         </w:tabs>
-        <w:ind w:left="5388" w:hanging="360"/>
+        <w:ind w:left="5040" w:hanging="360"/>
       </w:pPr>
       <w:rPr>
         <w:rFonts w:ascii="Wingdings" w:hAnsi="Wingdings" w:hint="default"/>
@@ -32852,9 +32027,9 @@
       <w:lvlJc w:val="left"/>
       <w:pPr>
         <w:tabs>
-          <w:tab w:val="num" w:pos="6108"/>
+          <w:tab w:val="num" w:pos="5760"/>
         </w:tabs>
-        <w:ind w:left="6108" w:hanging="360"/>
+        <w:ind w:left="5760" w:hanging="360"/>
       </w:pPr>
       <w:rPr>
         <w:rFonts w:ascii="Wingdings" w:hAnsi="Wingdings" w:hint="default"/>
@@ -32868,9 +32043,9 @@
       <w:lvlJc w:val="left"/>
       <w:pPr>
         <w:tabs>
-          <w:tab w:val="num" w:pos="6828"/>
+          <w:tab w:val="num" w:pos="6480"/>
         </w:tabs>
-        <w:ind w:left="6828" w:hanging="360"/>
+        <w:ind w:left="6480" w:hanging="360"/>
       </w:pPr>
       <w:rPr>
         <w:rFonts w:ascii="Wingdings" w:hAnsi="Wingdings" w:hint="default"/>
@@ -32879,666 +32054,6 @@
     </w:lvl>
   </w:abstractNum>
   <w:abstractNum w:abstractNumId="1" w15:restartNumberingAfterBreak="0">
-    <w:nsid w:val="3B2D5A36"/>
-    <w:multiLevelType w:val="multilevel"/>
-    <w:tmpl w:val="4A646382"/>
-    <w:lvl w:ilvl="0">
-      <w:start w:val="1"/>
-      <w:numFmt w:val="bullet"/>
-      <w:lvlText w:val=""/>
-      <w:lvlJc w:val="left"/>
-      <w:pPr>
-        <w:tabs>
-          <w:tab w:val="num" w:pos="1068"/>
-        </w:tabs>
-        <w:ind w:left="1068" w:hanging="360"/>
-      </w:pPr>
-      <w:rPr>
-        <w:rFonts w:ascii="Symbol" w:hAnsi="Symbol" w:hint="default"/>
-        <w:sz w:val="20"/>
-      </w:rPr>
-    </w:lvl>
-    <w:lvl w:ilvl="1">
-      <w:start w:val="1"/>
-      <w:numFmt w:val="decimal"/>
-      <w:lvlText w:val="%2."/>
-      <w:lvlJc w:val="left"/>
-      <w:pPr>
-        <w:ind w:left="1788" w:hanging="360"/>
-      </w:pPr>
-      <w:rPr>
-        <w:rFonts w:hint="default"/>
-      </w:rPr>
-    </w:lvl>
-    <w:lvl w:ilvl="2">
-      <w:start w:val="1"/>
-      <w:numFmt w:val="upperRoman"/>
-      <w:lvlText w:val="%3."/>
-      <w:lvlJc w:val="left"/>
-      <w:pPr>
-        <w:ind w:left="1146" w:hanging="720"/>
-      </w:pPr>
-      <w:rPr>
-        <w:rFonts w:hint="default"/>
-        <w:b w:val="0"/>
-        <w:bCs w:val="0"/>
-      </w:rPr>
-    </w:lvl>
-    <w:lvl w:ilvl="3" w:tentative="1">
-      <w:start w:val="1"/>
-      <w:numFmt w:val="bullet"/>
-      <w:lvlText w:val=""/>
-      <w:lvlJc w:val="left"/>
-      <w:pPr>
-        <w:tabs>
-          <w:tab w:val="num" w:pos="3228"/>
-        </w:tabs>
-        <w:ind w:left="3228" w:hanging="360"/>
-      </w:pPr>
-      <w:rPr>
-        <w:rFonts w:ascii="Wingdings" w:hAnsi="Wingdings" w:hint="default"/>
-        <w:sz w:val="20"/>
-      </w:rPr>
-    </w:lvl>
-    <w:lvl w:ilvl="4" w:tentative="1">
-      <w:start w:val="1"/>
-      <w:numFmt w:val="bullet"/>
-      <w:lvlText w:val=""/>
-      <w:lvlJc w:val="left"/>
-      <w:pPr>
-        <w:tabs>
-          <w:tab w:val="num" w:pos="3948"/>
-        </w:tabs>
-        <w:ind w:left="3948" w:hanging="360"/>
-      </w:pPr>
-      <w:rPr>
-        <w:rFonts w:ascii="Wingdings" w:hAnsi="Wingdings" w:hint="default"/>
-        <w:sz w:val="20"/>
-      </w:rPr>
-    </w:lvl>
-    <w:lvl w:ilvl="5" w:tentative="1">
-      <w:start w:val="1"/>
-      <w:numFmt w:val="bullet"/>
-      <w:lvlText w:val=""/>
-      <w:lvlJc w:val="left"/>
-      <w:pPr>
-        <w:tabs>
-          <w:tab w:val="num" w:pos="4668"/>
-        </w:tabs>
-        <w:ind w:left="4668" w:hanging="360"/>
-      </w:pPr>
-      <w:rPr>
-        <w:rFonts w:ascii="Wingdings" w:hAnsi="Wingdings" w:hint="default"/>
-        <w:sz w:val="20"/>
-      </w:rPr>
-    </w:lvl>
-    <w:lvl w:ilvl="6" w:tentative="1">
-      <w:start w:val="1"/>
-      <w:numFmt w:val="bullet"/>
-      <w:lvlText w:val=""/>
-      <w:lvlJc w:val="left"/>
-      <w:pPr>
-        <w:tabs>
-          <w:tab w:val="num" w:pos="5388"/>
-        </w:tabs>
-        <w:ind w:left="5388" w:hanging="360"/>
-      </w:pPr>
-      <w:rPr>
-        <w:rFonts w:ascii="Wingdings" w:hAnsi="Wingdings" w:hint="default"/>
-        <w:sz w:val="20"/>
-      </w:rPr>
-    </w:lvl>
-    <w:lvl w:ilvl="7" w:tentative="1">
-      <w:start w:val="1"/>
-      <w:numFmt w:val="bullet"/>
-      <w:lvlText w:val=""/>
-      <w:lvlJc w:val="left"/>
-      <w:pPr>
-        <w:tabs>
-          <w:tab w:val="num" w:pos="6108"/>
-        </w:tabs>
-        <w:ind w:left="6108" w:hanging="360"/>
-      </w:pPr>
-      <w:rPr>
-        <w:rFonts w:ascii="Wingdings" w:hAnsi="Wingdings" w:hint="default"/>
-        <w:sz w:val="20"/>
-      </w:rPr>
-    </w:lvl>
-    <w:lvl w:ilvl="8" w:tentative="1">
-      <w:start w:val="1"/>
-      <w:numFmt w:val="bullet"/>
-      <w:lvlText w:val=""/>
-      <w:lvlJc w:val="left"/>
-      <w:pPr>
-        <w:tabs>
-          <w:tab w:val="num" w:pos="6828"/>
-        </w:tabs>
-        <w:ind w:left="6828" w:hanging="360"/>
-      </w:pPr>
-      <w:rPr>
-        <w:rFonts w:ascii="Wingdings" w:hAnsi="Wingdings" w:hint="default"/>
-        <w:sz w:val="20"/>
-      </w:rPr>
-    </w:lvl>
-  </w:abstractNum>
-  <w:abstractNum w:abstractNumId="2" w15:restartNumberingAfterBreak="0">
-    <w:nsid w:val="3EA50D35"/>
-    <w:multiLevelType w:val="hybridMultilevel"/>
-    <w:tmpl w:val="DE9EDA4A"/>
-    <w:lvl w:ilvl="0" w:tplc="08090017">
-      <w:start w:val="1"/>
-      <w:numFmt w:val="lowerLetter"/>
-      <w:lvlText w:val="%1)"/>
-      <w:lvlJc w:val="left"/>
-      <w:pPr>
-        <w:ind w:left="720" w:hanging="360"/>
-      </w:pPr>
-    </w:lvl>
-    <w:lvl w:ilvl="1" w:tplc="08090019" w:tentative="1">
-      <w:start w:val="1"/>
-      <w:numFmt w:val="lowerLetter"/>
-      <w:lvlText w:val="%2."/>
-      <w:lvlJc w:val="left"/>
-      <w:pPr>
-        <w:ind w:left="1440" w:hanging="360"/>
-      </w:pPr>
-    </w:lvl>
-    <w:lvl w:ilvl="2" w:tplc="0809001B" w:tentative="1">
-      <w:start w:val="1"/>
-      <w:numFmt w:val="lowerRoman"/>
-      <w:lvlText w:val="%3."/>
-      <w:lvlJc w:val="right"/>
-      <w:pPr>
-        <w:ind w:left="2160" w:hanging="180"/>
-      </w:pPr>
-    </w:lvl>
-    <w:lvl w:ilvl="3" w:tplc="0809000F" w:tentative="1">
-      <w:start w:val="1"/>
-      <w:numFmt w:val="decimal"/>
-      <w:lvlText w:val="%4."/>
-      <w:lvlJc w:val="left"/>
-      <w:pPr>
-        <w:ind w:left="2880" w:hanging="360"/>
-      </w:pPr>
-    </w:lvl>
-    <w:lvl w:ilvl="4" w:tplc="08090019" w:tentative="1">
-      <w:start w:val="1"/>
-      <w:numFmt w:val="lowerLetter"/>
-      <w:lvlText w:val="%5."/>
-      <w:lvlJc w:val="left"/>
-      <w:pPr>
-        <w:ind w:left="3600" w:hanging="360"/>
-      </w:pPr>
-    </w:lvl>
-    <w:lvl w:ilvl="5" w:tplc="0809001B" w:tentative="1">
-      <w:start w:val="1"/>
-      <w:numFmt w:val="lowerRoman"/>
-      <w:lvlText w:val="%6."/>
-      <w:lvlJc w:val="right"/>
-      <w:pPr>
-        <w:ind w:left="4320" w:hanging="180"/>
-      </w:pPr>
-    </w:lvl>
-    <w:lvl w:ilvl="6" w:tplc="0809000F" w:tentative="1">
-      <w:start w:val="1"/>
-      <w:numFmt w:val="decimal"/>
-      <w:lvlText w:val="%7."/>
-      <w:lvlJc w:val="left"/>
-      <w:pPr>
-        <w:ind w:left="5040" w:hanging="360"/>
-      </w:pPr>
-    </w:lvl>
-    <w:lvl w:ilvl="7" w:tplc="08090019" w:tentative="1">
-      <w:start w:val="1"/>
-      <w:numFmt w:val="lowerLetter"/>
-      <w:lvlText w:val="%8."/>
-      <w:lvlJc w:val="left"/>
-      <w:pPr>
-        <w:ind w:left="5760" w:hanging="360"/>
-      </w:pPr>
-    </w:lvl>
-    <w:lvl w:ilvl="8" w:tplc="0809001B" w:tentative="1">
-      <w:start w:val="1"/>
-      <w:numFmt w:val="lowerRoman"/>
-      <w:lvlText w:val="%9."/>
-      <w:lvlJc w:val="right"/>
-      <w:pPr>
-        <w:ind w:left="6480" w:hanging="180"/>
-      </w:pPr>
-    </w:lvl>
-  </w:abstractNum>
-  <w:abstractNum w:abstractNumId="3" w15:restartNumberingAfterBreak="0">
-    <w:nsid w:val="4B4848EA"/>
-    <w:multiLevelType w:val="hybridMultilevel"/>
-    <w:tmpl w:val="0E8C50FC"/>
-    <w:lvl w:ilvl="0" w:tplc="0809000F">
-      <w:start w:val="1"/>
-      <w:numFmt w:val="decimal"/>
-      <w:lvlText w:val="%1."/>
-      <w:lvlJc w:val="left"/>
-      <w:pPr>
-        <w:ind w:left="720" w:hanging="360"/>
-      </w:pPr>
-    </w:lvl>
-    <w:lvl w:ilvl="1" w:tplc="08090019" w:tentative="1">
-      <w:start w:val="1"/>
-      <w:numFmt w:val="lowerLetter"/>
-      <w:lvlText w:val="%2."/>
-      <w:lvlJc w:val="left"/>
-      <w:pPr>
-        <w:ind w:left="1440" w:hanging="360"/>
-      </w:pPr>
-    </w:lvl>
-    <w:lvl w:ilvl="2" w:tplc="0809001B" w:tentative="1">
-      <w:start w:val="1"/>
-      <w:numFmt w:val="lowerRoman"/>
-      <w:lvlText w:val="%3."/>
-      <w:lvlJc w:val="right"/>
-      <w:pPr>
-        <w:ind w:left="2160" w:hanging="180"/>
-      </w:pPr>
-    </w:lvl>
-    <w:lvl w:ilvl="3" w:tplc="0809000F" w:tentative="1">
-      <w:start w:val="1"/>
-      <w:numFmt w:val="decimal"/>
-      <w:lvlText w:val="%4."/>
-      <w:lvlJc w:val="left"/>
-      <w:pPr>
-        <w:ind w:left="2880" w:hanging="360"/>
-      </w:pPr>
-    </w:lvl>
-    <w:lvl w:ilvl="4" w:tplc="08090019" w:tentative="1">
-      <w:start w:val="1"/>
-      <w:numFmt w:val="lowerLetter"/>
-      <w:lvlText w:val="%5."/>
-      <w:lvlJc w:val="left"/>
-      <w:pPr>
-        <w:ind w:left="3600" w:hanging="360"/>
-      </w:pPr>
-    </w:lvl>
-    <w:lvl w:ilvl="5" w:tplc="0809001B" w:tentative="1">
-      <w:start w:val="1"/>
-      <w:numFmt w:val="lowerRoman"/>
-      <w:lvlText w:val="%6."/>
-      <w:lvlJc w:val="right"/>
-      <w:pPr>
-        <w:ind w:left="4320" w:hanging="180"/>
-      </w:pPr>
-    </w:lvl>
-    <w:lvl w:ilvl="6" w:tplc="0809000F" w:tentative="1">
-      <w:start w:val="1"/>
-      <w:numFmt w:val="decimal"/>
-      <w:lvlText w:val="%7."/>
-      <w:lvlJc w:val="left"/>
-      <w:pPr>
-        <w:ind w:left="5040" w:hanging="360"/>
-      </w:pPr>
-    </w:lvl>
-    <w:lvl w:ilvl="7" w:tplc="08090019" w:tentative="1">
-      <w:start w:val="1"/>
-      <w:numFmt w:val="lowerLetter"/>
-      <w:lvlText w:val="%8."/>
-      <w:lvlJc w:val="left"/>
-      <w:pPr>
-        <w:ind w:left="5760" w:hanging="360"/>
-      </w:pPr>
-    </w:lvl>
-    <w:lvl w:ilvl="8" w:tplc="0809001B" w:tentative="1">
-      <w:start w:val="1"/>
-      <w:numFmt w:val="lowerRoman"/>
-      <w:lvlText w:val="%9."/>
-      <w:lvlJc w:val="right"/>
-      <w:pPr>
-        <w:ind w:left="6480" w:hanging="180"/>
-      </w:pPr>
-    </w:lvl>
-  </w:abstractNum>
-  <w:abstractNum w:abstractNumId="4" w15:restartNumberingAfterBreak="0">
-    <w:nsid w:val="4E8B0094"/>
-    <w:multiLevelType w:val="hybridMultilevel"/>
-    <w:tmpl w:val="789A458C"/>
-    <w:lvl w:ilvl="0" w:tplc="08090001">
-      <w:start w:val="1"/>
-      <w:numFmt w:val="bullet"/>
-      <w:lvlText w:val=""/>
-      <w:lvlJc w:val="left"/>
-      <w:pPr>
-        <w:ind w:left="720" w:hanging="360"/>
-      </w:pPr>
-      <w:rPr>
-        <w:rFonts w:ascii="Symbol" w:hAnsi="Symbol" w:hint="default"/>
-      </w:rPr>
-    </w:lvl>
-    <w:lvl w:ilvl="1" w:tplc="08090003">
-      <w:start w:val="1"/>
-      <w:numFmt w:val="bullet"/>
-      <w:lvlText w:val="o"/>
-      <w:lvlJc w:val="left"/>
-      <w:pPr>
-        <w:ind w:left="1440" w:hanging="360"/>
-      </w:pPr>
-      <w:rPr>
-        <w:rFonts w:ascii="Courier New" w:hAnsi="Courier New" w:cs="Courier New" w:hint="default"/>
-      </w:rPr>
-    </w:lvl>
-    <w:lvl w:ilvl="2" w:tplc="08090005" w:tentative="1">
-      <w:start w:val="1"/>
-      <w:numFmt w:val="bullet"/>
-      <w:lvlText w:val=""/>
-      <w:lvlJc w:val="left"/>
-      <w:pPr>
-        <w:ind w:left="2160" w:hanging="360"/>
-      </w:pPr>
-      <w:rPr>
-        <w:rFonts w:ascii="Wingdings" w:hAnsi="Wingdings" w:hint="default"/>
-      </w:rPr>
-    </w:lvl>
-    <w:lvl w:ilvl="3" w:tplc="08090001" w:tentative="1">
-      <w:start w:val="1"/>
-      <w:numFmt w:val="bullet"/>
-      <w:lvlText w:val=""/>
-      <w:lvlJc w:val="left"/>
-      <w:pPr>
-        <w:ind w:left="2880" w:hanging="360"/>
-      </w:pPr>
-      <w:rPr>
-        <w:rFonts w:ascii="Symbol" w:hAnsi="Symbol" w:hint="default"/>
-      </w:rPr>
-    </w:lvl>
-    <w:lvl w:ilvl="4" w:tplc="08090003" w:tentative="1">
-      <w:start w:val="1"/>
-      <w:numFmt w:val="bullet"/>
-      <w:lvlText w:val="o"/>
-      <w:lvlJc w:val="left"/>
-      <w:pPr>
-        <w:ind w:left="3600" w:hanging="360"/>
-      </w:pPr>
-      <w:rPr>
-        <w:rFonts w:ascii="Courier New" w:hAnsi="Courier New" w:cs="Courier New" w:hint="default"/>
-      </w:rPr>
-    </w:lvl>
-    <w:lvl w:ilvl="5" w:tplc="08090005" w:tentative="1">
-      <w:start w:val="1"/>
-      <w:numFmt w:val="bullet"/>
-      <w:lvlText w:val=""/>
-      <w:lvlJc w:val="left"/>
-      <w:pPr>
-        <w:ind w:left="4320" w:hanging="360"/>
-      </w:pPr>
-      <w:rPr>
-        <w:rFonts w:ascii="Wingdings" w:hAnsi="Wingdings" w:hint="default"/>
-      </w:rPr>
-    </w:lvl>
-    <w:lvl w:ilvl="6" w:tplc="08090001" w:tentative="1">
-      <w:start w:val="1"/>
-      <w:numFmt w:val="bullet"/>
-      <w:lvlText w:val=""/>
-      <w:lvlJc w:val="left"/>
-      <w:pPr>
-        <w:ind w:left="5040" w:hanging="360"/>
-      </w:pPr>
-      <w:rPr>
-        <w:rFonts w:ascii="Symbol" w:hAnsi="Symbol" w:hint="default"/>
-      </w:rPr>
-    </w:lvl>
-    <w:lvl w:ilvl="7" w:tplc="08090003" w:tentative="1">
-      <w:start w:val="1"/>
-      <w:numFmt w:val="bullet"/>
-      <w:lvlText w:val="o"/>
-      <w:lvlJc w:val="left"/>
-      <w:pPr>
-        <w:ind w:left="5760" w:hanging="360"/>
-      </w:pPr>
-      <w:rPr>
-        <w:rFonts w:ascii="Courier New" w:hAnsi="Courier New" w:cs="Courier New" w:hint="default"/>
-      </w:rPr>
-    </w:lvl>
-    <w:lvl w:ilvl="8" w:tplc="08090005" w:tentative="1">
-      <w:start w:val="1"/>
-      <w:numFmt w:val="bullet"/>
-      <w:lvlText w:val=""/>
-      <w:lvlJc w:val="left"/>
-      <w:pPr>
-        <w:ind w:left="6480" w:hanging="360"/>
-      </w:pPr>
-      <w:rPr>
-        <w:rFonts w:ascii="Wingdings" w:hAnsi="Wingdings" w:hint="default"/>
-      </w:rPr>
-    </w:lvl>
-  </w:abstractNum>
-  <w:abstractNum w:abstractNumId="5" w15:restartNumberingAfterBreak="0">
-    <w:nsid w:val="5CDF1692"/>
-    <w:multiLevelType w:val="multilevel"/>
-    <w:tmpl w:val="4A646382"/>
-    <w:lvl w:ilvl="0">
-      <w:start w:val="1"/>
-      <w:numFmt w:val="bullet"/>
-      <w:lvlText w:val=""/>
-      <w:lvlJc w:val="left"/>
-      <w:pPr>
-        <w:tabs>
-          <w:tab w:val="num" w:pos="1068"/>
-        </w:tabs>
-        <w:ind w:left="1068" w:hanging="360"/>
-      </w:pPr>
-      <w:rPr>
-        <w:rFonts w:ascii="Symbol" w:hAnsi="Symbol" w:hint="default"/>
-        <w:sz w:val="20"/>
-      </w:rPr>
-    </w:lvl>
-    <w:lvl w:ilvl="1">
-      <w:start w:val="1"/>
-      <w:numFmt w:val="decimal"/>
-      <w:lvlText w:val="%2."/>
-      <w:lvlJc w:val="left"/>
-      <w:pPr>
-        <w:ind w:left="1788" w:hanging="360"/>
-      </w:pPr>
-      <w:rPr>
-        <w:rFonts w:hint="default"/>
-      </w:rPr>
-    </w:lvl>
-    <w:lvl w:ilvl="2">
-      <w:start w:val="1"/>
-      <w:numFmt w:val="upperRoman"/>
-      <w:lvlText w:val="%3."/>
-      <w:lvlJc w:val="left"/>
-      <w:pPr>
-        <w:ind w:left="1146" w:hanging="720"/>
-      </w:pPr>
-      <w:rPr>
-        <w:rFonts w:hint="default"/>
-        <w:b w:val="0"/>
-        <w:bCs w:val="0"/>
-      </w:rPr>
-    </w:lvl>
-    <w:lvl w:ilvl="3" w:tentative="1">
-      <w:start w:val="1"/>
-      <w:numFmt w:val="bullet"/>
-      <w:lvlText w:val=""/>
-      <w:lvlJc w:val="left"/>
-      <w:pPr>
-        <w:tabs>
-          <w:tab w:val="num" w:pos="3228"/>
-        </w:tabs>
-        <w:ind w:left="3228" w:hanging="360"/>
-      </w:pPr>
-      <w:rPr>
-        <w:rFonts w:ascii="Wingdings" w:hAnsi="Wingdings" w:hint="default"/>
-        <w:sz w:val="20"/>
-      </w:rPr>
-    </w:lvl>
-    <w:lvl w:ilvl="4" w:tentative="1">
-      <w:start w:val="1"/>
-      <w:numFmt w:val="bullet"/>
-      <w:lvlText w:val=""/>
-      <w:lvlJc w:val="left"/>
-      <w:pPr>
-        <w:tabs>
-          <w:tab w:val="num" w:pos="3948"/>
-        </w:tabs>
-        <w:ind w:left="3948" w:hanging="360"/>
-      </w:pPr>
-      <w:rPr>
-        <w:rFonts w:ascii="Wingdings" w:hAnsi="Wingdings" w:hint="default"/>
-        <w:sz w:val="20"/>
-      </w:rPr>
-    </w:lvl>
-    <w:lvl w:ilvl="5" w:tentative="1">
-      <w:start w:val="1"/>
-      <w:numFmt w:val="bullet"/>
-      <w:lvlText w:val=""/>
-      <w:lvlJc w:val="left"/>
-      <w:pPr>
-        <w:tabs>
-          <w:tab w:val="num" w:pos="4668"/>
-        </w:tabs>
-        <w:ind w:left="4668" w:hanging="360"/>
-      </w:pPr>
-      <w:rPr>
-        <w:rFonts w:ascii="Wingdings" w:hAnsi="Wingdings" w:hint="default"/>
-        <w:sz w:val="20"/>
-      </w:rPr>
-    </w:lvl>
-    <w:lvl w:ilvl="6" w:tentative="1">
-      <w:start w:val="1"/>
-      <w:numFmt w:val="bullet"/>
-      <w:lvlText w:val=""/>
-      <w:lvlJc w:val="left"/>
-      <w:pPr>
-        <w:tabs>
-          <w:tab w:val="num" w:pos="5388"/>
-        </w:tabs>
-        <w:ind w:left="5388" w:hanging="360"/>
-      </w:pPr>
-      <w:rPr>
-        <w:rFonts w:ascii="Wingdings" w:hAnsi="Wingdings" w:hint="default"/>
-        <w:sz w:val="20"/>
-      </w:rPr>
-    </w:lvl>
-    <w:lvl w:ilvl="7" w:tentative="1">
-      <w:start w:val="1"/>
-      <w:numFmt w:val="bullet"/>
-      <w:lvlText w:val=""/>
-      <w:lvlJc w:val="left"/>
-      <w:pPr>
-        <w:tabs>
-          <w:tab w:val="num" w:pos="6108"/>
-        </w:tabs>
-        <w:ind w:left="6108" w:hanging="360"/>
-      </w:pPr>
-      <w:rPr>
-        <w:rFonts w:ascii="Wingdings" w:hAnsi="Wingdings" w:hint="default"/>
-        <w:sz w:val="20"/>
-      </w:rPr>
-    </w:lvl>
-    <w:lvl w:ilvl="8" w:tentative="1">
-      <w:start w:val="1"/>
-      <w:numFmt w:val="bullet"/>
-      <w:lvlText w:val=""/>
-      <w:lvlJc w:val="left"/>
-      <w:pPr>
-        <w:tabs>
-          <w:tab w:val="num" w:pos="6828"/>
-        </w:tabs>
-        <w:ind w:left="6828" w:hanging="360"/>
-      </w:pPr>
-      <w:rPr>
-        <w:rFonts w:ascii="Wingdings" w:hAnsi="Wingdings" w:hint="default"/>
-        <w:sz w:val="20"/>
-      </w:rPr>
-    </w:lvl>
-  </w:abstractNum>
-  <w:abstractNum w:abstractNumId="6" w15:restartNumberingAfterBreak="0">
-    <w:nsid w:val="62261A9A"/>
-    <w:multiLevelType w:val="hybridMultilevel"/>
-    <w:tmpl w:val="CA02476E"/>
-    <w:lvl w:ilvl="0" w:tplc="8AB22EDA">
-      <w:start w:val="1"/>
-      <w:numFmt w:val="upperRoman"/>
-      <w:lvlText w:val="%1."/>
-      <w:lvlJc w:val="left"/>
-      <w:pPr>
-        <w:ind w:left="1080" w:hanging="720"/>
-      </w:pPr>
-      <w:rPr>
-        <w:rFonts w:hint="default"/>
-      </w:rPr>
-    </w:lvl>
-    <w:lvl w:ilvl="1" w:tplc="08090019" w:tentative="1">
-      <w:start w:val="1"/>
-      <w:numFmt w:val="lowerLetter"/>
-      <w:lvlText w:val="%2."/>
-      <w:lvlJc w:val="left"/>
-      <w:pPr>
-        <w:ind w:left="1440" w:hanging="360"/>
-      </w:pPr>
-    </w:lvl>
-    <w:lvl w:ilvl="2" w:tplc="0809001B" w:tentative="1">
-      <w:start w:val="1"/>
-      <w:numFmt w:val="lowerRoman"/>
-      <w:lvlText w:val="%3."/>
-      <w:lvlJc w:val="right"/>
-      <w:pPr>
-        <w:ind w:left="2160" w:hanging="180"/>
-      </w:pPr>
-    </w:lvl>
-    <w:lvl w:ilvl="3" w:tplc="0809000F" w:tentative="1">
-      <w:start w:val="1"/>
-      <w:numFmt w:val="decimal"/>
-      <w:lvlText w:val="%4."/>
-      <w:lvlJc w:val="left"/>
-      <w:pPr>
-        <w:ind w:left="2880" w:hanging="360"/>
-      </w:pPr>
-    </w:lvl>
-    <w:lvl w:ilvl="4" w:tplc="08090019" w:tentative="1">
-      <w:start w:val="1"/>
-      <w:numFmt w:val="lowerLetter"/>
-      <w:lvlText w:val="%5."/>
-      <w:lvlJc w:val="left"/>
-      <w:pPr>
-        <w:ind w:left="3600" w:hanging="360"/>
-      </w:pPr>
-    </w:lvl>
-    <w:lvl w:ilvl="5" w:tplc="0809001B" w:tentative="1">
-      <w:start w:val="1"/>
-      <w:numFmt w:val="lowerRoman"/>
-      <w:lvlText w:val="%6."/>
-      <w:lvlJc w:val="right"/>
-      <w:pPr>
-        <w:ind w:left="4320" w:hanging="180"/>
-      </w:pPr>
-    </w:lvl>
-    <w:lvl w:ilvl="6" w:tplc="0809000F" w:tentative="1">
-      <w:start w:val="1"/>
-      <w:numFmt w:val="decimal"/>
-      <w:lvlText w:val="%7."/>
-      <w:lvlJc w:val="left"/>
-      <w:pPr>
-        <w:ind w:left="5040" w:hanging="360"/>
-      </w:pPr>
-    </w:lvl>
-    <w:lvl w:ilvl="7" w:tplc="08090019" w:tentative="1">
-      <w:start w:val="1"/>
-      <w:numFmt w:val="lowerLetter"/>
-      <w:lvlText w:val="%8."/>
-      <w:lvlJc w:val="left"/>
-      <w:pPr>
-        <w:ind w:left="5760" w:hanging="360"/>
-      </w:pPr>
-    </w:lvl>
-    <w:lvl w:ilvl="8" w:tplc="0809001B" w:tentative="1">
-      <w:start w:val="1"/>
-      <w:numFmt w:val="lowerRoman"/>
-      <w:lvlText w:val="%9."/>
-      <w:lvlJc w:val="right"/>
-      <w:pPr>
-        <w:ind w:left="6480" w:hanging="180"/>
-      </w:pPr>
-    </w:lvl>
-  </w:abstractNum>
-  <w:abstractNum w:abstractNumId="7" w15:restartNumberingAfterBreak="0">
     <w:nsid w:val="63737651"/>
     <w:multiLevelType w:val="hybridMultilevel"/>
     <w:tmpl w:val="A1D00FA6"/>
@@ -33627,239 +32142,7 @@
       </w:pPr>
     </w:lvl>
   </w:abstractNum>
-  <w:abstractNum w:abstractNumId="8" w15:restartNumberingAfterBreak="0">
-    <w:nsid w:val="675D2CF1"/>
-    <w:multiLevelType w:val="hybridMultilevel"/>
-    <w:tmpl w:val="8E98D25A"/>
-    <w:lvl w:ilvl="0" w:tplc="08090017">
-      <w:start w:val="1"/>
-      <w:numFmt w:val="lowerLetter"/>
-      <w:lvlText w:val="%1)"/>
-      <w:lvlJc w:val="left"/>
-      <w:pPr>
-        <w:ind w:left="1068" w:hanging="360"/>
-      </w:pPr>
-      <w:rPr>
-        <w:rFonts w:hint="default"/>
-      </w:rPr>
-    </w:lvl>
-    <w:lvl w:ilvl="1" w:tplc="08090019" w:tentative="1">
-      <w:start w:val="1"/>
-      <w:numFmt w:val="lowerLetter"/>
-      <w:lvlText w:val="%2."/>
-      <w:lvlJc w:val="left"/>
-      <w:pPr>
-        <w:ind w:left="1788" w:hanging="360"/>
-      </w:pPr>
-    </w:lvl>
-    <w:lvl w:ilvl="2" w:tplc="0809001B" w:tentative="1">
-      <w:start w:val="1"/>
-      <w:numFmt w:val="lowerRoman"/>
-      <w:lvlText w:val="%3."/>
-      <w:lvlJc w:val="right"/>
-      <w:pPr>
-        <w:ind w:left="2508" w:hanging="180"/>
-      </w:pPr>
-    </w:lvl>
-    <w:lvl w:ilvl="3" w:tplc="0809000F" w:tentative="1">
-      <w:start w:val="1"/>
-      <w:numFmt w:val="decimal"/>
-      <w:lvlText w:val="%4."/>
-      <w:lvlJc w:val="left"/>
-      <w:pPr>
-        <w:ind w:left="3228" w:hanging="360"/>
-      </w:pPr>
-    </w:lvl>
-    <w:lvl w:ilvl="4" w:tplc="08090019" w:tentative="1">
-      <w:start w:val="1"/>
-      <w:numFmt w:val="lowerLetter"/>
-      <w:lvlText w:val="%5."/>
-      <w:lvlJc w:val="left"/>
-      <w:pPr>
-        <w:ind w:left="3948" w:hanging="360"/>
-      </w:pPr>
-    </w:lvl>
-    <w:lvl w:ilvl="5" w:tplc="0809001B" w:tentative="1">
-      <w:start w:val="1"/>
-      <w:numFmt w:val="lowerRoman"/>
-      <w:lvlText w:val="%6."/>
-      <w:lvlJc w:val="right"/>
-      <w:pPr>
-        <w:ind w:left="4668" w:hanging="180"/>
-      </w:pPr>
-    </w:lvl>
-    <w:lvl w:ilvl="6" w:tplc="0809000F" w:tentative="1">
-      <w:start w:val="1"/>
-      <w:numFmt w:val="decimal"/>
-      <w:lvlText w:val="%7."/>
-      <w:lvlJc w:val="left"/>
-      <w:pPr>
-        <w:ind w:left="5388" w:hanging="360"/>
-      </w:pPr>
-    </w:lvl>
-    <w:lvl w:ilvl="7" w:tplc="08090019" w:tentative="1">
-      <w:start w:val="1"/>
-      <w:numFmt w:val="lowerLetter"/>
-      <w:lvlText w:val="%8."/>
-      <w:lvlJc w:val="left"/>
-      <w:pPr>
-        <w:ind w:left="6108" w:hanging="360"/>
-      </w:pPr>
-    </w:lvl>
-    <w:lvl w:ilvl="8" w:tplc="0809001B" w:tentative="1">
-      <w:start w:val="1"/>
-      <w:numFmt w:val="lowerRoman"/>
-      <w:lvlText w:val="%9."/>
-      <w:lvlJc w:val="right"/>
-      <w:pPr>
-        <w:ind w:left="6828" w:hanging="180"/>
-      </w:pPr>
-    </w:lvl>
-  </w:abstractNum>
-  <w:abstractNum w:abstractNumId="9" w15:restartNumberingAfterBreak="0">
-    <w:nsid w:val="699715EA"/>
-    <w:multiLevelType w:val="multilevel"/>
-    <w:tmpl w:val="4A646382"/>
-    <w:lvl w:ilvl="0">
-      <w:start w:val="1"/>
-      <w:numFmt w:val="bullet"/>
-      <w:lvlText w:val=""/>
-      <w:lvlJc w:val="left"/>
-      <w:pPr>
-        <w:tabs>
-          <w:tab w:val="num" w:pos="1068"/>
-        </w:tabs>
-        <w:ind w:left="1068" w:hanging="360"/>
-      </w:pPr>
-      <w:rPr>
-        <w:rFonts w:ascii="Symbol" w:hAnsi="Symbol" w:hint="default"/>
-        <w:sz w:val="20"/>
-      </w:rPr>
-    </w:lvl>
-    <w:lvl w:ilvl="1">
-      <w:start w:val="1"/>
-      <w:numFmt w:val="decimal"/>
-      <w:lvlText w:val="%2."/>
-      <w:lvlJc w:val="left"/>
-      <w:pPr>
-        <w:ind w:left="1788" w:hanging="360"/>
-      </w:pPr>
-      <w:rPr>
-        <w:rFonts w:hint="default"/>
-      </w:rPr>
-    </w:lvl>
-    <w:lvl w:ilvl="2">
-      <w:start w:val="1"/>
-      <w:numFmt w:val="upperRoman"/>
-      <w:lvlText w:val="%3."/>
-      <w:lvlJc w:val="left"/>
-      <w:pPr>
-        <w:ind w:left="1146" w:hanging="720"/>
-      </w:pPr>
-      <w:rPr>
-        <w:rFonts w:hint="default"/>
-        <w:b w:val="0"/>
-        <w:bCs w:val="0"/>
-      </w:rPr>
-    </w:lvl>
-    <w:lvl w:ilvl="3" w:tentative="1">
-      <w:start w:val="1"/>
-      <w:numFmt w:val="bullet"/>
-      <w:lvlText w:val=""/>
-      <w:lvlJc w:val="left"/>
-      <w:pPr>
-        <w:tabs>
-          <w:tab w:val="num" w:pos="3228"/>
-        </w:tabs>
-        <w:ind w:left="3228" w:hanging="360"/>
-      </w:pPr>
-      <w:rPr>
-        <w:rFonts w:ascii="Wingdings" w:hAnsi="Wingdings" w:hint="default"/>
-        <w:sz w:val="20"/>
-      </w:rPr>
-    </w:lvl>
-    <w:lvl w:ilvl="4" w:tentative="1">
-      <w:start w:val="1"/>
-      <w:numFmt w:val="bullet"/>
-      <w:lvlText w:val=""/>
-      <w:lvlJc w:val="left"/>
-      <w:pPr>
-        <w:tabs>
-          <w:tab w:val="num" w:pos="3948"/>
-        </w:tabs>
-        <w:ind w:left="3948" w:hanging="360"/>
-      </w:pPr>
-      <w:rPr>
-        <w:rFonts w:ascii="Wingdings" w:hAnsi="Wingdings" w:hint="default"/>
-        <w:sz w:val="20"/>
-      </w:rPr>
-    </w:lvl>
-    <w:lvl w:ilvl="5" w:tentative="1">
-      <w:start w:val="1"/>
-      <w:numFmt w:val="bullet"/>
-      <w:lvlText w:val=""/>
-      <w:lvlJc w:val="left"/>
-      <w:pPr>
-        <w:tabs>
-          <w:tab w:val="num" w:pos="4668"/>
-        </w:tabs>
-        <w:ind w:left="4668" w:hanging="360"/>
-      </w:pPr>
-      <w:rPr>
-        <w:rFonts w:ascii="Wingdings" w:hAnsi="Wingdings" w:hint="default"/>
-        <w:sz w:val="20"/>
-      </w:rPr>
-    </w:lvl>
-    <w:lvl w:ilvl="6" w:tentative="1">
-      <w:start w:val="1"/>
-      <w:numFmt w:val="bullet"/>
-      <w:lvlText w:val=""/>
-      <w:lvlJc w:val="left"/>
-      <w:pPr>
-        <w:tabs>
-          <w:tab w:val="num" w:pos="5388"/>
-        </w:tabs>
-        <w:ind w:left="5388" w:hanging="360"/>
-      </w:pPr>
-      <w:rPr>
-        <w:rFonts w:ascii="Wingdings" w:hAnsi="Wingdings" w:hint="default"/>
-        <w:sz w:val="20"/>
-      </w:rPr>
-    </w:lvl>
-    <w:lvl w:ilvl="7" w:tentative="1">
-      <w:start w:val="1"/>
-      <w:numFmt w:val="bullet"/>
-      <w:lvlText w:val=""/>
-      <w:lvlJc w:val="left"/>
-      <w:pPr>
-        <w:tabs>
-          <w:tab w:val="num" w:pos="6108"/>
-        </w:tabs>
-        <w:ind w:left="6108" w:hanging="360"/>
-      </w:pPr>
-      <w:rPr>
-        <w:rFonts w:ascii="Wingdings" w:hAnsi="Wingdings" w:hint="default"/>
-        <w:sz w:val="20"/>
-      </w:rPr>
-    </w:lvl>
-    <w:lvl w:ilvl="8" w:tentative="1">
-      <w:start w:val="1"/>
-      <w:numFmt w:val="bullet"/>
-      <w:lvlText w:val=""/>
-      <w:lvlJc w:val="left"/>
-      <w:pPr>
-        <w:tabs>
-          <w:tab w:val="num" w:pos="6828"/>
-        </w:tabs>
-        <w:ind w:left="6828" w:hanging="360"/>
-      </w:pPr>
-      <w:rPr>
-        <w:rFonts w:ascii="Wingdings" w:hAnsi="Wingdings" w:hint="default"/>
-        <w:sz w:val="20"/>
-      </w:rPr>
-    </w:lvl>
-  </w:abstractNum>
-  <w:abstractNum w:abstractNumId="10" w15:restartNumberingAfterBreak="0">
+  <w:abstractNum w:abstractNumId="2" w15:restartNumberingAfterBreak="0">
     <w:nsid w:val="6A2F56CD"/>
     <w:multiLevelType w:val="hybridMultilevel"/>
     <w:tmpl w:val="2CA877F8"/>
@@ -33948,186 +32231,7 @@
       </w:pPr>
     </w:lvl>
   </w:abstractNum>
-  <w:abstractNum w:abstractNumId="11" w15:restartNumberingAfterBreak="0">
-    <w:nsid w:val="717265ED"/>
-    <w:multiLevelType w:val="hybridMultilevel"/>
-    <w:tmpl w:val="330E1276"/>
-    <w:lvl w:ilvl="0" w:tplc="08090017">
-      <w:start w:val="1"/>
-      <w:numFmt w:val="lowerLetter"/>
-      <w:lvlText w:val="%1)"/>
-      <w:lvlJc w:val="left"/>
-      <w:pPr>
-        <w:ind w:left="1068" w:hanging="360"/>
-      </w:pPr>
-      <w:rPr>
-        <w:rFonts w:hint="default"/>
-      </w:rPr>
-    </w:lvl>
-    <w:lvl w:ilvl="1" w:tplc="08090019" w:tentative="1">
-      <w:start w:val="1"/>
-      <w:numFmt w:val="lowerLetter"/>
-      <w:lvlText w:val="%2."/>
-      <w:lvlJc w:val="left"/>
-      <w:pPr>
-        <w:ind w:left="1788" w:hanging="360"/>
-      </w:pPr>
-    </w:lvl>
-    <w:lvl w:ilvl="2" w:tplc="0809001B" w:tentative="1">
-      <w:start w:val="1"/>
-      <w:numFmt w:val="lowerRoman"/>
-      <w:lvlText w:val="%3."/>
-      <w:lvlJc w:val="right"/>
-      <w:pPr>
-        <w:ind w:left="2508" w:hanging="180"/>
-      </w:pPr>
-    </w:lvl>
-    <w:lvl w:ilvl="3" w:tplc="0809000F" w:tentative="1">
-      <w:start w:val="1"/>
-      <w:numFmt w:val="decimal"/>
-      <w:lvlText w:val="%4."/>
-      <w:lvlJc w:val="left"/>
-      <w:pPr>
-        <w:ind w:left="3228" w:hanging="360"/>
-      </w:pPr>
-    </w:lvl>
-    <w:lvl w:ilvl="4" w:tplc="08090019" w:tentative="1">
-      <w:start w:val="1"/>
-      <w:numFmt w:val="lowerLetter"/>
-      <w:lvlText w:val="%5."/>
-      <w:lvlJc w:val="left"/>
-      <w:pPr>
-        <w:ind w:left="3948" w:hanging="360"/>
-      </w:pPr>
-    </w:lvl>
-    <w:lvl w:ilvl="5" w:tplc="0809001B" w:tentative="1">
-      <w:start w:val="1"/>
-      <w:numFmt w:val="lowerRoman"/>
-      <w:lvlText w:val="%6."/>
-      <w:lvlJc w:val="right"/>
-      <w:pPr>
-        <w:ind w:left="4668" w:hanging="180"/>
-      </w:pPr>
-    </w:lvl>
-    <w:lvl w:ilvl="6" w:tplc="0809000F" w:tentative="1">
-      <w:start w:val="1"/>
-      <w:numFmt w:val="decimal"/>
-      <w:lvlText w:val="%7."/>
-      <w:lvlJc w:val="left"/>
-      <w:pPr>
-        <w:ind w:left="5388" w:hanging="360"/>
-      </w:pPr>
-    </w:lvl>
-    <w:lvl w:ilvl="7" w:tplc="08090019" w:tentative="1">
-      <w:start w:val="1"/>
-      <w:numFmt w:val="lowerLetter"/>
-      <w:lvlText w:val="%8."/>
-      <w:lvlJc w:val="left"/>
-      <w:pPr>
-        <w:ind w:left="6108" w:hanging="360"/>
-      </w:pPr>
-    </w:lvl>
-    <w:lvl w:ilvl="8" w:tplc="0809001B" w:tentative="1">
-      <w:start w:val="1"/>
-      <w:numFmt w:val="lowerRoman"/>
-      <w:lvlText w:val="%9."/>
-      <w:lvlJc w:val="right"/>
-      <w:pPr>
-        <w:ind w:left="6828" w:hanging="180"/>
-      </w:pPr>
-    </w:lvl>
-  </w:abstractNum>
-  <w:abstractNum w:abstractNumId="12" w15:restartNumberingAfterBreak="0">
-    <w:nsid w:val="71C25E6B"/>
-    <w:multiLevelType w:val="hybridMultilevel"/>
-    <w:tmpl w:val="48C4FB64"/>
-    <w:lvl w:ilvl="0" w:tplc="953485EC">
-      <w:start w:val="1"/>
-      <w:numFmt w:val="decimal"/>
-      <w:lvlText w:val="%1."/>
-      <w:lvlJc w:val="left"/>
-      <w:pPr>
-        <w:ind w:left="720" w:hanging="360"/>
-      </w:pPr>
-      <w:rPr>
-        <w:rFonts w:hint="default"/>
-        <w:b/>
-      </w:rPr>
-    </w:lvl>
-    <w:lvl w:ilvl="1" w:tplc="08090019" w:tentative="1">
-      <w:start w:val="1"/>
-      <w:numFmt w:val="lowerLetter"/>
-      <w:lvlText w:val="%2."/>
-      <w:lvlJc w:val="left"/>
-      <w:pPr>
-        <w:ind w:left="1440" w:hanging="360"/>
-      </w:pPr>
-    </w:lvl>
-    <w:lvl w:ilvl="2" w:tplc="0809001B" w:tentative="1">
-      <w:start w:val="1"/>
-      <w:numFmt w:val="lowerRoman"/>
-      <w:lvlText w:val="%3."/>
-      <w:lvlJc w:val="right"/>
-      <w:pPr>
-        <w:ind w:left="2160" w:hanging="180"/>
-      </w:pPr>
-    </w:lvl>
-    <w:lvl w:ilvl="3" w:tplc="0809000F" w:tentative="1">
-      <w:start w:val="1"/>
-      <w:numFmt w:val="decimal"/>
-      <w:lvlText w:val="%4."/>
-      <w:lvlJc w:val="left"/>
-      <w:pPr>
-        <w:ind w:left="2880" w:hanging="360"/>
-      </w:pPr>
-    </w:lvl>
-    <w:lvl w:ilvl="4" w:tplc="08090019" w:tentative="1">
-      <w:start w:val="1"/>
-      <w:numFmt w:val="lowerLetter"/>
-      <w:lvlText w:val="%5."/>
-      <w:lvlJc w:val="left"/>
-      <w:pPr>
-        <w:ind w:left="3600" w:hanging="360"/>
-      </w:pPr>
-    </w:lvl>
-    <w:lvl w:ilvl="5" w:tplc="0809001B" w:tentative="1">
-      <w:start w:val="1"/>
-      <w:numFmt w:val="lowerRoman"/>
-      <w:lvlText w:val="%6."/>
-      <w:lvlJc w:val="right"/>
-      <w:pPr>
-        <w:ind w:left="4320" w:hanging="180"/>
-      </w:pPr>
-    </w:lvl>
-    <w:lvl w:ilvl="6" w:tplc="0809000F" w:tentative="1">
-      <w:start w:val="1"/>
-      <w:numFmt w:val="decimal"/>
-      <w:lvlText w:val="%7."/>
-      <w:lvlJc w:val="left"/>
-      <w:pPr>
-        <w:ind w:left="5040" w:hanging="360"/>
-      </w:pPr>
-    </w:lvl>
-    <w:lvl w:ilvl="7" w:tplc="08090019" w:tentative="1">
-      <w:start w:val="1"/>
-      <w:numFmt w:val="lowerLetter"/>
-      <w:lvlText w:val="%8."/>
-      <w:lvlJc w:val="left"/>
-      <w:pPr>
-        <w:ind w:left="5760" w:hanging="360"/>
-      </w:pPr>
-    </w:lvl>
-    <w:lvl w:ilvl="8" w:tplc="0809001B" w:tentative="1">
-      <w:start w:val="1"/>
-      <w:numFmt w:val="lowerRoman"/>
-      <w:lvlText w:val="%9."/>
-      <w:lvlJc w:val="right"/>
-      <w:pPr>
-        <w:ind w:left="6480" w:hanging="180"/>
-      </w:pPr>
-    </w:lvl>
-  </w:abstractNum>
-  <w:abstractNum w:abstractNumId="13" w15:restartNumberingAfterBreak="0">
+  <w:abstractNum w:abstractNumId="3" w15:restartNumberingAfterBreak="0">
     <w:nsid w:val="7ADE674B"/>
     <w:multiLevelType w:val="multilevel"/>
     <w:tmpl w:val="EDBA8F88"/>
@@ -34138,9 +32242,9 @@
       <w:lvlJc w:val="left"/>
       <w:pPr>
         <w:tabs>
-          <w:tab w:val="num" w:pos="1068"/>
+          <w:tab w:val="num" w:pos="720"/>
         </w:tabs>
-        <w:ind w:left="1068" w:hanging="360"/>
+        <w:ind w:left="720" w:hanging="360"/>
       </w:pPr>
       <w:rPr>
         <w:rFonts w:ascii="Symbol" w:hAnsi="Symbol" w:hint="default"/>
@@ -34154,9 +32258,9 @@
       <w:lvlJc w:val="left"/>
       <w:pPr>
         <w:tabs>
-          <w:tab w:val="num" w:pos="1788"/>
+          <w:tab w:val="num" w:pos="1440"/>
         </w:tabs>
-        <w:ind w:left="1788" w:hanging="360"/>
+        <w:ind w:left="1440" w:hanging="360"/>
       </w:pPr>
       <w:rPr>
         <w:rFonts w:ascii="Courier New" w:hAnsi="Courier New" w:hint="default"/>
@@ -34170,9 +32274,9 @@
       <w:lvlJc w:val="left"/>
       <w:pPr>
         <w:tabs>
-          <w:tab w:val="num" w:pos="2508"/>
+          <w:tab w:val="num" w:pos="2160"/>
         </w:tabs>
-        <w:ind w:left="2508" w:hanging="360"/>
+        <w:ind w:left="2160" w:hanging="360"/>
       </w:pPr>
       <w:rPr>
         <w:rFonts w:ascii="Wingdings" w:hAnsi="Wingdings" w:hint="default"/>
@@ -34186,9 +32290,9 @@
       <w:lvlJc w:val="left"/>
       <w:pPr>
         <w:tabs>
-          <w:tab w:val="num" w:pos="3228"/>
+          <w:tab w:val="num" w:pos="2880"/>
         </w:tabs>
-        <w:ind w:left="3228" w:hanging="360"/>
+        <w:ind w:left="2880" w:hanging="360"/>
       </w:pPr>
       <w:rPr>
         <w:rFonts w:ascii="Wingdings" w:hAnsi="Wingdings" w:hint="default"/>
@@ -34202,9 +32306,9 @@
       <w:lvlJc w:val="left"/>
       <w:pPr>
         <w:tabs>
-          <w:tab w:val="num" w:pos="3948"/>
+          <w:tab w:val="num" w:pos="3600"/>
         </w:tabs>
-        <w:ind w:left="3948" w:hanging="360"/>
+        <w:ind w:left="3600" w:hanging="360"/>
       </w:pPr>
       <w:rPr>
         <w:rFonts w:ascii="Wingdings" w:hAnsi="Wingdings" w:hint="default"/>
@@ -34218,9 +32322,9 @@
       <w:lvlJc w:val="left"/>
       <w:pPr>
         <w:tabs>
-          <w:tab w:val="num" w:pos="4668"/>
+          <w:tab w:val="num" w:pos="4320"/>
         </w:tabs>
-        <w:ind w:left="4668" w:hanging="360"/>
+        <w:ind w:left="4320" w:hanging="360"/>
       </w:pPr>
       <w:rPr>
         <w:rFonts w:ascii="Wingdings" w:hAnsi="Wingdings" w:hint="default"/>
@@ -34234,9 +32338,9 @@
       <w:lvlJc w:val="left"/>
       <w:pPr>
         <w:tabs>
-          <w:tab w:val="num" w:pos="5388"/>
+          <w:tab w:val="num" w:pos="5040"/>
         </w:tabs>
-        <w:ind w:left="5388" w:hanging="360"/>
+        <w:ind w:left="5040" w:hanging="360"/>
       </w:pPr>
       <w:rPr>
         <w:rFonts w:ascii="Wingdings" w:hAnsi="Wingdings" w:hint="default"/>
@@ -34250,9 +32354,9 @@
       <w:lvlJc w:val="left"/>
       <w:pPr>
         <w:tabs>
-          <w:tab w:val="num" w:pos="6108"/>
+          <w:tab w:val="num" w:pos="5760"/>
         </w:tabs>
-        <w:ind w:left="6108" w:hanging="360"/>
+        <w:ind w:left="5760" w:hanging="360"/>
       </w:pPr>
       <w:rPr>
         <w:rFonts w:ascii="Wingdings" w:hAnsi="Wingdings" w:hint="default"/>
@@ -34266,9 +32370,9 @@
       <w:lvlJc w:val="left"/>
       <w:pPr>
         <w:tabs>
-          <w:tab w:val="num" w:pos="6828"/>
+          <w:tab w:val="num" w:pos="6480"/>
         </w:tabs>
-        <w:ind w:left="6828" w:hanging="360"/>
+        <w:ind w:left="6480" w:hanging="360"/>
       </w:pPr>
       <w:rPr>
         <w:rFonts w:ascii="Wingdings" w:hAnsi="Wingdings" w:hint="default"/>
@@ -34277,46 +32381,16 @@
     </w:lvl>
   </w:abstractNum>
   <w:num w:numId="1" w16cid:durableId="920218963">
-    <w:abstractNumId w:val="7"/>
+    <w:abstractNumId w:val="1"/>
   </w:num>
   <w:num w:numId="2" w16cid:durableId="1850288133">
-    <w:abstractNumId w:val="13"/>
+    <w:abstractNumId w:val="3"/>
   </w:num>
   <w:num w:numId="3" w16cid:durableId="1505897078">
     <w:abstractNumId w:val="0"/>
   </w:num>
   <w:num w:numId="4" w16cid:durableId="1920826929">
-    <w:abstractNumId w:val="10"/>
-  </w:num>
-  <w:num w:numId="5" w16cid:durableId="1987079370">
-    <w:abstractNumId w:val="4"/>
-  </w:num>
-  <w:num w:numId="6" w16cid:durableId="1491287269">
-    <w:abstractNumId w:val="3"/>
-  </w:num>
-  <w:num w:numId="7" w16cid:durableId="649948155">
-    <w:abstractNumId w:val="12"/>
-  </w:num>
-  <w:num w:numId="8" w16cid:durableId="1550729000">
-    <w:abstractNumId w:val="11"/>
-  </w:num>
-  <w:num w:numId="9" w16cid:durableId="471675107">
     <w:abstractNumId w:val="2"/>
-  </w:num>
-  <w:num w:numId="10" w16cid:durableId="1208224075">
-    <w:abstractNumId w:val="6"/>
-  </w:num>
-  <w:num w:numId="11" w16cid:durableId="518742473">
-    <w:abstractNumId w:val="1"/>
-  </w:num>
-  <w:num w:numId="12" w16cid:durableId="303387777">
-    <w:abstractNumId w:val="5"/>
-  </w:num>
-  <w:num w:numId="13" w16cid:durableId="2028016006">
-    <w:abstractNumId w:val="9"/>
-  </w:num>
-  <w:num w:numId="14" w16cid:durableId="384569286">
-    <w:abstractNumId w:val="8"/>
   </w:num>
 </w:numbering>
 </file>
@@ -35237,69 +33311,6 @@
       <w:spacing w:val="5"/>
     </w:rPr>
   </w:style>
-  <w:style w:type="table" w:styleId="Tabela-Siatka">
-    <w:name w:val="Table Grid"/>
-    <w:basedOn w:val="Standardowy"/>
-    <w:uiPriority w:val="39"/>
-    <w:rsid w:val="00372EC3"/>
-    <w:pPr>
-      <w:spacing w:after="0" w:line="240" w:lineRule="auto"/>
-    </w:pPr>
-    <w:tblPr>
-      <w:tblBorders>
-        <w:top w:val="single" w:sz="4" w:space="0" w:color="auto"/>
-        <w:left w:val="single" w:sz="4" w:space="0" w:color="auto"/>
-        <w:bottom w:val="single" w:sz="4" w:space="0" w:color="auto"/>
-        <w:right w:val="single" w:sz="4" w:space="0" w:color="auto"/>
-        <w:insideH w:val="single" w:sz="4" w:space="0" w:color="auto"/>
-        <w:insideV w:val="single" w:sz="4" w:space="0" w:color="auto"/>
-      </w:tblBorders>
-    </w:tblPr>
-  </w:style>
-  <w:style w:type="paragraph" w:styleId="Nagwek">
-    <w:name w:val="header"/>
-    <w:basedOn w:val="Normalny"/>
-    <w:link w:val="NagwekZnak"/>
-    <w:uiPriority w:val="99"/>
-    <w:unhideWhenUsed/>
-    <w:rsid w:val="000919FC"/>
-    <w:pPr>
-      <w:tabs>
-        <w:tab w:val="center" w:pos="4536"/>
-        <w:tab w:val="right" w:pos="9072"/>
-      </w:tabs>
-      <w:spacing w:after="0" w:line="240" w:lineRule="auto"/>
-    </w:pPr>
-  </w:style>
-  <w:style w:type="character" w:customStyle="1" w:styleId="NagwekZnak">
-    <w:name w:val="Nagłówek Znak"/>
-    <w:basedOn w:val="Domylnaczcionkaakapitu"/>
-    <w:link w:val="Nagwek"/>
-    <w:uiPriority w:val="99"/>
-    <w:rsid w:val="000919FC"/>
-  </w:style>
-  <w:style w:type="paragraph" w:styleId="Stopka">
-    <w:name w:val="footer"/>
-    <w:basedOn w:val="Normalny"/>
-    <w:link w:val="StopkaZnak"/>
-    <w:uiPriority w:val="99"/>
-    <w:unhideWhenUsed/>
-    <w:rsid w:val="000919FC"/>
-    <w:pPr>
-      <w:tabs>
-        <w:tab w:val="center" w:pos="4536"/>
-        <w:tab w:val="right" w:pos="9072"/>
-      </w:tabs>
-      <w:spacing w:after="0" w:line="240" w:lineRule="auto"/>
-    </w:pPr>
-  </w:style>
-  <w:style w:type="character" w:customStyle="1" w:styleId="StopkaZnak">
-    <w:name w:val="Stopka Znak"/>
-    <w:basedOn w:val="Domylnaczcionkaakapitu"/>
-    <w:link w:val="Stopka"/>
-    <w:uiPriority w:val="99"/>
-    <w:rsid w:val="000919FC"/>
-  </w:style>
 </w:styles>
 </file>
 
@@ -41556,7 +39567,7 @@
           <c:smooth val="0"/>
           <c:extLst>
             <c:ext xmlns:c16="http://schemas.microsoft.com/office/drawing/2014/chart" uri="{C3380CC4-5D6E-409C-BE32-E72D297353CC}">
-              <c16:uniqueId val="{00000000-3E07-474C-BC01-96A92CD4E04C}"/>
+              <c16:uniqueId val="{00000000-B911-4B36-AE45-A071CB1E73FE}"/>
             </c:ext>
           </c:extLst>
         </c:ser>
@@ -41756,7 +39767,7 @@
           <c:smooth val="0"/>
           <c:extLst>
             <c:ext xmlns:c16="http://schemas.microsoft.com/office/drawing/2014/chart" uri="{C3380CC4-5D6E-409C-BE32-E72D297353CC}">
-              <c16:uniqueId val="{00000001-3E07-474C-BC01-96A92CD4E04C}"/>
+              <c16:uniqueId val="{00000001-B911-4B36-AE45-A071CB1E73FE}"/>
             </c:ext>
           </c:extLst>
         </c:ser>
@@ -41956,7 +39967,7 @@
           <c:smooth val="0"/>
           <c:extLst>
             <c:ext xmlns:c16="http://schemas.microsoft.com/office/drawing/2014/chart" uri="{C3380CC4-5D6E-409C-BE32-E72D297353CC}">
-              <c16:uniqueId val="{00000002-3E07-474C-BC01-96A92CD4E04C}"/>
+              <c16:uniqueId val="{00000002-B911-4B36-AE45-A071CB1E73FE}"/>
             </c:ext>
           </c:extLst>
         </c:ser>
